--- a/Formlar/Kullanilan_Kaliplar-tema-1.docx
+++ b/Formlar/Kullanilan_Kaliplar-tema-1.docx
@@ -1813,7 +1813,7 @@
                 <w:rFonts w:ascii="Times New Roman" w:hAnsi="Times New Roman" w:cs="Times New Roman"/>
                 <w:lang w:val="tr-TR"/>
               </w:rPr>
-              <w:t xml:space="preserve">Analiz ve Keşif Atölyesi </w:t>
+              <w:t>Örnek-Çözüm Atölyesi</w:t>
             </w:r>
           </w:p>
         </w:tc>
@@ -1835,21 +1835,7 @@
                 <w:rFonts w:ascii="Times New Roman" w:hAnsi="Times New Roman" w:cs="Times New Roman"/>
                 <w:lang w:val="tr-TR"/>
               </w:rPr>
-              <w:t>1.</w:t>
-            </w:r>
-            <w:r>
-              <w:rPr>
-                <w:rFonts w:ascii="Times New Roman" w:hAnsi="Times New Roman" w:cs="Times New Roman"/>
-                <w:lang w:val="tr-TR"/>
-              </w:rPr>
-              <w:t>6</w:t>
-            </w:r>
-            <w:r>
-              <w:rPr>
-                <w:rFonts w:ascii="Times New Roman" w:hAnsi="Times New Roman" w:cs="Times New Roman"/>
-                <w:lang w:val="tr-TR"/>
-              </w:rPr>
-              <w:t>.</w:t>
+              <w:t>1.1.</w:t>
             </w:r>
           </w:p>
         </w:tc>
@@ -1871,42 +1857,7 @@
                 <w:rFonts w:ascii="Times New Roman" w:hAnsi="Times New Roman" w:cs="Times New Roman"/>
                 <w:lang w:val="tr-TR"/>
               </w:rPr>
-              <w:t xml:space="preserve">Kim10.1.7 / </w:t>
-            </w:r>
-            <w:r>
-              <w:rPr>
-                <w:rFonts w:ascii="Times New Roman" w:hAnsi="Times New Roman" w:cs="Times New Roman"/>
-                <w:lang w:val="tr-TR"/>
-              </w:rPr>
-              <w:t>1.1.</w:t>
-            </w:r>
-            <w:r>
-              <w:rPr>
-                <w:rFonts w:ascii="Times New Roman" w:hAnsi="Times New Roman" w:cs="Times New Roman"/>
-                <w:lang w:val="tr-TR"/>
-              </w:rPr>
-              <w:t>6</w:t>
-            </w:r>
-            <w:r>
-              <w:rPr>
-                <w:rFonts w:ascii="Times New Roman" w:hAnsi="Times New Roman" w:cs="Times New Roman"/>
-                <w:lang w:val="tr-TR"/>
-              </w:rPr>
-              <w:t>.</w:t>
-            </w:r>
-            <w:r>
-              <w:rPr>
-                <w:rFonts w:ascii="Times New Roman" w:hAnsi="Times New Roman" w:cs="Times New Roman"/>
-                <w:lang w:val="tr-TR"/>
-              </w:rPr>
-              <w:t xml:space="preserve">Kimyasal </w:t>
-            </w:r>
-            <w:r>
-              <w:rPr>
-                <w:rFonts w:ascii="Times New Roman" w:hAnsi="Times New Roman" w:cs="Times New Roman"/>
-                <w:lang w:val="tr-TR"/>
-              </w:rPr>
-              <w:t>Hesaplamalar</w:t>
+              <w:t>Kim11.1.3 / 1.1.3. Bağ Enerjileriyle Tepkime Entalpisinin Hesaplanması</w:t>
             </w:r>
           </w:p>
         </w:tc>
@@ -1952,7 +1903,7 @@
                 <w:rFonts w:ascii="Times New Roman" w:hAnsi="Times New Roman" w:cs="Times New Roman"/>
                 <w:lang w:val="tr-TR"/>
               </w:rPr>
-              <w:t xml:space="preserve">Analiz ve Keşif Atölyesi </w:t>
+              <w:t>Örnek-Çözüm Atölyesi</w:t>
             </w:r>
           </w:p>
         </w:tc>
@@ -1974,21 +1925,7 @@
                 <w:rFonts w:ascii="Times New Roman" w:hAnsi="Times New Roman" w:cs="Times New Roman"/>
                 <w:lang w:val="tr-TR"/>
               </w:rPr>
-              <w:t>1.</w:t>
-            </w:r>
-            <w:r>
-              <w:rPr>
-                <w:rFonts w:ascii="Times New Roman" w:hAnsi="Times New Roman" w:cs="Times New Roman"/>
-                <w:lang w:val="tr-TR"/>
-              </w:rPr>
-              <w:t>7</w:t>
-            </w:r>
-            <w:r>
-              <w:rPr>
-                <w:rFonts w:ascii="Times New Roman" w:hAnsi="Times New Roman" w:cs="Times New Roman"/>
-                <w:lang w:val="tr-TR"/>
-              </w:rPr>
-              <w:t>.</w:t>
+              <w:t>1.2.</w:t>
             </w:r>
           </w:p>
         </w:tc>
@@ -2010,42 +1947,7 @@
                 <w:rFonts w:ascii="Times New Roman" w:hAnsi="Times New Roman" w:cs="Times New Roman"/>
                 <w:lang w:val="tr-TR"/>
               </w:rPr>
-              <w:t xml:space="preserve">Kim10.1.7 / </w:t>
-            </w:r>
-            <w:r>
-              <w:rPr>
-                <w:rFonts w:ascii="Times New Roman" w:hAnsi="Times New Roman" w:cs="Times New Roman"/>
-                <w:lang w:val="tr-TR"/>
-              </w:rPr>
-              <w:t>1.1.</w:t>
-            </w:r>
-            <w:r>
-              <w:rPr>
-                <w:rFonts w:ascii="Times New Roman" w:hAnsi="Times New Roman" w:cs="Times New Roman"/>
-                <w:lang w:val="tr-TR"/>
-              </w:rPr>
-              <w:t>6</w:t>
-            </w:r>
-            <w:r>
-              <w:rPr>
-                <w:rFonts w:ascii="Times New Roman" w:hAnsi="Times New Roman" w:cs="Times New Roman"/>
-                <w:lang w:val="tr-TR"/>
-              </w:rPr>
-              <w:t>.</w:t>
-            </w:r>
-            <w:r>
-              <w:rPr>
-                <w:rFonts w:ascii="Times New Roman" w:hAnsi="Times New Roman" w:cs="Times New Roman"/>
-                <w:lang w:val="tr-TR"/>
-              </w:rPr>
-              <w:t xml:space="preserve">Kimyasal </w:t>
-            </w:r>
-            <w:r>
-              <w:rPr>
-                <w:rFonts w:ascii="Times New Roman" w:hAnsi="Times New Roman" w:cs="Times New Roman"/>
-                <w:lang w:val="tr-TR"/>
-              </w:rPr>
-              <w:t>Hesaplamalar</w:t>
+              <w:t>Kim11.1.3 / 1.1.3. Bağ Enerjileriyle Tepkime Entalpisinin Hesaplanması</w:t>
             </w:r>
           </w:p>
         </w:tc>
@@ -2076,108 +1978,66 @@
         <w:tc>
           <w:tcPr>
             <w:tcW w:w="1656" w:type="dxa"/>
-            <w:shd w:val="clear" w:color="auto" w:fill="FFC000"/>
-          </w:tcPr>
-          <w:p>
-            <w:pPr>
-              <w:jc w:val="both"/>
-              <w:rPr>
-                <w:rFonts w:ascii="Times New Roman" w:hAnsi="Times New Roman" w:cs="Times New Roman"/>
-                <w:lang w:val="tr-TR"/>
-              </w:rPr>
-            </w:pPr>
-            <w:r>
-              <w:rPr>
-                <w:rFonts w:ascii="Times New Roman" w:hAnsi="Times New Roman" w:cs="Times New Roman"/>
-                <w:lang w:val="tr-TR"/>
-              </w:rPr>
-              <w:t xml:space="preserve">Sıra Sizde </w:t>
+            <w:shd w:val="clear" w:color="auto" w:fill="00B0F0"/>
+          </w:tcPr>
+          <w:p>
+            <w:pPr>
+              <w:jc w:val="both"/>
+              <w:rPr>
+                <w:rFonts w:ascii="Times New Roman" w:hAnsi="Times New Roman" w:cs="Times New Roman"/>
+                <w:lang w:val="tr-TR"/>
+              </w:rPr>
+            </w:pPr>
+            <w:r>
+              <w:rPr>
+                <w:rFonts w:ascii="Times New Roman" w:hAnsi="Times New Roman" w:cs="Times New Roman"/>
+                <w:lang w:val="tr-TR"/>
+              </w:rPr>
+              <w:t>Örnek-Çözüm Atölyesi</w:t>
             </w:r>
           </w:p>
         </w:tc>
         <w:tc>
           <w:tcPr>
             <w:tcW w:w="1086" w:type="dxa"/>
-            <w:shd w:val="clear" w:color="auto" w:fill="FFC000"/>
-          </w:tcPr>
-          <w:p>
-            <w:pPr>
-              <w:jc w:val="both"/>
-              <w:rPr>
-                <w:rFonts w:ascii="Times New Roman" w:hAnsi="Times New Roman" w:cs="Times New Roman"/>
-                <w:lang w:val="tr-TR"/>
-              </w:rPr>
-            </w:pPr>
-            <w:r>
-              <w:rPr>
-                <w:rFonts w:ascii="Times New Roman" w:hAnsi="Times New Roman" w:cs="Times New Roman"/>
-                <w:lang w:val="tr-TR"/>
-              </w:rPr>
-              <w:t>1</w:t>
-            </w:r>
-            <w:r>
-              <w:rPr>
-                <w:rFonts w:ascii="Times New Roman" w:hAnsi="Times New Roman" w:cs="Times New Roman"/>
-                <w:lang w:val="tr-TR"/>
-              </w:rPr>
-              <w:t>.6.</w:t>
+            <w:shd w:val="clear" w:color="auto" w:fill="00B0F0"/>
+          </w:tcPr>
+          <w:p>
+            <w:pPr>
+              <w:jc w:val="both"/>
+              <w:rPr>
+                <w:rFonts w:ascii="Times New Roman" w:hAnsi="Times New Roman" w:cs="Times New Roman"/>
+                <w:lang w:val="tr-TR"/>
+              </w:rPr>
+            </w:pPr>
+            <w:r>
+              <w:rPr>
+                <w:rFonts w:ascii="Times New Roman" w:hAnsi="Times New Roman" w:cs="Times New Roman"/>
+                <w:lang w:val="tr-TR"/>
+              </w:rPr>
+              <w:t>1.3.</w:t>
             </w:r>
           </w:p>
         </w:tc>
         <w:tc>
           <w:tcPr>
             <w:tcW w:w="5527" w:type="dxa"/>
-            <w:shd w:val="clear" w:color="auto" w:fill="FFC000"/>
-          </w:tcPr>
-          <w:p>
-            <w:pPr>
-              <w:jc w:val="both"/>
-              <w:rPr>
-                <w:rFonts w:ascii="Times New Roman" w:hAnsi="Times New Roman" w:cs="Times New Roman"/>
-                <w:lang w:val="tr-TR"/>
-              </w:rPr>
-            </w:pPr>
-            <w:r>
-              <w:rPr>
-                <w:rFonts w:ascii="Times New Roman" w:hAnsi="Times New Roman" w:cs="Times New Roman"/>
-                <w:lang w:val="tr-TR"/>
-              </w:rPr>
-              <w:t xml:space="preserve">Kim10.1.7 / </w:t>
-            </w:r>
-            <w:r>
-              <w:rPr>
-                <w:rFonts w:ascii="Times New Roman" w:hAnsi="Times New Roman" w:cs="Times New Roman"/>
-                <w:lang w:val="tr-TR"/>
-              </w:rPr>
-              <w:t>1.1.</w:t>
-            </w:r>
-            <w:r>
-              <w:rPr>
-                <w:rFonts w:ascii="Times New Roman" w:hAnsi="Times New Roman" w:cs="Times New Roman"/>
-                <w:lang w:val="tr-TR"/>
-              </w:rPr>
-              <w:t>6</w:t>
-            </w:r>
-            <w:r>
-              <w:rPr>
-                <w:rFonts w:ascii="Times New Roman" w:hAnsi="Times New Roman" w:cs="Times New Roman"/>
-                <w:lang w:val="tr-TR"/>
-              </w:rPr>
-              <w:t>.</w:t>
-            </w:r>
-            <w:r>
-              <w:rPr>
-                <w:rFonts w:ascii="Times New Roman" w:hAnsi="Times New Roman" w:cs="Times New Roman"/>
-                <w:lang w:val="tr-TR"/>
-              </w:rPr>
-              <w:t xml:space="preserve">Kimyasal </w:t>
-            </w:r>
-            <w:r>
-              <w:rPr>
-                <w:rFonts w:ascii="Times New Roman" w:hAnsi="Times New Roman" w:cs="Times New Roman"/>
-                <w:lang w:val="tr-TR"/>
-              </w:rPr>
-              <w:t>Hesaplamalar</w:t>
+            <w:shd w:val="clear" w:color="auto" w:fill="00B0F0"/>
+          </w:tcPr>
+          <w:p>
+            <w:pPr>
+              <w:jc w:val="both"/>
+              <w:rPr>
+                <w:rFonts w:ascii="Times New Roman" w:hAnsi="Times New Roman" w:cs="Times New Roman"/>
+                <w:lang w:val="tr-TR"/>
+              </w:rPr>
+            </w:pPr>
+            <w:r>
+              <w:rPr>
+                <w:rFonts w:ascii="Times New Roman" w:hAnsi="Times New Roman" w:cs="Times New Roman"/>
+                <w:lang w:val="tr-TR"/>
+              </w:rPr>
+              <w:t>Kim11.1.4 / 1.1.4. Standart Oluşum Entalpileriyle Tepkime Entalpisinin Hesaplanması</w:t>
             </w:r>
           </w:p>
         </w:tc>
@@ -2223,7 +2083,7 @@
                 <w:rFonts w:ascii="Times New Roman" w:hAnsi="Times New Roman" w:cs="Times New Roman"/>
                 <w:lang w:val="tr-TR"/>
               </w:rPr>
-              <w:t xml:space="preserve">Analiz ve Keşif Atölyesi </w:t>
+              <w:t>Örnek-Çözüm Atölyesi</w:t>
             </w:r>
           </w:p>
         </w:tc>
@@ -2245,21 +2105,7 @@
                 <w:rFonts w:ascii="Times New Roman" w:hAnsi="Times New Roman" w:cs="Times New Roman"/>
                 <w:lang w:val="tr-TR"/>
               </w:rPr>
-              <w:t>1.</w:t>
-            </w:r>
-            <w:r>
-              <w:rPr>
-                <w:rFonts w:ascii="Times New Roman" w:hAnsi="Times New Roman" w:cs="Times New Roman"/>
-                <w:lang w:val="tr-TR"/>
-              </w:rPr>
-              <w:t>8</w:t>
-            </w:r>
-            <w:r>
-              <w:rPr>
-                <w:rFonts w:ascii="Times New Roman" w:hAnsi="Times New Roman" w:cs="Times New Roman"/>
-                <w:lang w:val="tr-TR"/>
-              </w:rPr>
-              <w:t>.</w:t>
+              <w:t>1.4.</w:t>
             </w:r>
           </w:p>
         </w:tc>
@@ -2281,14 +2127,7 @@
                 <w:rFonts w:ascii="Times New Roman" w:hAnsi="Times New Roman" w:cs="Times New Roman"/>
                 <w:lang w:val="tr-TR"/>
               </w:rPr>
-              <w:t xml:space="preserve">Kim10.1.8 / </w:t>
-            </w:r>
-            <w:r>
-              <w:rPr>
-                <w:rFonts w:ascii="Times New Roman" w:hAnsi="Times New Roman" w:cs="Times New Roman"/>
-                <w:lang w:val="tr-TR"/>
-              </w:rPr>
-              <w:t>1.2.1.Gazların Özellikleri ve Gaz Yasaları</w:t>
+              <w:t>Kim11.1.4 / 1.1.4. Standart Oluşum Entalpileriyle Tepkime Entalpisinin Hesaplanması</w:t>
             </w:r>
           </w:p>
         </w:tc>
@@ -2319,80 +2158,66 @@
         <w:tc>
           <w:tcPr>
             <w:tcW w:w="1656" w:type="dxa"/>
-            <w:shd w:val="clear" w:color="auto" w:fill="FFC000"/>
-          </w:tcPr>
-          <w:p>
-            <w:pPr>
-              <w:jc w:val="both"/>
-              <w:rPr>
-                <w:rFonts w:ascii="Times New Roman" w:hAnsi="Times New Roman" w:cs="Times New Roman"/>
-                <w:lang w:val="tr-TR"/>
-              </w:rPr>
-            </w:pPr>
-            <w:r>
-              <w:rPr>
-                <w:rFonts w:ascii="Times New Roman" w:hAnsi="Times New Roman" w:cs="Times New Roman"/>
-                <w:lang w:val="tr-TR"/>
-              </w:rPr>
-              <w:t xml:space="preserve">Sıra Sizde </w:t>
+            <w:shd w:val="clear" w:color="auto" w:fill="00B0F0"/>
+          </w:tcPr>
+          <w:p>
+            <w:pPr>
+              <w:jc w:val="both"/>
+              <w:rPr>
+                <w:rFonts w:ascii="Times New Roman" w:hAnsi="Times New Roman" w:cs="Times New Roman"/>
+                <w:lang w:val="tr-TR"/>
+              </w:rPr>
+            </w:pPr>
+            <w:r>
+              <w:rPr>
+                <w:rFonts w:ascii="Times New Roman" w:hAnsi="Times New Roman" w:cs="Times New Roman"/>
+                <w:lang w:val="tr-TR"/>
+              </w:rPr>
+              <w:t>Analiz ve Keşif Atölyesi</w:t>
             </w:r>
           </w:p>
         </w:tc>
         <w:tc>
           <w:tcPr>
             <w:tcW w:w="1086" w:type="dxa"/>
-            <w:shd w:val="clear" w:color="auto" w:fill="FFC000"/>
-          </w:tcPr>
-          <w:p>
-            <w:pPr>
-              <w:jc w:val="both"/>
-              <w:rPr>
-                <w:rFonts w:ascii="Times New Roman" w:hAnsi="Times New Roman" w:cs="Times New Roman"/>
-                <w:lang w:val="tr-TR"/>
-              </w:rPr>
-            </w:pPr>
-            <w:r>
-              <w:rPr>
-                <w:rFonts w:ascii="Times New Roman" w:hAnsi="Times New Roman" w:cs="Times New Roman"/>
-                <w:lang w:val="tr-TR"/>
-              </w:rPr>
-              <w:t>1</w:t>
-            </w:r>
-            <w:r>
-              <w:rPr>
-                <w:rFonts w:ascii="Times New Roman" w:hAnsi="Times New Roman" w:cs="Times New Roman"/>
-                <w:lang w:val="tr-TR"/>
-              </w:rPr>
-              <w:t>.7.</w:t>
+            <w:shd w:val="clear" w:color="auto" w:fill="00B0F0"/>
+          </w:tcPr>
+          <w:p>
+            <w:pPr>
+              <w:jc w:val="both"/>
+              <w:rPr>
+                <w:rFonts w:ascii="Times New Roman" w:hAnsi="Times New Roman" w:cs="Times New Roman"/>
+                <w:lang w:val="tr-TR"/>
+              </w:rPr>
+            </w:pPr>
+            <w:r>
+              <w:rPr>
+                <w:rFonts w:ascii="Times New Roman" w:hAnsi="Times New Roman" w:cs="Times New Roman"/>
+                <w:lang w:val="tr-TR"/>
+              </w:rPr>
+              <w:t>1.6.</w:t>
             </w:r>
           </w:p>
         </w:tc>
         <w:tc>
           <w:tcPr>
             <w:tcW w:w="5527" w:type="dxa"/>
-            <w:shd w:val="clear" w:color="auto" w:fill="FFC000"/>
-          </w:tcPr>
-          <w:p>
-            <w:pPr>
-              <w:jc w:val="both"/>
-              <w:rPr>
-                <w:rFonts w:ascii="Times New Roman" w:hAnsi="Times New Roman" w:cs="Times New Roman"/>
-                <w:lang w:val="tr-TR"/>
-              </w:rPr>
-            </w:pPr>
-            <w:r>
-              <w:rPr>
-                <w:rFonts w:ascii="Times New Roman" w:hAnsi="Times New Roman" w:cs="Times New Roman"/>
-                <w:lang w:val="tr-TR"/>
-              </w:rPr>
-              <w:t xml:space="preserve">Kim10.1.8 / </w:t>
-            </w:r>
-            <w:r>
-              <w:rPr>
-                <w:rFonts w:ascii="Times New Roman" w:hAnsi="Times New Roman" w:cs="Times New Roman"/>
-                <w:lang w:val="tr-TR"/>
-              </w:rPr>
-              <w:t>1.2.1.Gazların Özellikleri ve Gaz Yasaları</w:t>
+            <w:shd w:val="clear" w:color="auto" w:fill="00B0F0"/>
+          </w:tcPr>
+          <w:p>
+            <w:pPr>
+              <w:jc w:val="both"/>
+              <w:rPr>
+                <w:rFonts w:ascii="Times New Roman" w:hAnsi="Times New Roman" w:cs="Times New Roman"/>
+                <w:lang w:val="tr-TR"/>
+              </w:rPr>
+            </w:pPr>
+            <w:r>
+              <w:rPr>
+                <w:rFonts w:ascii="Times New Roman" w:hAnsi="Times New Roman" w:cs="Times New Roman"/>
+                <w:lang w:val="tr-TR"/>
+              </w:rPr>
+              <w:t>Kim11.1.6 / 1.2.2. Tepken ve Ürün Derişimleriyle Ortalama Tepkime Hızlarının Hesaplanması</w:t>
             </w:r>
           </w:p>
         </w:tc>
@@ -2438,7 +2263,7 @@
                 <w:rFonts w:ascii="Times New Roman" w:hAnsi="Times New Roman" w:cs="Times New Roman"/>
                 <w:lang w:val="tr-TR"/>
               </w:rPr>
-              <w:t xml:space="preserve">Analiz ve Keşif Atölyesi </w:t>
+              <w:t>Örnek-Çözüm Atölyesi</w:t>
             </w:r>
           </w:p>
         </w:tc>
@@ -2460,21 +2285,7 @@
                 <w:rFonts w:ascii="Times New Roman" w:hAnsi="Times New Roman" w:cs="Times New Roman"/>
                 <w:lang w:val="tr-TR"/>
               </w:rPr>
-              <w:t>1.</w:t>
-            </w:r>
-            <w:r>
-              <w:rPr>
-                <w:rFonts w:ascii="Times New Roman" w:hAnsi="Times New Roman" w:cs="Times New Roman"/>
-                <w:lang w:val="tr-TR"/>
-              </w:rPr>
-              <w:t>9</w:t>
-            </w:r>
-            <w:r>
-              <w:rPr>
-                <w:rFonts w:ascii="Times New Roman" w:hAnsi="Times New Roman" w:cs="Times New Roman"/>
-                <w:lang w:val="tr-TR"/>
-              </w:rPr>
-              <w:t>.</w:t>
+              <w:t>1.5.</w:t>
             </w:r>
           </w:p>
         </w:tc>
@@ -2496,14 +2307,7 @@
                 <w:rFonts w:ascii="Times New Roman" w:hAnsi="Times New Roman" w:cs="Times New Roman"/>
                 <w:lang w:val="tr-TR"/>
               </w:rPr>
-              <w:t xml:space="preserve">Kim10.1.9 / </w:t>
-            </w:r>
-            <w:r>
-              <w:rPr>
-                <w:rFonts w:ascii="Times New Roman" w:hAnsi="Times New Roman" w:cs="Times New Roman"/>
-                <w:lang w:val="tr-TR"/>
-              </w:rPr>
-              <w:t>1.2.1.Gazların Özellikleri ve Gaz Yasaları</w:t>
+              <w:t>Kim11.1.6 / 1.2.2. Tepken ve Ürün Derişimleriyle Ortalama Tepkime Hızlarının Hesaplanması</w:t>
             </w:r>
           </w:p>
         </w:tc>
@@ -2534,87 +2338,66 @@
         <w:tc>
           <w:tcPr>
             <w:tcW w:w="1656" w:type="dxa"/>
-            <w:shd w:val="clear" w:color="auto" w:fill="F1A983" w:themeFill="accent2" w:themeFillTint="99"/>
-          </w:tcPr>
-          <w:p>
-            <w:pPr>
-              <w:jc w:val="both"/>
-              <w:rPr>
-                <w:rFonts w:ascii="Times New Roman" w:hAnsi="Times New Roman" w:cs="Times New Roman"/>
-                <w:lang w:val="tr-TR"/>
-              </w:rPr>
-            </w:pPr>
-            <w:r>
-              <w:rPr>
-                <w:rFonts w:ascii="Times New Roman" w:hAnsi="Times New Roman" w:cs="Times New Roman"/>
-                <w:lang w:val="tr-TR"/>
-              </w:rPr>
-              <w:t>Geri Dön ve Çıkarım Yap</w:t>
+            <w:shd w:val="clear" w:color="auto" w:fill="00B0F0"/>
+          </w:tcPr>
+          <w:p>
+            <w:pPr>
+              <w:jc w:val="both"/>
+              <w:rPr>
+                <w:rFonts w:ascii="Times New Roman" w:hAnsi="Times New Roman" w:cs="Times New Roman"/>
+                <w:lang w:val="tr-TR"/>
+              </w:rPr>
+            </w:pPr>
+            <w:r>
+              <w:rPr>
+                <w:rFonts w:ascii="Times New Roman" w:hAnsi="Times New Roman" w:cs="Times New Roman"/>
+                <w:lang w:val="tr-TR"/>
+              </w:rPr>
+              <w:t>Örnek-Çözüm Atölyesi</w:t>
             </w:r>
           </w:p>
         </w:tc>
         <w:tc>
           <w:tcPr>
             <w:tcW w:w="1086" w:type="dxa"/>
-            <w:shd w:val="clear" w:color="auto" w:fill="F1A983" w:themeFill="accent2" w:themeFillTint="99"/>
-          </w:tcPr>
-          <w:p>
-            <w:pPr>
-              <w:jc w:val="both"/>
-              <w:rPr>
-                <w:rFonts w:ascii="Times New Roman" w:hAnsi="Times New Roman" w:cs="Times New Roman"/>
-                <w:lang w:val="tr-TR"/>
-              </w:rPr>
-            </w:pPr>
-            <w:r>
-              <w:rPr>
-                <w:rFonts w:ascii="Times New Roman" w:hAnsi="Times New Roman" w:cs="Times New Roman"/>
-                <w:lang w:val="tr-TR"/>
-              </w:rPr>
-              <w:t>1.</w:t>
-            </w:r>
-            <w:r>
-              <w:rPr>
-                <w:rFonts w:ascii="Times New Roman" w:hAnsi="Times New Roman" w:cs="Times New Roman"/>
-                <w:lang w:val="tr-TR"/>
-              </w:rPr>
-              <w:t>1</w:t>
-            </w:r>
-            <w:r>
-              <w:rPr>
-                <w:rFonts w:ascii="Times New Roman" w:hAnsi="Times New Roman" w:cs="Times New Roman"/>
-                <w:lang w:val="tr-TR"/>
-              </w:rPr>
-              <w:t>.</w:t>
+            <w:shd w:val="clear" w:color="auto" w:fill="00B0F0"/>
+          </w:tcPr>
+          <w:p>
+            <w:pPr>
+              <w:jc w:val="both"/>
+              <w:rPr>
+                <w:rFonts w:ascii="Times New Roman" w:hAnsi="Times New Roman" w:cs="Times New Roman"/>
+                <w:lang w:val="tr-TR"/>
+              </w:rPr>
+            </w:pPr>
+            <w:r>
+              <w:rPr>
+                <w:rFonts w:ascii="Times New Roman" w:hAnsi="Times New Roman" w:cs="Times New Roman"/>
+                <w:lang w:val="tr-TR"/>
+              </w:rPr>
+              <w:t>1.6.</w:t>
             </w:r>
           </w:p>
         </w:tc>
         <w:tc>
           <w:tcPr>
             <w:tcW w:w="5527" w:type="dxa"/>
-            <w:shd w:val="clear" w:color="auto" w:fill="F1A983" w:themeFill="accent2" w:themeFillTint="99"/>
-          </w:tcPr>
-          <w:p>
-            <w:pPr>
-              <w:jc w:val="both"/>
-              <w:rPr>
-                <w:rFonts w:ascii="Times New Roman" w:hAnsi="Times New Roman" w:cs="Times New Roman"/>
-                <w:lang w:val="tr-TR"/>
-              </w:rPr>
-            </w:pPr>
-            <w:r>
-              <w:rPr>
-                <w:rFonts w:ascii="Times New Roman" w:hAnsi="Times New Roman" w:cs="Times New Roman"/>
-                <w:lang w:val="tr-TR"/>
-              </w:rPr>
-              <w:t xml:space="preserve">Kim10.1.9 / </w:t>
-            </w:r>
-            <w:r>
-              <w:rPr>
-                <w:rFonts w:ascii="Times New Roman" w:hAnsi="Times New Roman" w:cs="Times New Roman"/>
-                <w:lang w:val="tr-TR"/>
-              </w:rPr>
-              <w:t>1.2.1.Gazların Özellikleri ve Gaz Yasaları</w:t>
+            <w:shd w:val="clear" w:color="auto" w:fill="00B0F0"/>
+          </w:tcPr>
+          <w:p>
+            <w:pPr>
+              <w:jc w:val="both"/>
+              <w:rPr>
+                <w:rFonts w:ascii="Times New Roman" w:hAnsi="Times New Roman" w:cs="Times New Roman"/>
+                <w:lang w:val="tr-TR"/>
+              </w:rPr>
+            </w:pPr>
+            <w:r>
+              <w:rPr>
+                <w:rFonts w:ascii="Times New Roman" w:hAnsi="Times New Roman" w:cs="Times New Roman"/>
+                <w:lang w:val="tr-TR"/>
+              </w:rPr>
+              <w:t>Kim11.1.6 / 1.2.2. Tepken ve Ürün Derişimleriyle Ortalama Tepkime Hızlarının Hesaplanması</w:t>
             </w:r>
           </w:p>
         </w:tc>
@@ -2638,7 +2421,6 @@
                 <w:rFonts w:ascii="Times New Roman" w:hAnsi="Times New Roman" w:cs="Times New Roman"/>
                 <w:lang w:val="tr-TR"/>
               </w:rPr>
-              <w:lastRenderedPageBreak/>
               <w:t>Tema-1</w:t>
             </w:r>
           </w:p>
@@ -2661,7 +2443,7 @@
                 <w:rFonts w:ascii="Times New Roman" w:hAnsi="Times New Roman" w:cs="Times New Roman"/>
                 <w:lang w:val="tr-TR"/>
               </w:rPr>
-              <w:t xml:space="preserve">Analiz ve Keşif Atölyesi </w:t>
+              <w:t>Sıra Sizde</w:t>
             </w:r>
           </w:p>
         </w:tc>
@@ -2683,21 +2465,7 @@
                 <w:rFonts w:ascii="Times New Roman" w:hAnsi="Times New Roman" w:cs="Times New Roman"/>
                 <w:lang w:val="tr-TR"/>
               </w:rPr>
-              <w:t>1.</w:t>
-            </w:r>
-            <w:r>
-              <w:rPr>
-                <w:rFonts w:ascii="Times New Roman" w:hAnsi="Times New Roman" w:cs="Times New Roman"/>
-                <w:lang w:val="tr-TR"/>
-              </w:rPr>
-              <w:t>10</w:t>
-            </w:r>
-            <w:r>
-              <w:rPr>
-                <w:rFonts w:ascii="Times New Roman" w:hAnsi="Times New Roman" w:cs="Times New Roman"/>
-                <w:lang w:val="tr-TR"/>
-              </w:rPr>
-              <w:t>.</w:t>
+              <w:t>1.6.</w:t>
             </w:r>
           </w:p>
         </w:tc>
@@ -2719,35 +2487,7 @@
                 <w:rFonts w:ascii="Times New Roman" w:hAnsi="Times New Roman" w:cs="Times New Roman"/>
                 <w:lang w:val="tr-TR"/>
               </w:rPr>
-              <w:t xml:space="preserve">Kim10.1.9 / </w:t>
-            </w:r>
-            <w:r>
-              <w:rPr>
-                <w:rFonts w:ascii="Times New Roman" w:hAnsi="Times New Roman" w:cs="Times New Roman"/>
-                <w:lang w:val="tr-TR"/>
-              </w:rPr>
-              <w:t>1.2.</w:t>
-            </w:r>
-            <w:r>
-              <w:rPr>
-                <w:rFonts w:ascii="Times New Roman" w:hAnsi="Times New Roman" w:cs="Times New Roman"/>
-                <w:lang w:val="tr-TR"/>
-              </w:rPr>
-              <w:t>2</w:t>
-            </w:r>
-            <w:r>
-              <w:rPr>
-                <w:rFonts w:ascii="Times New Roman" w:hAnsi="Times New Roman" w:cs="Times New Roman"/>
-                <w:lang w:val="tr-TR"/>
-              </w:rPr>
-              <w:t>.</w:t>
-            </w:r>
-            <w:r>
-              <w:rPr>
-                <w:rFonts w:ascii="Times New Roman" w:hAnsi="Times New Roman" w:cs="Times New Roman"/>
-                <w:lang w:val="tr-TR"/>
-              </w:rPr>
-              <w:t xml:space="preserve"> Gazların Kinetik Moleküler Teorisi</w:t>
+              <w:t>Kim11.1.6 / 1.2.2. Tepken ve Ürün Derişimleriyle Ortalama Tepkime Hızlarının Hesaplanması</w:t>
             </w:r>
           </w:p>
         </w:tc>
@@ -2778,101 +2518,66 @@
         <w:tc>
           <w:tcPr>
             <w:tcW w:w="1656" w:type="dxa"/>
-            <w:shd w:val="clear" w:color="auto" w:fill="92D050"/>
-          </w:tcPr>
-          <w:p>
-            <w:pPr>
-              <w:jc w:val="both"/>
-              <w:rPr>
-                <w:rFonts w:ascii="Times New Roman" w:hAnsi="Times New Roman" w:cs="Times New Roman"/>
-                <w:lang w:val="tr-TR"/>
-              </w:rPr>
-            </w:pPr>
-            <w:r>
-              <w:rPr>
-                <w:rFonts w:ascii="Times New Roman" w:hAnsi="Times New Roman" w:cs="Times New Roman"/>
-                <w:lang w:val="tr-TR"/>
-              </w:rPr>
-              <w:t xml:space="preserve">Performans Görevi </w:t>
+            <w:shd w:val="clear" w:color="auto" w:fill="00B0F0"/>
+          </w:tcPr>
+          <w:p>
+            <w:pPr>
+              <w:jc w:val="both"/>
+              <w:rPr>
+                <w:rFonts w:ascii="Times New Roman" w:hAnsi="Times New Roman" w:cs="Times New Roman"/>
+                <w:lang w:val="tr-TR"/>
+              </w:rPr>
+            </w:pPr>
+            <w:r>
+              <w:rPr>
+                <w:rFonts w:ascii="Times New Roman" w:hAnsi="Times New Roman" w:cs="Times New Roman"/>
+                <w:lang w:val="tr-TR"/>
+              </w:rPr>
+              <w:t>Analiz ve Keşif Atölyesi</w:t>
             </w:r>
           </w:p>
         </w:tc>
         <w:tc>
           <w:tcPr>
             <w:tcW w:w="1086" w:type="dxa"/>
-            <w:shd w:val="clear" w:color="auto" w:fill="92D050"/>
-          </w:tcPr>
-          <w:p>
-            <w:pPr>
-              <w:jc w:val="both"/>
-              <w:rPr>
-                <w:rFonts w:ascii="Times New Roman" w:hAnsi="Times New Roman" w:cs="Times New Roman"/>
-                <w:lang w:val="tr-TR"/>
-              </w:rPr>
-            </w:pPr>
-            <w:r>
-              <w:rPr>
-                <w:rFonts w:ascii="Times New Roman" w:hAnsi="Times New Roman" w:cs="Times New Roman"/>
-                <w:lang w:val="tr-TR"/>
-              </w:rPr>
-              <w:t>1.</w:t>
-            </w:r>
-            <w:r>
-              <w:rPr>
-                <w:rFonts w:ascii="Times New Roman" w:hAnsi="Times New Roman" w:cs="Times New Roman"/>
-                <w:lang w:val="tr-TR"/>
-              </w:rPr>
-              <w:t>2</w:t>
-            </w:r>
-            <w:r>
-              <w:rPr>
-                <w:rFonts w:ascii="Times New Roman" w:hAnsi="Times New Roman" w:cs="Times New Roman"/>
-                <w:lang w:val="tr-TR"/>
-              </w:rPr>
-              <w:t>.</w:t>
+            <w:shd w:val="clear" w:color="auto" w:fill="00B0F0"/>
+          </w:tcPr>
+          <w:p>
+            <w:pPr>
+              <w:jc w:val="both"/>
+              <w:rPr>
+                <w:rFonts w:ascii="Times New Roman" w:hAnsi="Times New Roman" w:cs="Times New Roman"/>
+                <w:lang w:val="tr-TR"/>
+              </w:rPr>
+            </w:pPr>
+            <w:r>
+              <w:rPr>
+                <w:rFonts w:ascii="Times New Roman" w:hAnsi="Times New Roman" w:cs="Times New Roman"/>
+                <w:lang w:val="tr-TR"/>
+              </w:rPr>
+              <w:t>1.7.</w:t>
             </w:r>
           </w:p>
         </w:tc>
         <w:tc>
           <w:tcPr>
             <w:tcW w:w="5527" w:type="dxa"/>
-            <w:shd w:val="clear" w:color="auto" w:fill="92D050"/>
-          </w:tcPr>
-          <w:p>
-            <w:pPr>
-              <w:jc w:val="both"/>
-              <w:rPr>
-                <w:rFonts w:ascii="Times New Roman" w:hAnsi="Times New Roman" w:cs="Times New Roman"/>
-                <w:lang w:val="tr-TR"/>
-              </w:rPr>
-            </w:pPr>
-            <w:r>
-              <w:rPr>
-                <w:rFonts w:ascii="Times New Roman" w:hAnsi="Times New Roman" w:cs="Times New Roman"/>
-                <w:lang w:val="tr-TR"/>
-              </w:rPr>
-              <w:t xml:space="preserve">Kim10.1.9 / </w:t>
-            </w:r>
-            <w:r>
-              <w:rPr>
-                <w:rFonts w:ascii="Times New Roman" w:hAnsi="Times New Roman" w:cs="Times New Roman"/>
-                <w:lang w:val="tr-TR"/>
-              </w:rPr>
-              <w:t>1.2.</w:t>
-            </w:r>
-            <w:r>
-              <w:rPr>
-                <w:rFonts w:ascii="Times New Roman" w:hAnsi="Times New Roman" w:cs="Times New Roman"/>
-                <w:lang w:val="tr-TR"/>
-              </w:rPr>
-              <w:t>1</w:t>
-            </w:r>
-            <w:r>
-              <w:rPr>
-                <w:rFonts w:ascii="Times New Roman" w:hAnsi="Times New Roman" w:cs="Times New Roman"/>
-                <w:lang w:val="tr-TR"/>
-              </w:rPr>
-              <w:t>.Gazların Özellikleri ve Gaz Yasaları</w:t>
+            <w:shd w:val="clear" w:color="auto" w:fill="00B0F0"/>
+          </w:tcPr>
+          <w:p>
+            <w:pPr>
+              <w:jc w:val="both"/>
+              <w:rPr>
+                <w:rFonts w:ascii="Times New Roman" w:hAnsi="Times New Roman" w:cs="Times New Roman"/>
+                <w:lang w:val="tr-TR"/>
+              </w:rPr>
+            </w:pPr>
+            <w:r>
+              <w:rPr>
+                <w:rFonts w:ascii="Times New Roman" w:hAnsi="Times New Roman" w:cs="Times New Roman"/>
+                <w:lang w:val="tr-TR"/>
+              </w:rPr>
+              <w:t>Kim11.1.7 / 1.2.3. Tepkime Hızına Etki Eden Faktörler</w:t>
             </w:r>
           </w:p>
         </w:tc>
@@ -2918,7 +2623,7 @@
                 <w:rFonts w:ascii="Times New Roman" w:hAnsi="Times New Roman" w:cs="Times New Roman"/>
                 <w:lang w:val="tr-TR"/>
               </w:rPr>
-              <w:t xml:space="preserve">Analiz ve Keşif Atölyesi </w:t>
+              <w:t>Bilgi Köşesi</w:t>
             </w:r>
           </w:p>
         </w:tc>
@@ -2940,21 +2645,7 @@
                 <w:rFonts w:ascii="Times New Roman" w:hAnsi="Times New Roman" w:cs="Times New Roman"/>
                 <w:lang w:val="tr-TR"/>
               </w:rPr>
-              <w:t>1.</w:t>
-            </w:r>
-            <w:r>
-              <w:rPr>
-                <w:rFonts w:ascii="Times New Roman" w:hAnsi="Times New Roman" w:cs="Times New Roman"/>
-                <w:lang w:val="tr-TR"/>
-              </w:rPr>
-              <w:t>11</w:t>
-            </w:r>
-            <w:r>
-              <w:rPr>
-                <w:rFonts w:ascii="Times New Roman" w:hAnsi="Times New Roman" w:cs="Times New Roman"/>
-                <w:lang w:val="tr-TR"/>
-              </w:rPr>
-              <w:t>.</w:t>
+              <w:t>1.1.</w:t>
             </w:r>
           </w:p>
         </w:tc>
@@ -2976,35 +2667,7 @@
                 <w:rFonts w:ascii="Times New Roman" w:hAnsi="Times New Roman" w:cs="Times New Roman"/>
                 <w:lang w:val="tr-TR"/>
               </w:rPr>
-              <w:t xml:space="preserve">Kim10.1.10 / </w:t>
-            </w:r>
-            <w:r>
-              <w:rPr>
-                <w:rFonts w:ascii="Times New Roman" w:hAnsi="Times New Roman" w:cs="Times New Roman"/>
-                <w:lang w:val="tr-TR"/>
-              </w:rPr>
-              <w:t>1.2.</w:t>
-            </w:r>
-            <w:r>
-              <w:rPr>
-                <w:rFonts w:ascii="Times New Roman" w:hAnsi="Times New Roman" w:cs="Times New Roman"/>
-                <w:lang w:val="tr-TR"/>
-              </w:rPr>
-              <w:t>3</w:t>
-            </w:r>
-            <w:r>
-              <w:rPr>
-                <w:rFonts w:ascii="Times New Roman" w:hAnsi="Times New Roman" w:cs="Times New Roman"/>
-                <w:lang w:val="tr-TR"/>
-              </w:rPr>
-              <w:t>.</w:t>
-            </w:r>
-            <w:r>
-              <w:rPr>
-                <w:rFonts w:ascii="Times New Roman" w:hAnsi="Times New Roman" w:cs="Times New Roman"/>
-                <w:lang w:val="tr-TR"/>
-              </w:rPr>
-              <w:t xml:space="preserve"> İdeal Gaz Yasası </w:t>
+              <w:t>Kim11.1.7 / 1.2.3. Tepkime Hızına Etki Eden Faktörler</w:t>
             </w:r>
           </w:p>
         </w:tc>
@@ -3035,101 +2698,66 @@
         <w:tc>
           <w:tcPr>
             <w:tcW w:w="1656" w:type="dxa"/>
-            <w:shd w:val="clear" w:color="auto" w:fill="FFC000"/>
-          </w:tcPr>
-          <w:p>
-            <w:pPr>
-              <w:jc w:val="both"/>
-              <w:rPr>
-                <w:rFonts w:ascii="Times New Roman" w:hAnsi="Times New Roman" w:cs="Times New Roman"/>
-                <w:lang w:val="tr-TR"/>
-              </w:rPr>
-            </w:pPr>
-            <w:r>
-              <w:rPr>
-                <w:rFonts w:ascii="Times New Roman" w:hAnsi="Times New Roman" w:cs="Times New Roman"/>
-                <w:lang w:val="tr-TR"/>
-              </w:rPr>
-              <w:t xml:space="preserve">Sıra Sizde </w:t>
+            <w:shd w:val="clear" w:color="auto" w:fill="00B0F0"/>
+          </w:tcPr>
+          <w:p>
+            <w:pPr>
+              <w:jc w:val="both"/>
+              <w:rPr>
+                <w:rFonts w:ascii="Times New Roman" w:hAnsi="Times New Roman" w:cs="Times New Roman"/>
+                <w:lang w:val="tr-TR"/>
+              </w:rPr>
+            </w:pPr>
+            <w:r>
+              <w:rPr>
+                <w:rFonts w:ascii="Times New Roman" w:hAnsi="Times New Roman" w:cs="Times New Roman"/>
+                <w:lang w:val="tr-TR"/>
+              </w:rPr>
+              <w:t>Performans Görevi</w:t>
             </w:r>
           </w:p>
         </w:tc>
         <w:tc>
           <w:tcPr>
             <w:tcW w:w="1086" w:type="dxa"/>
-            <w:shd w:val="clear" w:color="auto" w:fill="FFC000"/>
-          </w:tcPr>
-          <w:p>
-            <w:pPr>
-              <w:jc w:val="both"/>
-              <w:rPr>
-                <w:rFonts w:ascii="Times New Roman" w:hAnsi="Times New Roman" w:cs="Times New Roman"/>
-                <w:lang w:val="tr-TR"/>
-              </w:rPr>
-            </w:pPr>
-            <w:r>
-              <w:rPr>
-                <w:rFonts w:ascii="Times New Roman" w:hAnsi="Times New Roman" w:cs="Times New Roman"/>
-                <w:lang w:val="tr-TR"/>
-              </w:rPr>
-              <w:t>1</w:t>
-            </w:r>
-            <w:r>
-              <w:rPr>
-                <w:rFonts w:ascii="Times New Roman" w:hAnsi="Times New Roman" w:cs="Times New Roman"/>
-                <w:lang w:val="tr-TR"/>
-              </w:rPr>
-              <w:t>.8.</w:t>
+            <w:shd w:val="clear" w:color="auto" w:fill="00B0F0"/>
+          </w:tcPr>
+          <w:p>
+            <w:pPr>
+              <w:jc w:val="both"/>
+              <w:rPr>
+                <w:rFonts w:ascii="Times New Roman" w:hAnsi="Times New Roman" w:cs="Times New Roman"/>
+                <w:lang w:val="tr-TR"/>
+              </w:rPr>
+            </w:pPr>
+            <w:r>
+              <w:rPr>
+                <w:rFonts w:ascii="Times New Roman" w:hAnsi="Times New Roman" w:cs="Times New Roman"/>
+                <w:lang w:val="tr-TR"/>
+              </w:rPr>
+              <w:t>1.1.</w:t>
             </w:r>
           </w:p>
         </w:tc>
         <w:tc>
           <w:tcPr>
             <w:tcW w:w="5527" w:type="dxa"/>
-            <w:shd w:val="clear" w:color="auto" w:fill="FFC000"/>
-          </w:tcPr>
-          <w:p>
-            <w:pPr>
-              <w:jc w:val="both"/>
-              <w:rPr>
-                <w:rFonts w:ascii="Times New Roman" w:hAnsi="Times New Roman" w:cs="Times New Roman"/>
-                <w:lang w:val="tr-TR"/>
-              </w:rPr>
-            </w:pPr>
-            <w:r>
-              <w:rPr>
-                <w:rFonts w:ascii="Times New Roman" w:hAnsi="Times New Roman" w:cs="Times New Roman"/>
-                <w:lang w:val="tr-TR"/>
-              </w:rPr>
-              <w:t xml:space="preserve">Kim10.1.10 / </w:t>
-            </w:r>
-            <w:r>
-              <w:rPr>
-                <w:rFonts w:ascii="Times New Roman" w:hAnsi="Times New Roman" w:cs="Times New Roman"/>
-                <w:lang w:val="tr-TR"/>
-              </w:rPr>
-              <w:t>1.2.</w:t>
-            </w:r>
-            <w:r>
-              <w:rPr>
-                <w:rFonts w:ascii="Times New Roman" w:hAnsi="Times New Roman" w:cs="Times New Roman"/>
-                <w:lang w:val="tr-TR"/>
-              </w:rPr>
-              <w:t>3</w:t>
-            </w:r>
-            <w:r>
-              <w:rPr>
-                <w:rFonts w:ascii="Times New Roman" w:hAnsi="Times New Roman" w:cs="Times New Roman"/>
-                <w:lang w:val="tr-TR"/>
-              </w:rPr>
-              <w:t>.</w:t>
-            </w:r>
-            <w:r>
-              <w:rPr>
-                <w:rFonts w:ascii="Times New Roman" w:hAnsi="Times New Roman" w:cs="Times New Roman"/>
-                <w:lang w:val="tr-TR"/>
-              </w:rPr>
-              <w:t xml:space="preserve"> İdeal Gaz Yasası</w:t>
+            <w:shd w:val="clear" w:color="auto" w:fill="00B0F0"/>
+          </w:tcPr>
+          <w:p>
+            <w:pPr>
+              <w:jc w:val="both"/>
+              <w:rPr>
+                <w:rFonts w:ascii="Times New Roman" w:hAnsi="Times New Roman" w:cs="Times New Roman"/>
+                <w:lang w:val="tr-TR"/>
+              </w:rPr>
+            </w:pPr>
+            <w:r>
+              <w:rPr>
+                <w:rFonts w:ascii="Times New Roman" w:hAnsi="Times New Roman" w:cs="Times New Roman"/>
+                <w:lang w:val="tr-TR"/>
+              </w:rPr>
+              <w:t>Kim11.1.7 / 1.2.3. Tepkime Hızına Etki Eden Faktörler</w:t>
             </w:r>
           </w:p>
         </w:tc>
@@ -3160,125 +2788,66 @@
         <w:tc>
           <w:tcPr>
             <w:tcW w:w="1656" w:type="dxa"/>
-            <w:shd w:val="clear" w:color="auto" w:fill="92D050"/>
-          </w:tcPr>
-          <w:p>
-            <w:pPr>
-              <w:jc w:val="both"/>
-              <w:rPr>
-                <w:rFonts w:ascii="Times New Roman" w:hAnsi="Times New Roman" w:cs="Times New Roman"/>
-                <w:lang w:val="tr-TR"/>
-              </w:rPr>
-            </w:pPr>
-            <w:r>
-              <w:rPr>
-                <w:rFonts w:ascii="Times New Roman" w:hAnsi="Times New Roman" w:cs="Times New Roman"/>
-                <w:lang w:val="tr-TR"/>
-              </w:rPr>
-              <w:t xml:space="preserve">Tahmin ve Çıkarım Atölyesi </w:t>
+            <w:shd w:val="clear" w:color="auto" w:fill="00B0F0"/>
+          </w:tcPr>
+          <w:p>
+            <w:pPr>
+              <w:jc w:val="both"/>
+              <w:rPr>
+                <w:rFonts w:ascii="Times New Roman" w:hAnsi="Times New Roman" w:cs="Times New Roman"/>
+                <w:lang w:val="tr-TR"/>
+              </w:rPr>
+            </w:pPr>
+            <w:r>
+              <w:rPr>
+                <w:rFonts w:ascii="Times New Roman" w:hAnsi="Times New Roman" w:cs="Times New Roman"/>
+                <w:lang w:val="tr-TR"/>
+              </w:rPr>
+              <w:t>Sıra Sizde</w:t>
             </w:r>
           </w:p>
         </w:tc>
         <w:tc>
           <w:tcPr>
             <w:tcW w:w="1086" w:type="dxa"/>
-            <w:shd w:val="clear" w:color="auto" w:fill="92D050"/>
-          </w:tcPr>
-          <w:p>
-            <w:pPr>
-              <w:jc w:val="both"/>
-              <w:rPr>
-                <w:rFonts w:ascii="Times New Roman" w:hAnsi="Times New Roman" w:cs="Times New Roman"/>
-                <w:lang w:val="tr-TR"/>
-              </w:rPr>
-            </w:pPr>
-            <w:r>
-              <w:rPr>
-                <w:rFonts w:ascii="Times New Roman" w:hAnsi="Times New Roman" w:cs="Times New Roman"/>
-                <w:lang w:val="tr-TR"/>
-              </w:rPr>
-              <w:t>1.</w:t>
-            </w:r>
-            <w:r>
-              <w:rPr>
-                <w:rFonts w:ascii="Times New Roman" w:hAnsi="Times New Roman" w:cs="Times New Roman"/>
-                <w:lang w:val="tr-TR"/>
-              </w:rPr>
-              <w:t>3</w:t>
-            </w:r>
-            <w:r>
-              <w:rPr>
-                <w:rFonts w:ascii="Times New Roman" w:hAnsi="Times New Roman" w:cs="Times New Roman"/>
-                <w:lang w:val="tr-TR"/>
-              </w:rPr>
-              <w:t>.</w:t>
+            <w:shd w:val="clear" w:color="auto" w:fill="00B0F0"/>
+          </w:tcPr>
+          <w:p>
+            <w:pPr>
+              <w:jc w:val="both"/>
+              <w:rPr>
+                <w:rFonts w:ascii="Times New Roman" w:hAnsi="Times New Roman" w:cs="Times New Roman"/>
+                <w:lang w:val="tr-TR"/>
+              </w:rPr>
+            </w:pPr>
+            <w:r>
+              <w:rPr>
+                <w:rFonts w:ascii="Times New Roman" w:hAnsi="Times New Roman" w:cs="Times New Roman"/>
+                <w:lang w:val="tr-TR"/>
+              </w:rPr>
+              <w:t>1.7.</w:t>
             </w:r>
           </w:p>
         </w:tc>
         <w:tc>
           <w:tcPr>
             <w:tcW w:w="5527" w:type="dxa"/>
-            <w:shd w:val="clear" w:color="auto" w:fill="92D050"/>
-          </w:tcPr>
-          <w:p>
-            <w:pPr>
-              <w:jc w:val="both"/>
-              <w:rPr>
-                <w:rFonts w:ascii="Times New Roman" w:hAnsi="Times New Roman" w:cs="Times New Roman"/>
-                <w:lang w:val="tr-TR"/>
-              </w:rPr>
-            </w:pPr>
-            <w:r>
-              <w:rPr>
-                <w:rFonts w:ascii="Times New Roman" w:hAnsi="Times New Roman" w:cs="Times New Roman"/>
-                <w:lang w:val="tr-TR"/>
-              </w:rPr>
-              <w:t xml:space="preserve">Kim10.1.11 / </w:t>
-            </w:r>
-            <w:r>
-              <w:rPr>
-                <w:rFonts w:ascii="Times New Roman" w:hAnsi="Times New Roman" w:cs="Times New Roman"/>
-                <w:lang w:val="tr-TR"/>
-              </w:rPr>
-              <w:t>1.</w:t>
-            </w:r>
-            <w:r>
-              <w:rPr>
-                <w:rFonts w:ascii="Times New Roman" w:hAnsi="Times New Roman" w:cs="Times New Roman"/>
-                <w:lang w:val="tr-TR"/>
-              </w:rPr>
-              <w:t>2</w:t>
-            </w:r>
-            <w:r>
-              <w:rPr>
-                <w:rFonts w:ascii="Times New Roman" w:hAnsi="Times New Roman" w:cs="Times New Roman"/>
-                <w:lang w:val="tr-TR"/>
-              </w:rPr>
-              <w:t>.</w:t>
-            </w:r>
-            <w:r>
-              <w:rPr>
-                <w:rFonts w:ascii="Times New Roman" w:hAnsi="Times New Roman" w:cs="Times New Roman"/>
-                <w:lang w:val="tr-TR"/>
-              </w:rPr>
-              <w:t>4</w:t>
-            </w:r>
-            <w:r>
-              <w:rPr>
-                <w:rFonts w:ascii="Times New Roman" w:hAnsi="Times New Roman" w:cs="Times New Roman"/>
-                <w:lang w:val="tr-TR"/>
-              </w:rPr>
-              <w:t>.</w:t>
-            </w:r>
-            <w:r>
-              <w:t xml:space="preserve"> </w:t>
-            </w:r>
-            <w:r>
-              <w:rPr>
-                <w:rFonts w:ascii="Times New Roman" w:hAnsi="Times New Roman" w:cs="Times New Roman"/>
-                <w:lang w:val="tr-TR"/>
-              </w:rPr>
-              <w:t>Graham Difüzyon ve Efüzyon Yasası</w:t>
+            <w:shd w:val="clear" w:color="auto" w:fill="00B0F0"/>
+          </w:tcPr>
+          <w:p>
+            <w:pPr>
+              <w:jc w:val="both"/>
+              <w:rPr>
+                <w:rFonts w:ascii="Times New Roman" w:hAnsi="Times New Roman" w:cs="Times New Roman"/>
+                <w:lang w:val="tr-TR"/>
+              </w:rPr>
+            </w:pPr>
+            <w:r>
+              <w:rPr>
+                <w:rFonts w:ascii="Times New Roman" w:hAnsi="Times New Roman" w:cs="Times New Roman"/>
+                <w:lang w:val="tr-TR"/>
+              </w:rPr>
+              <w:t>Kim11.1.7 / 1.2.3. Tepkime Hızına Etki Eden Faktörler</w:t>
             </w:r>
           </w:p>
         </w:tc>
@@ -3324,7 +2893,7 @@
                 <w:rFonts w:ascii="Times New Roman" w:hAnsi="Times New Roman" w:cs="Times New Roman"/>
                 <w:lang w:val="tr-TR"/>
               </w:rPr>
-              <w:t xml:space="preserve">Analiz ve Keşif Atölyesi </w:t>
+              <w:t>Analiz ve Keşif Atölyesi</w:t>
             </w:r>
           </w:p>
         </w:tc>
@@ -3346,21 +2915,7 @@
                 <w:rFonts w:ascii="Times New Roman" w:hAnsi="Times New Roman" w:cs="Times New Roman"/>
                 <w:lang w:val="tr-TR"/>
               </w:rPr>
-              <w:t>1.</w:t>
-            </w:r>
-            <w:r>
-              <w:rPr>
-                <w:rFonts w:ascii="Times New Roman" w:hAnsi="Times New Roman" w:cs="Times New Roman"/>
-                <w:lang w:val="tr-TR"/>
-              </w:rPr>
-              <w:t>12</w:t>
-            </w:r>
-            <w:r>
-              <w:rPr>
-                <w:rFonts w:ascii="Times New Roman" w:hAnsi="Times New Roman" w:cs="Times New Roman"/>
-                <w:lang w:val="tr-TR"/>
-              </w:rPr>
-              <w:t>.</w:t>
+              <w:t>1.8.</w:t>
             </w:r>
           </w:p>
         </w:tc>
@@ -3382,52 +2937,7 @@
                 <w:rFonts w:ascii="Times New Roman" w:hAnsi="Times New Roman" w:cs="Times New Roman"/>
                 <w:lang w:val="tr-TR"/>
               </w:rPr>
-              <w:t xml:space="preserve">Kim10.1.11 / </w:t>
-            </w:r>
-            <w:r>
-              <w:rPr>
-                <w:rFonts w:ascii="Times New Roman" w:hAnsi="Times New Roman" w:cs="Times New Roman"/>
-                <w:lang w:val="tr-TR"/>
-              </w:rPr>
-              <w:t>1.</w:t>
-            </w:r>
-            <w:r>
-              <w:rPr>
-                <w:rFonts w:ascii="Times New Roman" w:hAnsi="Times New Roman" w:cs="Times New Roman"/>
-                <w:lang w:val="tr-TR"/>
-              </w:rPr>
-              <w:t>2</w:t>
-            </w:r>
-            <w:r>
-              <w:rPr>
-                <w:rFonts w:ascii="Times New Roman" w:hAnsi="Times New Roman" w:cs="Times New Roman"/>
-                <w:lang w:val="tr-TR"/>
-              </w:rPr>
-              <w:t>.</w:t>
-            </w:r>
-            <w:r>
-              <w:rPr>
-                <w:rFonts w:ascii="Times New Roman" w:hAnsi="Times New Roman" w:cs="Times New Roman"/>
-                <w:lang w:val="tr-TR"/>
-              </w:rPr>
-              <w:t>4</w:t>
-            </w:r>
-            <w:r>
-              <w:rPr>
-                <w:rFonts w:ascii="Times New Roman" w:hAnsi="Times New Roman" w:cs="Times New Roman"/>
-                <w:lang w:val="tr-TR"/>
-              </w:rPr>
-              <w:t>.</w:t>
-            </w:r>
-            <w:r>
-              <w:t xml:space="preserve"> </w:t>
-            </w:r>
-            <w:r>
-              <w:rPr>
-                <w:rFonts w:ascii="Times New Roman" w:hAnsi="Times New Roman" w:cs="Times New Roman"/>
-                <w:lang w:val="tr-TR"/>
-              </w:rPr>
-              <w:t>Graham Difüzyon ve Efüzyon Yasası</w:t>
+              <w:t>Kim11.1.8 / 1.2.4. Tek Basamaklı Kimyasal Tepkimelerin Hız Denkleminin Deneysel Veriler Yardımıyla Belirlenmesi</w:t>
             </w:r>
           </w:p>
         </w:tc>
@@ -3473,7 +2983,7 @@
                 <w:rFonts w:ascii="Times New Roman" w:hAnsi="Times New Roman" w:cs="Times New Roman"/>
                 <w:lang w:val="tr-TR"/>
               </w:rPr>
-              <w:t xml:space="preserve">Analiz ve Keşif Atölyesi </w:t>
+              <w:t>Örnek-Çözüm Atölyesi</w:t>
             </w:r>
           </w:p>
         </w:tc>
@@ -3495,21 +3005,7 @@
                 <w:rFonts w:ascii="Times New Roman" w:hAnsi="Times New Roman" w:cs="Times New Roman"/>
                 <w:lang w:val="tr-TR"/>
               </w:rPr>
-              <w:t>1.</w:t>
-            </w:r>
-            <w:r>
-              <w:rPr>
-                <w:rFonts w:ascii="Times New Roman" w:hAnsi="Times New Roman" w:cs="Times New Roman"/>
-                <w:lang w:val="tr-TR"/>
-              </w:rPr>
-              <w:t>13</w:t>
-            </w:r>
-            <w:r>
-              <w:rPr>
-                <w:rFonts w:ascii="Times New Roman" w:hAnsi="Times New Roman" w:cs="Times New Roman"/>
-                <w:lang w:val="tr-TR"/>
-              </w:rPr>
-              <w:t>.</w:t>
+              <w:t>1.7.</w:t>
             </w:r>
           </w:p>
         </w:tc>
@@ -3531,52 +3027,7 @@
                 <w:rFonts w:ascii="Times New Roman" w:hAnsi="Times New Roman" w:cs="Times New Roman"/>
                 <w:lang w:val="tr-TR"/>
               </w:rPr>
-              <w:t xml:space="preserve">Kim10.1.11 / </w:t>
-            </w:r>
-            <w:r>
-              <w:rPr>
-                <w:rFonts w:ascii="Times New Roman" w:hAnsi="Times New Roman" w:cs="Times New Roman"/>
-                <w:lang w:val="tr-TR"/>
-              </w:rPr>
-              <w:t>1.</w:t>
-            </w:r>
-            <w:r>
-              <w:rPr>
-                <w:rFonts w:ascii="Times New Roman" w:hAnsi="Times New Roman" w:cs="Times New Roman"/>
-                <w:lang w:val="tr-TR"/>
-              </w:rPr>
-              <w:t>2</w:t>
-            </w:r>
-            <w:r>
-              <w:rPr>
-                <w:rFonts w:ascii="Times New Roman" w:hAnsi="Times New Roman" w:cs="Times New Roman"/>
-                <w:lang w:val="tr-TR"/>
-              </w:rPr>
-              <w:t>.</w:t>
-            </w:r>
-            <w:r>
-              <w:rPr>
-                <w:rFonts w:ascii="Times New Roman" w:hAnsi="Times New Roman" w:cs="Times New Roman"/>
-                <w:lang w:val="tr-TR"/>
-              </w:rPr>
-              <w:t>4</w:t>
-            </w:r>
-            <w:r>
-              <w:rPr>
-                <w:rFonts w:ascii="Times New Roman" w:hAnsi="Times New Roman" w:cs="Times New Roman"/>
-                <w:lang w:val="tr-TR"/>
-              </w:rPr>
-              <w:t>.</w:t>
-            </w:r>
-            <w:r>
-              <w:t xml:space="preserve"> </w:t>
-            </w:r>
-            <w:r>
-              <w:rPr>
-                <w:rFonts w:ascii="Times New Roman" w:hAnsi="Times New Roman" w:cs="Times New Roman"/>
-                <w:lang w:val="tr-TR"/>
-              </w:rPr>
-              <w:t>Graham Difüzyon ve Efüzyon Yasası</w:t>
+              <w:t>Kim11.1.8 / 1.2.4. Tek Basamaklı Kimyasal Tepkimelerin Hız Denkleminin Deneysel Veriler Yardımıyla Belirlenmesi</w:t>
             </w:r>
           </w:p>
         </w:tc>
@@ -3592,6 +3043,7 @@
               <w:jc w:val="both"/>
               <w:rPr>
                 <w:rFonts w:ascii="Times New Roman" w:hAnsi="Times New Roman" w:cs="Times New Roman"/>
+                <w:lang w:val="tr-TR"/>
               </w:rPr>
             </w:pPr>
             <w:r>
@@ -3621,7 +3073,7 @@
                 <w:rFonts w:ascii="Times New Roman" w:hAnsi="Times New Roman" w:cs="Times New Roman"/>
                 <w:lang w:val="tr-TR"/>
               </w:rPr>
-              <w:t xml:space="preserve">Sıra Sizde </w:t>
+              <w:t>Örnek-Çözüm Atölyesi</w:t>
             </w:r>
           </w:p>
         </w:tc>
@@ -3643,14 +3095,7 @@
                 <w:rFonts w:ascii="Times New Roman" w:hAnsi="Times New Roman" w:cs="Times New Roman"/>
                 <w:lang w:val="tr-TR"/>
               </w:rPr>
-              <w:t>1</w:t>
-            </w:r>
-            <w:r>
-              <w:rPr>
-                <w:rFonts w:ascii="Times New Roman" w:hAnsi="Times New Roman" w:cs="Times New Roman"/>
-                <w:lang w:val="tr-TR"/>
-              </w:rPr>
-              <w:t>.9.</w:t>
+              <w:t>1.8.</w:t>
             </w:r>
           </w:p>
         </w:tc>
@@ -3672,52 +3117,187 @@
                 <w:rFonts w:ascii="Times New Roman" w:hAnsi="Times New Roman" w:cs="Times New Roman"/>
                 <w:lang w:val="tr-TR"/>
               </w:rPr>
-              <w:t xml:space="preserve">Kim10.1.11 / </w:t>
-            </w:r>
-            <w:r>
-              <w:rPr>
-                <w:rFonts w:ascii="Times New Roman" w:hAnsi="Times New Roman" w:cs="Times New Roman"/>
-                <w:lang w:val="tr-TR"/>
-              </w:rPr>
-              <w:t>1.</w:t>
-            </w:r>
-            <w:r>
-              <w:rPr>
-                <w:rFonts w:ascii="Times New Roman" w:hAnsi="Times New Roman" w:cs="Times New Roman"/>
-                <w:lang w:val="tr-TR"/>
-              </w:rPr>
-              <w:t>2</w:t>
-            </w:r>
-            <w:r>
-              <w:rPr>
-                <w:rFonts w:ascii="Times New Roman" w:hAnsi="Times New Roman" w:cs="Times New Roman"/>
-                <w:lang w:val="tr-TR"/>
-              </w:rPr>
-              <w:t>.</w:t>
-            </w:r>
-            <w:r>
-              <w:rPr>
-                <w:rFonts w:ascii="Times New Roman" w:hAnsi="Times New Roman" w:cs="Times New Roman"/>
-                <w:lang w:val="tr-TR"/>
-              </w:rPr>
-              <w:t>4</w:t>
-            </w:r>
-            <w:r>
-              <w:rPr>
-                <w:rFonts w:ascii="Times New Roman" w:hAnsi="Times New Roman" w:cs="Times New Roman"/>
-                <w:lang w:val="tr-TR"/>
-              </w:rPr>
-              <w:t>.</w:t>
-            </w:r>
-            <w:r>
-              <w:t xml:space="preserve"> </w:t>
-            </w:r>
-            <w:r>
-              <w:rPr>
-                <w:rFonts w:ascii="Times New Roman" w:hAnsi="Times New Roman" w:cs="Times New Roman"/>
-                <w:lang w:val="tr-TR"/>
-              </w:rPr>
-              <w:t>Graham Difüzyon ve Efüzyon Yasası</w:t>
+              <w:t>Kim11.1.8 / 1.2.4. Tek Basamaklı Kimyasal Tepkimelerin Hız Denkleminin Deneysel Veriler Yardımıyla Belirlenmesi</w:t>
+            </w:r>
+          </w:p>
+        </w:tc>
+      </w:tr>
+      <w:tr>
+        <w:tc>
+          <w:tcPr>
+            <w:tcW w:w="1081" w:type="dxa"/>
+            <w:shd w:val="clear" w:color="auto" w:fill="FFC000"/>
+          </w:tcPr>
+          <w:p>
+            <w:pPr>
+              <w:jc w:val="both"/>
+              <w:rPr>
+                <w:rFonts w:ascii="Times New Roman" w:hAnsi="Times New Roman" w:cs="Times New Roman"/>
+                <w:lang w:val="tr-TR"/>
+              </w:rPr>
+            </w:pPr>
+            <w:r>
+              <w:rPr>
+                <w:rFonts w:ascii="Times New Roman" w:hAnsi="Times New Roman" w:cs="Times New Roman"/>
+                <w:lang w:val="tr-TR"/>
+              </w:rPr>
+              <w:t>Tema-1</w:t>
+            </w:r>
+          </w:p>
+        </w:tc>
+        <w:tc>
+          <w:tcPr>
+            <w:tcW w:w="1656" w:type="dxa"/>
+            <w:shd w:val="clear" w:color="auto" w:fill="00B0F0"/>
+          </w:tcPr>
+          <w:p>
+            <w:pPr>
+              <w:jc w:val="both"/>
+              <w:rPr>
+                <w:rFonts w:ascii="Times New Roman" w:hAnsi="Times New Roman" w:cs="Times New Roman"/>
+                <w:lang w:val="tr-TR"/>
+              </w:rPr>
+            </w:pPr>
+            <w:r>
+              <w:rPr>
+                <w:rFonts w:ascii="Times New Roman" w:hAnsi="Times New Roman" w:cs="Times New Roman"/>
+                <w:lang w:val="tr-TR"/>
+              </w:rPr>
+              <w:t>Bilgi Köşesi</w:t>
+            </w:r>
+          </w:p>
+        </w:tc>
+        <w:tc>
+          <w:tcPr>
+            <w:tcW w:w="1086" w:type="dxa"/>
+            <w:shd w:val="clear" w:color="auto" w:fill="00B0F0"/>
+          </w:tcPr>
+          <w:p>
+            <w:pPr>
+              <w:jc w:val="both"/>
+              <w:rPr>
+                <w:rFonts w:ascii="Times New Roman" w:hAnsi="Times New Roman" w:cs="Times New Roman"/>
+                <w:lang w:val="tr-TR"/>
+              </w:rPr>
+            </w:pPr>
+            <w:r>
+              <w:rPr>
+                <w:rFonts w:ascii="Times New Roman" w:hAnsi="Times New Roman" w:cs="Times New Roman"/>
+                <w:lang w:val="tr-TR"/>
+              </w:rPr>
+              <w:t>1.2.</w:t>
+            </w:r>
+          </w:p>
+        </w:tc>
+        <w:tc>
+          <w:tcPr>
+            <w:tcW w:w="5527" w:type="dxa"/>
+            <w:shd w:val="clear" w:color="auto" w:fill="00B0F0"/>
+          </w:tcPr>
+          <w:p>
+            <w:pPr>
+              <w:jc w:val="both"/>
+              <w:rPr>
+                <w:rFonts w:ascii="Times New Roman" w:hAnsi="Times New Roman" w:cs="Times New Roman"/>
+                <w:lang w:val="tr-TR"/>
+              </w:rPr>
+            </w:pPr>
+            <w:r>
+              <w:rPr>
+                <w:rFonts w:ascii="Times New Roman" w:hAnsi="Times New Roman" w:cs="Times New Roman"/>
+                <w:lang w:val="tr-TR"/>
+              </w:rPr>
+              <w:t>Kim11.1.8 / 1.2.4. Tek Basamaklı Kimyasal Tepkimelerin Hız Denkleminin Deneysel Veriler Yardımıyla Belirlenmesi</w:t>
+            </w:r>
+          </w:p>
+        </w:tc>
+      </w:tr>
+      <w:tr>
+        <w:tc>
+          <w:tcPr>
+            <w:tcW w:w="1081" w:type="dxa"/>
+            <w:shd w:val="clear" w:color="auto" w:fill="FFC000"/>
+          </w:tcPr>
+          <w:p>
+            <w:pPr>
+              <w:jc w:val="both"/>
+              <w:rPr>
+                <w:rFonts w:ascii="Times New Roman" w:hAnsi="Times New Roman" w:cs="Times New Roman"/>
+                <w:lang w:val="tr-TR"/>
+              </w:rPr>
+            </w:pPr>
+            <w:r>
+              <w:rPr>
+                <w:rFonts w:ascii="Times New Roman" w:hAnsi="Times New Roman" w:cs="Times New Roman"/>
+                <w:lang w:val="tr-TR"/>
+              </w:rPr>
+              <w:t>Tema-1</w:t>
+            </w:r>
+          </w:p>
+        </w:tc>
+        <w:tc>
+          <w:tcPr>
+            <w:tcW w:w="1656" w:type="dxa"/>
+            <w:shd w:val="clear" w:color="auto" w:fill="00B0F0"/>
+          </w:tcPr>
+          <w:p>
+            <w:pPr>
+              <w:jc w:val="both"/>
+              <w:rPr>
+                <w:rFonts w:ascii="Times New Roman" w:hAnsi="Times New Roman" w:cs="Times New Roman"/>
+                <w:lang w:val="tr-TR"/>
+              </w:rPr>
+            </w:pPr>
+            <w:r>
+              <w:rPr>
+                <w:rFonts w:ascii="Times New Roman" w:hAnsi="Times New Roman" w:cs="Times New Roman"/>
+                <w:lang w:val="tr-TR"/>
+              </w:rPr>
+              <w:t>Sıra Sizde</w:t>
+            </w:r>
+          </w:p>
+        </w:tc>
+        <w:tc>
+          <w:tcPr>
+            <w:tcW w:w="1086" w:type="dxa"/>
+            <w:shd w:val="clear" w:color="auto" w:fill="00B0F0"/>
+          </w:tcPr>
+          <w:p>
+            <w:pPr>
+              <w:jc w:val="both"/>
+              <w:rPr>
+                <w:rFonts w:ascii="Times New Roman" w:hAnsi="Times New Roman" w:cs="Times New Roman"/>
+                <w:lang w:val="tr-TR"/>
+              </w:rPr>
+            </w:pPr>
+            <w:r>
+              <w:rPr>
+                <w:rFonts w:ascii="Times New Roman" w:hAnsi="Times New Roman" w:cs="Times New Roman"/>
+                <w:lang w:val="tr-TR"/>
+              </w:rPr>
+              <w:t>1.8.</w:t>
+            </w:r>
+          </w:p>
+        </w:tc>
+        <w:tc>
+          <w:tcPr>
+            <w:tcW w:w="5527" w:type="dxa"/>
+            <w:shd w:val="clear" w:color="auto" w:fill="00B0F0"/>
+          </w:tcPr>
+          <w:p>
+            <w:pPr>
+              <w:jc w:val="both"/>
+              <w:rPr>
+                <w:rFonts w:ascii="Times New Roman" w:hAnsi="Times New Roman" w:cs="Times New Roman"/>
+                <w:lang w:val="tr-TR"/>
+              </w:rPr>
+            </w:pPr>
+            <w:r>
+              <w:rPr>
+                <w:rFonts w:ascii="Times New Roman" w:hAnsi="Times New Roman" w:cs="Times New Roman"/>
+                <w:lang w:val="tr-TR"/>
+              </w:rPr>
+              <w:t>Kim11.1.8 / 1.2.4. Tek Basamaklı Kimyasal Tepkimelerin Hız Denkleminin Deneysel Veriler Yardımıyla Belirlenmesi</w:t>
             </w:r>
           </w:p>
         </w:tc>

--- a/Formlar/Kullanilan_Kaliplar-tema-1.docx
+++ b/Formlar/Kullanilan_Kaliplar-tema-1.docx
@@ -3096,6 +3096,96 @@
                 <w:lang w:val="tr-TR"/>
               </w:rPr>
               <w:t>1.8.</w:t>
+            </w:r>
+          </w:p>
+        </w:tc>
+        <w:tc>
+          <w:tcPr>
+            <w:tcW w:w="5527" w:type="dxa"/>
+            <w:shd w:val="clear" w:color="auto" w:fill="00B0F0"/>
+          </w:tcPr>
+          <w:p>
+            <w:pPr>
+              <w:jc w:val="both"/>
+              <w:rPr>
+                <w:rFonts w:ascii="Times New Roman" w:hAnsi="Times New Roman" w:cs="Times New Roman"/>
+                <w:lang w:val="tr-TR"/>
+              </w:rPr>
+            </w:pPr>
+            <w:r>
+              <w:rPr>
+                <w:rFonts w:ascii="Times New Roman" w:hAnsi="Times New Roman" w:cs="Times New Roman"/>
+                <w:lang w:val="tr-TR"/>
+              </w:rPr>
+              <w:t>Kim11.1.8 / 1.2.4. Tek Basamaklı Kimyasal Tepkimelerin Hız Denkleminin Deneysel Veriler Yardımıyla Belirlenmesi</w:t>
+            </w:r>
+          </w:p>
+        </w:tc>
+      </w:tr>
+      <w:tr>
+        <w:tc>
+          <w:tcPr>
+            <w:tcW w:w="1081" w:type="dxa"/>
+            <w:shd w:val="clear" w:color="auto" w:fill="FFC000"/>
+          </w:tcPr>
+          <w:p>
+            <w:pPr>
+              <w:jc w:val="both"/>
+              <w:rPr>
+                <w:rFonts w:ascii="Times New Roman" w:hAnsi="Times New Roman" w:cs="Times New Roman"/>
+                <w:lang w:val="tr-TR"/>
+              </w:rPr>
+            </w:pPr>
+            <w:r>
+              <w:rPr>
+                <w:rFonts w:ascii="Times New Roman" w:hAnsi="Times New Roman" w:cs="Times New Roman"/>
+                <w:lang w:val="tr-TR"/>
+              </w:rPr>
+              <w:t>Tema-1</w:t>
+            </w:r>
+          </w:p>
+        </w:tc>
+        <w:tc>
+          <w:tcPr>
+            <w:tcW w:w="1656" w:type="dxa"/>
+            <w:shd w:val="clear" w:color="auto" w:fill="00B0F0"/>
+          </w:tcPr>
+          <w:p>
+            <w:pPr>
+              <w:jc w:val="both"/>
+              <w:rPr>
+                <w:rFonts w:ascii="Times New Roman" w:hAnsi="Times New Roman" w:cs="Times New Roman"/>
+                <w:lang w:val="tr-TR"/>
+              </w:rPr>
+            </w:pPr>
+            <w:r>
+              <w:rPr>
+                <w:rFonts w:ascii="Times New Roman" w:hAnsi="Times New Roman" w:cs="Times New Roman"/>
+                <w:lang w:val="tr-TR"/>
+              </w:rPr>
+              <w:t>Örnek-Çözüm Atölyesi</w:t>
+            </w:r>
+          </w:p>
+        </w:tc>
+        <w:tc>
+          <w:tcPr>
+            <w:tcW w:w="1086" w:type="dxa"/>
+            <w:shd w:val="clear" w:color="auto" w:fill="00B0F0"/>
+          </w:tcPr>
+          <w:p>
+            <w:pPr>
+              <w:jc w:val="both"/>
+              <w:rPr>
+                <w:rFonts w:ascii="Times New Roman" w:hAnsi="Times New Roman" w:cs="Times New Roman"/>
+                <w:lang w:val="tr-TR"/>
+              </w:rPr>
+            </w:pPr>
+            <w:r>
+              <w:rPr>
+                <w:rFonts w:ascii="Times New Roman" w:hAnsi="Times New Roman" w:cs="Times New Roman"/>
+                <w:lang w:val="tr-TR"/>
+              </w:rPr>
+              <w:t>1.9.</w:t>
             </w:r>
           </w:p>
         </w:tc>

--- a/Formlar/Kullanilan_Kaliplar-tema-1.docx
+++ b/Formlar/Kullanilan_Kaliplar-tema-1.docx
@@ -208,7 +208,7 @@
                 <w:rFonts w:ascii="Times New Roman" w:hAnsi="Times New Roman" w:cs="Times New Roman"/>
                 <w:lang w:val="tr-TR"/>
               </w:rPr>
-              <w:t>1.1</w:t>
+              <w:t>1.1.</w:t>
             </w:r>
           </w:p>
         </w:tc>
@@ -230,7 +230,7 @@
                 <w:rFonts w:ascii="Times New Roman" w:hAnsi="Times New Roman" w:cs="Times New Roman"/>
                 <w:lang w:val="tr-TR"/>
               </w:rPr>
-              <w:t>1. bölüm başı</w:t>
+              <w:t>Kim11.1.1 / 1.1.1. Tepkimelerde Meydana Gelen Enerji Değişimi</w:t>
             </w:r>
           </w:p>
         </w:tc>
@@ -261,29 +261,29 @@
         <w:tc>
           <w:tcPr>
             <w:tcW w:w="1656" w:type="dxa"/>
-            <w:shd w:val="clear" w:color="auto" w:fill="00B0F0"/>
-          </w:tcPr>
-          <w:p>
-            <w:pPr>
-              <w:jc w:val="both"/>
-              <w:rPr>
-                <w:rFonts w:ascii="Times New Roman" w:hAnsi="Times New Roman" w:cs="Times New Roman"/>
-                <w:lang w:val="tr-TR"/>
-              </w:rPr>
-            </w:pPr>
-            <w:r>
-              <w:rPr>
-                <w:rFonts w:ascii="Times New Roman" w:hAnsi="Times New Roman" w:cs="Times New Roman"/>
-                <w:lang w:val="tr-TR"/>
-              </w:rPr>
-              <w:t xml:space="preserve">Analiz ve Keşif Atölyesi </w:t>
+            <w:shd w:val="clear" w:color="auto" w:fill="D86DCB" w:themeFill="accent5" w:themeFillTint="99"/>
+          </w:tcPr>
+          <w:p>
+            <w:pPr>
+              <w:jc w:val="both"/>
+              <w:rPr>
+                <w:rFonts w:ascii="Times New Roman" w:hAnsi="Times New Roman" w:cs="Times New Roman"/>
+                <w:lang w:val="tr-TR"/>
+              </w:rPr>
+            </w:pPr>
+            <w:r>
+              <w:rPr>
+                <w:rFonts w:ascii="Times New Roman" w:hAnsi="Times New Roman" w:cs="Times New Roman"/>
+                <w:lang w:val="tr-TR"/>
+              </w:rPr>
+              <w:t>Analiz ve Keşif Atölyesi</w:t>
             </w:r>
           </w:p>
         </w:tc>
         <w:tc>
           <w:tcPr>
             <w:tcW w:w="1086" w:type="dxa"/>
-            <w:shd w:val="clear" w:color="auto" w:fill="00B0F0"/>
+            <w:shd w:val="clear" w:color="auto" w:fill="D86DCB" w:themeFill="accent5" w:themeFillTint="99"/>
           </w:tcPr>
           <w:p>
             <w:pPr>
@@ -305,46 +305,22 @@
         <w:tc>
           <w:tcPr>
             <w:tcW w:w="5527" w:type="dxa"/>
-            <w:shd w:val="clear" w:color="auto" w:fill="00B0F0"/>
-          </w:tcPr>
-          <w:p>
-            <w:pPr>
-              <w:jc w:val="both"/>
-              <w:rPr>
-                <w:rFonts w:ascii="Times New Roman" w:hAnsi="Times New Roman" w:cs="Times New Roman"/>
-                <w:lang w:val="tr-TR"/>
-              </w:rPr>
-            </w:pPr>
-            <w:r>
-              <w:rPr>
-                <w:rFonts w:ascii="Times New Roman" w:hAnsi="Times New Roman" w:cs="Times New Roman"/>
-                <w:lang w:val="tr-TR"/>
-              </w:rPr>
-              <w:t>Kim1</w:t>
-            </w:r>
-            <w:r>
-              <w:rPr>
-                <w:rFonts w:ascii="Times New Roman" w:hAnsi="Times New Roman" w:cs="Times New Roman"/>
-                <w:lang w:val="tr-TR"/>
-              </w:rPr>
-              <w:t>1</w:t>
-            </w:r>
-            <w:r>
-              <w:rPr>
-                <w:rFonts w:ascii="Times New Roman" w:hAnsi="Times New Roman" w:cs="Times New Roman"/>
-                <w:lang w:val="tr-TR"/>
-              </w:rPr>
-              <w:t>.1.1 / 1.1.1.</w:t>
-            </w:r>
-            <w:r>
-              <w:t xml:space="preserve"> </w:t>
-            </w:r>
-            <w:r>
-              <w:rPr>
-                <w:rFonts w:ascii="Times New Roman" w:hAnsi="Times New Roman" w:cs="Times New Roman"/>
-                <w:lang w:val="tr-TR"/>
-              </w:rPr>
-              <w:t>Tepkimelerde Meydana Gelen Enerji Değişimi</w:t>
+            <w:shd w:val="clear" w:color="auto" w:fill="D86DCB" w:themeFill="accent5" w:themeFillTint="99"/>
+          </w:tcPr>
+          <w:p>
+            <w:pPr>
+              <w:jc w:val="both"/>
+              <w:rPr>
+                <w:rFonts w:ascii="Times New Roman" w:hAnsi="Times New Roman" w:cs="Times New Roman"/>
+                <w:lang w:val="tr-TR"/>
+              </w:rPr>
+            </w:pPr>
+            <w:r>
+              <w:rPr>
+                <w:rFonts w:ascii="Times New Roman" w:hAnsi="Times New Roman" w:cs="Times New Roman"/>
+                <w:lang w:val="tr-TR"/>
+              </w:rPr>
+              <w:t>Kim11.1.1 / 1.1.1. Tepkimelerde Meydana Gelen Enerji Değişimi</w:t>
             </w:r>
           </w:p>
         </w:tc>
@@ -375,29 +351,29 @@
         <w:tc>
           <w:tcPr>
             <w:tcW w:w="1656" w:type="dxa"/>
-            <w:shd w:val="clear" w:color="auto" w:fill="C1E4F5" w:themeFill="accent1" w:themeFillTint="33"/>
-          </w:tcPr>
-          <w:p>
-            <w:pPr>
-              <w:jc w:val="both"/>
-              <w:rPr>
-                <w:rFonts w:ascii="Times New Roman" w:hAnsi="Times New Roman" w:cs="Times New Roman"/>
-                <w:lang w:val="tr-TR"/>
-              </w:rPr>
-            </w:pPr>
-            <w:r>
-              <w:rPr>
-                <w:rFonts w:ascii="Times New Roman" w:hAnsi="Times New Roman" w:cs="Times New Roman"/>
-                <w:lang w:val="tr-TR"/>
-              </w:rPr>
-              <w:t xml:space="preserve">Köprü Kurma Atölyesi </w:t>
+            <w:shd w:val="clear" w:color="auto" w:fill="D86DCB" w:themeFill="accent5" w:themeFillTint="99"/>
+          </w:tcPr>
+          <w:p>
+            <w:pPr>
+              <w:jc w:val="both"/>
+              <w:rPr>
+                <w:rFonts w:ascii="Times New Roman" w:hAnsi="Times New Roman" w:cs="Times New Roman"/>
+                <w:lang w:val="tr-TR"/>
+              </w:rPr>
+            </w:pPr>
+            <w:r>
+              <w:rPr>
+                <w:rFonts w:ascii="Times New Roman" w:hAnsi="Times New Roman" w:cs="Times New Roman"/>
+                <w:lang w:val="tr-TR"/>
+              </w:rPr>
+              <w:t>Köprü Kurma Atölyesi</w:t>
             </w:r>
           </w:p>
         </w:tc>
         <w:tc>
           <w:tcPr>
             <w:tcW w:w="1086" w:type="dxa"/>
-            <w:shd w:val="clear" w:color="auto" w:fill="C1E4F5" w:themeFill="accent1" w:themeFillTint="33"/>
+            <w:shd w:val="clear" w:color="auto" w:fill="D86DCB" w:themeFill="accent5" w:themeFillTint="99"/>
           </w:tcPr>
           <w:p>
             <w:pPr>
@@ -419,46 +395,22 @@
         <w:tc>
           <w:tcPr>
             <w:tcW w:w="5527" w:type="dxa"/>
-            <w:shd w:val="clear" w:color="auto" w:fill="C1E4F5" w:themeFill="accent1" w:themeFillTint="33"/>
-          </w:tcPr>
-          <w:p>
-            <w:pPr>
-              <w:jc w:val="both"/>
-              <w:rPr>
-                <w:rFonts w:ascii="Times New Roman" w:hAnsi="Times New Roman" w:cs="Times New Roman"/>
-                <w:lang w:val="tr-TR"/>
-              </w:rPr>
-            </w:pPr>
-            <w:r>
-              <w:rPr>
-                <w:rFonts w:ascii="Times New Roman" w:hAnsi="Times New Roman" w:cs="Times New Roman"/>
-                <w:lang w:val="tr-TR"/>
-              </w:rPr>
-              <w:t>Kim1</w:t>
-            </w:r>
-            <w:r>
-              <w:rPr>
-                <w:rFonts w:ascii="Times New Roman" w:hAnsi="Times New Roman" w:cs="Times New Roman"/>
-                <w:lang w:val="tr-TR"/>
-              </w:rPr>
-              <w:t>1</w:t>
-            </w:r>
-            <w:r>
-              <w:rPr>
-                <w:rFonts w:ascii="Times New Roman" w:hAnsi="Times New Roman" w:cs="Times New Roman"/>
-                <w:lang w:val="tr-TR"/>
-              </w:rPr>
-              <w:t>.1.1 / 1.1.1.</w:t>
-            </w:r>
-            <w:r>
-              <w:t xml:space="preserve"> </w:t>
-            </w:r>
-            <w:r>
-              <w:rPr>
-                <w:rFonts w:ascii="Times New Roman" w:hAnsi="Times New Roman" w:cs="Times New Roman"/>
-                <w:lang w:val="tr-TR"/>
-              </w:rPr>
-              <w:t>Tepkimelerde Meydana Gelen Enerji Değişimi</w:t>
+            <w:shd w:val="clear" w:color="auto" w:fill="D86DCB" w:themeFill="accent5" w:themeFillTint="99"/>
+          </w:tcPr>
+          <w:p>
+            <w:pPr>
+              <w:jc w:val="both"/>
+              <w:rPr>
+                <w:rFonts w:ascii="Times New Roman" w:hAnsi="Times New Roman" w:cs="Times New Roman"/>
+                <w:lang w:val="tr-TR"/>
+              </w:rPr>
+            </w:pPr>
+            <w:r>
+              <w:rPr>
+                <w:rFonts w:ascii="Times New Roman" w:hAnsi="Times New Roman" w:cs="Times New Roman"/>
+                <w:lang w:val="tr-TR"/>
+              </w:rPr>
+              <w:t>Kim11.1.1 / 1.1.1. Tepkimelerde Meydana Gelen Enerji Değişimi</w:t>
             </w:r>
           </w:p>
         </w:tc>
@@ -489,97 +441,66 @@
         <w:tc>
           <w:tcPr>
             <w:tcW w:w="1656" w:type="dxa"/>
-            <w:shd w:val="clear" w:color="auto" w:fill="E97132" w:themeFill="accent2"/>
-          </w:tcPr>
-          <w:p>
-            <w:pPr>
-              <w:jc w:val="both"/>
-              <w:rPr>
-                <w:rFonts w:ascii="Times New Roman" w:hAnsi="Times New Roman" w:cs="Times New Roman"/>
-                <w:lang w:val="tr-TR"/>
-              </w:rPr>
-            </w:pPr>
-            <w:r>
-              <w:rPr>
-                <w:rFonts w:ascii="Times New Roman" w:hAnsi="Times New Roman" w:cs="Times New Roman"/>
-                <w:lang w:val="tr-TR"/>
-              </w:rPr>
-              <w:t xml:space="preserve">Geri Dön ve </w:t>
-            </w:r>
-            <w:r>
-              <w:rPr>
-                <w:rFonts w:ascii="Times New Roman" w:hAnsi="Times New Roman" w:cs="Times New Roman"/>
-                <w:lang w:val="tr-TR"/>
-              </w:rPr>
-              <w:t>Karşılaştır</w:t>
+            <w:shd w:val="clear" w:color="auto" w:fill="D86DCB" w:themeFill="accent5" w:themeFillTint="99"/>
+          </w:tcPr>
+          <w:p>
+            <w:pPr>
+              <w:jc w:val="both"/>
+              <w:rPr>
+                <w:rFonts w:ascii="Times New Roman" w:hAnsi="Times New Roman" w:cs="Times New Roman"/>
+                <w:lang w:val="tr-TR"/>
+              </w:rPr>
+            </w:pPr>
+            <w:r>
+              <w:rPr>
+                <w:rFonts w:ascii="Times New Roman" w:hAnsi="Times New Roman" w:cs="Times New Roman"/>
+                <w:lang w:val="tr-TR"/>
+              </w:rPr>
+              <w:t>Sıra Sizde</w:t>
             </w:r>
           </w:p>
         </w:tc>
         <w:tc>
           <w:tcPr>
             <w:tcW w:w="1086" w:type="dxa"/>
-            <w:shd w:val="clear" w:color="auto" w:fill="E97132" w:themeFill="accent2"/>
-          </w:tcPr>
-          <w:p>
-            <w:pPr>
-              <w:jc w:val="both"/>
-              <w:rPr>
-                <w:rFonts w:ascii="Times New Roman" w:hAnsi="Times New Roman" w:cs="Times New Roman"/>
-                <w:lang w:val="tr-TR"/>
-              </w:rPr>
-            </w:pPr>
-            <w:r>
-              <w:rPr>
-                <w:rFonts w:ascii="Times New Roman" w:hAnsi="Times New Roman" w:cs="Times New Roman"/>
-                <w:lang w:val="tr-TR"/>
-              </w:rPr>
-              <w:t>1.</w:t>
-            </w:r>
-            <w:r>
-              <w:rPr>
-                <w:rFonts w:ascii="Times New Roman" w:hAnsi="Times New Roman" w:cs="Times New Roman"/>
-                <w:lang w:val="tr-TR"/>
-              </w:rPr>
-              <w:t>1</w:t>
-            </w:r>
-            <w:r>
-              <w:rPr>
-                <w:rFonts w:ascii="Times New Roman" w:hAnsi="Times New Roman" w:cs="Times New Roman"/>
-                <w:lang w:val="tr-TR"/>
-              </w:rPr>
-              <w:t>.</w:t>
+            <w:shd w:val="clear" w:color="auto" w:fill="D86DCB" w:themeFill="accent5" w:themeFillTint="99"/>
+          </w:tcPr>
+          <w:p>
+            <w:pPr>
+              <w:jc w:val="both"/>
+              <w:rPr>
+                <w:rFonts w:ascii="Times New Roman" w:hAnsi="Times New Roman" w:cs="Times New Roman"/>
+                <w:lang w:val="tr-TR"/>
+              </w:rPr>
+            </w:pPr>
+            <w:r>
+              <w:rPr>
+                <w:rFonts w:ascii="Times New Roman" w:hAnsi="Times New Roman" w:cs="Times New Roman"/>
+                <w:lang w:val="tr-TR"/>
+              </w:rPr>
+              <w:t>1.1.</w:t>
             </w:r>
           </w:p>
         </w:tc>
         <w:tc>
           <w:tcPr>
             <w:tcW w:w="5527" w:type="dxa"/>
-            <w:shd w:val="clear" w:color="auto" w:fill="E97132" w:themeFill="accent2"/>
-          </w:tcPr>
-          <w:p>
-            <w:pPr>
-              <w:jc w:val="both"/>
-              <w:rPr>
-                <w:rFonts w:ascii="Times New Roman" w:hAnsi="Times New Roman" w:cs="Times New Roman"/>
-                <w:lang w:val="tr-TR"/>
-              </w:rPr>
-            </w:pPr>
-            <w:r>
-              <w:rPr>
-                <w:rFonts w:ascii="Times New Roman" w:hAnsi="Times New Roman" w:cs="Times New Roman"/>
-                <w:lang w:val="tr-TR"/>
-              </w:rPr>
-              <w:t>Kim11.1.1 / 1.1.1.</w:t>
-            </w:r>
-            <w:r>
-              <w:t xml:space="preserve"> </w:t>
-            </w:r>
-            <w:r>
-              <w:rPr>
-                <w:rFonts w:ascii="Times New Roman" w:hAnsi="Times New Roman" w:cs="Times New Roman"/>
-                <w:lang w:val="tr-TR"/>
-              </w:rPr>
-              <w:t>Tepkimelerde Meydana Gelen Enerji Değişimi</w:t>
+            <w:shd w:val="clear" w:color="auto" w:fill="D86DCB" w:themeFill="accent5" w:themeFillTint="99"/>
+          </w:tcPr>
+          <w:p>
+            <w:pPr>
+              <w:jc w:val="both"/>
+              <w:rPr>
+                <w:rFonts w:ascii="Times New Roman" w:hAnsi="Times New Roman" w:cs="Times New Roman"/>
+                <w:lang w:val="tr-TR"/>
+              </w:rPr>
+            </w:pPr>
+            <w:r>
+              <w:rPr>
+                <w:rFonts w:ascii="Times New Roman" w:hAnsi="Times New Roman" w:cs="Times New Roman"/>
+                <w:lang w:val="tr-TR"/>
+              </w:rPr>
+              <w:t>Kim11.1.1 / 1.1.1. Tepkimelerde Meydana Gelen Enerji Değişimi</w:t>
             </w:r>
           </w:p>
         </w:tc>
@@ -610,76 +531,66 @@
         <w:tc>
           <w:tcPr>
             <w:tcW w:w="1656" w:type="dxa"/>
-            <w:shd w:val="clear" w:color="auto" w:fill="FFC000"/>
-          </w:tcPr>
-          <w:p>
-            <w:pPr>
-              <w:jc w:val="both"/>
-              <w:rPr>
-                <w:rFonts w:ascii="Times New Roman" w:hAnsi="Times New Roman" w:cs="Times New Roman"/>
-                <w:lang w:val="tr-TR"/>
-              </w:rPr>
-            </w:pPr>
-            <w:r>
-              <w:rPr>
-                <w:rFonts w:ascii="Times New Roman" w:hAnsi="Times New Roman" w:cs="Times New Roman"/>
-                <w:lang w:val="tr-TR"/>
-              </w:rPr>
-              <w:t xml:space="preserve">Sıra Sizde </w:t>
+            <w:shd w:val="clear" w:color="auto" w:fill="D86DCB" w:themeFill="accent5" w:themeFillTint="99"/>
+          </w:tcPr>
+          <w:p>
+            <w:pPr>
+              <w:jc w:val="both"/>
+              <w:rPr>
+                <w:rFonts w:ascii="Times New Roman" w:hAnsi="Times New Roman" w:cs="Times New Roman"/>
+                <w:lang w:val="tr-TR"/>
+              </w:rPr>
+            </w:pPr>
+            <w:r>
+              <w:rPr>
+                <w:rFonts w:ascii="Times New Roman" w:hAnsi="Times New Roman" w:cs="Times New Roman"/>
+                <w:lang w:val="tr-TR"/>
+              </w:rPr>
+              <w:t>Analiz ve Keşif Atölyesi</w:t>
             </w:r>
           </w:p>
         </w:tc>
         <w:tc>
           <w:tcPr>
             <w:tcW w:w="1086" w:type="dxa"/>
-            <w:shd w:val="clear" w:color="auto" w:fill="FFC000"/>
-          </w:tcPr>
-          <w:p>
-            <w:pPr>
-              <w:jc w:val="both"/>
-              <w:rPr>
-                <w:rFonts w:ascii="Times New Roman" w:hAnsi="Times New Roman" w:cs="Times New Roman"/>
-                <w:lang w:val="tr-TR"/>
-              </w:rPr>
-            </w:pPr>
-            <w:r>
-              <w:rPr>
-                <w:rFonts w:ascii="Times New Roman" w:hAnsi="Times New Roman" w:cs="Times New Roman"/>
-                <w:lang w:val="tr-TR"/>
-              </w:rPr>
-              <w:t>1.1.</w:t>
+            <w:shd w:val="clear" w:color="auto" w:fill="D86DCB" w:themeFill="accent5" w:themeFillTint="99"/>
+          </w:tcPr>
+          <w:p>
+            <w:pPr>
+              <w:jc w:val="both"/>
+              <w:rPr>
+                <w:rFonts w:ascii="Times New Roman" w:hAnsi="Times New Roman" w:cs="Times New Roman"/>
+                <w:lang w:val="tr-TR"/>
+              </w:rPr>
+            </w:pPr>
+            <w:r>
+              <w:rPr>
+                <w:rFonts w:ascii="Times New Roman" w:hAnsi="Times New Roman" w:cs="Times New Roman"/>
+                <w:lang w:val="tr-TR"/>
+              </w:rPr>
+              <w:t>1.2.</w:t>
             </w:r>
           </w:p>
         </w:tc>
         <w:tc>
           <w:tcPr>
             <w:tcW w:w="5527" w:type="dxa"/>
-            <w:shd w:val="clear" w:color="auto" w:fill="FFC000"/>
-          </w:tcPr>
-          <w:p>
-            <w:pPr>
-              <w:jc w:val="both"/>
-              <w:rPr>
-                <w:rFonts w:ascii="Times New Roman" w:hAnsi="Times New Roman" w:cs="Times New Roman"/>
-                <w:lang w:val="tr-TR"/>
-              </w:rPr>
-            </w:pPr>
-            <w:r>
-              <w:rPr>
-                <w:rFonts w:ascii="Times New Roman" w:hAnsi="Times New Roman" w:cs="Times New Roman"/>
-                <w:lang w:val="tr-TR"/>
-              </w:rPr>
-              <w:t>Kim11.1.1 / 1.1.1.</w:t>
-            </w:r>
-            <w:r>
-              <w:t xml:space="preserve"> </w:t>
-            </w:r>
-            <w:r>
-              <w:rPr>
-                <w:rFonts w:ascii="Times New Roman" w:hAnsi="Times New Roman" w:cs="Times New Roman"/>
-                <w:lang w:val="tr-TR"/>
-              </w:rPr>
-              <w:t>Tepkimelerde Meydana Gelen Enerji Değişimi</w:t>
+            <w:shd w:val="clear" w:color="auto" w:fill="D86DCB" w:themeFill="accent5" w:themeFillTint="99"/>
+          </w:tcPr>
+          <w:p>
+            <w:pPr>
+              <w:jc w:val="both"/>
+              <w:rPr>
+                <w:rFonts w:ascii="Times New Roman" w:hAnsi="Times New Roman" w:cs="Times New Roman"/>
+                <w:lang w:val="tr-TR"/>
+              </w:rPr>
+            </w:pPr>
+            <w:r>
+              <w:rPr>
+                <w:rFonts w:ascii="Times New Roman" w:hAnsi="Times New Roman" w:cs="Times New Roman"/>
+                <w:lang w:val="tr-TR"/>
+              </w:rPr>
+              <w:t>Kim11.1.2 / 1.1.2. Maddelerin Enerji Kaynağı Olma Potansiyeli</w:t>
             </w:r>
           </w:p>
         </w:tc>
@@ -710,90 +621,66 @@
         <w:tc>
           <w:tcPr>
             <w:tcW w:w="1656" w:type="dxa"/>
-            <w:shd w:val="clear" w:color="auto" w:fill="00B0F0"/>
-          </w:tcPr>
-          <w:p>
-            <w:pPr>
-              <w:jc w:val="both"/>
-              <w:rPr>
-                <w:rFonts w:ascii="Times New Roman" w:hAnsi="Times New Roman" w:cs="Times New Roman"/>
-                <w:lang w:val="tr-TR"/>
-              </w:rPr>
-            </w:pPr>
-            <w:r>
-              <w:rPr>
-                <w:rFonts w:ascii="Times New Roman" w:hAnsi="Times New Roman" w:cs="Times New Roman"/>
-                <w:lang w:val="tr-TR"/>
-              </w:rPr>
-              <w:t xml:space="preserve">Analiz ve Keşif Atölyesi </w:t>
+            <w:shd w:val="clear" w:color="auto" w:fill="D86DCB" w:themeFill="accent5" w:themeFillTint="99"/>
+          </w:tcPr>
+          <w:p>
+            <w:pPr>
+              <w:jc w:val="both"/>
+              <w:rPr>
+                <w:rFonts w:ascii="Times New Roman" w:hAnsi="Times New Roman" w:cs="Times New Roman"/>
+                <w:lang w:val="tr-TR"/>
+              </w:rPr>
+            </w:pPr>
+            <w:r>
+              <w:rPr>
+                <w:rFonts w:ascii="Times New Roman" w:hAnsi="Times New Roman" w:cs="Times New Roman"/>
+                <w:lang w:val="tr-TR"/>
+              </w:rPr>
+              <w:t>Tartışma ve Paylaşım Atölyesi</w:t>
             </w:r>
           </w:p>
         </w:tc>
         <w:tc>
           <w:tcPr>
             <w:tcW w:w="1086" w:type="dxa"/>
-            <w:shd w:val="clear" w:color="auto" w:fill="00B0F0"/>
-          </w:tcPr>
-          <w:p>
-            <w:pPr>
-              <w:jc w:val="both"/>
-              <w:rPr>
-                <w:rFonts w:ascii="Times New Roman" w:hAnsi="Times New Roman" w:cs="Times New Roman"/>
-                <w:lang w:val="tr-TR"/>
-              </w:rPr>
-            </w:pPr>
-            <w:r>
-              <w:rPr>
-                <w:rFonts w:ascii="Times New Roman" w:hAnsi="Times New Roman" w:cs="Times New Roman"/>
-                <w:lang w:val="tr-TR"/>
-              </w:rPr>
-              <w:t>1.</w:t>
-            </w:r>
-            <w:r>
-              <w:rPr>
-                <w:rFonts w:ascii="Times New Roman" w:hAnsi="Times New Roman" w:cs="Times New Roman"/>
-                <w:lang w:val="tr-TR"/>
-              </w:rPr>
-              <w:t>2</w:t>
-            </w:r>
-            <w:r>
-              <w:rPr>
-                <w:rFonts w:ascii="Times New Roman" w:hAnsi="Times New Roman" w:cs="Times New Roman"/>
-                <w:lang w:val="tr-TR"/>
-              </w:rPr>
-              <w:t>.</w:t>
+            <w:shd w:val="clear" w:color="auto" w:fill="D86DCB" w:themeFill="accent5" w:themeFillTint="99"/>
+          </w:tcPr>
+          <w:p>
+            <w:pPr>
+              <w:jc w:val="both"/>
+              <w:rPr>
+                <w:rFonts w:ascii="Times New Roman" w:hAnsi="Times New Roman" w:cs="Times New Roman"/>
+                <w:lang w:val="tr-TR"/>
+              </w:rPr>
+            </w:pPr>
+            <w:r>
+              <w:rPr>
+                <w:rFonts w:ascii="Times New Roman" w:hAnsi="Times New Roman" w:cs="Times New Roman"/>
+                <w:lang w:val="tr-TR"/>
+              </w:rPr>
+              <w:t>1.1.</w:t>
             </w:r>
           </w:p>
         </w:tc>
         <w:tc>
           <w:tcPr>
             <w:tcW w:w="5527" w:type="dxa"/>
-            <w:shd w:val="clear" w:color="auto" w:fill="00B0F0"/>
-          </w:tcPr>
-          <w:p>
-            <w:pPr>
-              <w:jc w:val="both"/>
-              <w:rPr>
-                <w:rFonts w:ascii="Times New Roman" w:hAnsi="Times New Roman" w:cs="Times New Roman"/>
-                <w:lang w:val="tr-TR"/>
-              </w:rPr>
-            </w:pPr>
-            <w:r>
-              <w:rPr>
-                <w:rFonts w:ascii="Times New Roman" w:hAnsi="Times New Roman" w:cs="Times New Roman"/>
-                <w:lang w:val="tr-TR"/>
-              </w:rPr>
-              <w:t>Kim11.1.2 / 1.1.2.</w:t>
-            </w:r>
-            <w:r>
-              <w:t xml:space="preserve"> </w:t>
-            </w:r>
-            <w:r>
-              <w:rPr>
-                <w:rFonts w:ascii="Times New Roman" w:hAnsi="Times New Roman" w:cs="Times New Roman"/>
-                <w:lang w:val="tr-TR"/>
-              </w:rPr>
-              <w:t>Maddelerin Enerji Kaynağı Olma Potansiyeli</w:t>
+            <w:shd w:val="clear" w:color="auto" w:fill="D86DCB" w:themeFill="accent5" w:themeFillTint="99"/>
+          </w:tcPr>
+          <w:p>
+            <w:pPr>
+              <w:jc w:val="both"/>
+              <w:rPr>
+                <w:rFonts w:ascii="Times New Roman" w:hAnsi="Times New Roman" w:cs="Times New Roman"/>
+                <w:lang w:val="tr-TR"/>
+              </w:rPr>
+            </w:pPr>
+            <w:r>
+              <w:rPr>
+                <w:rFonts w:ascii="Times New Roman" w:hAnsi="Times New Roman" w:cs="Times New Roman"/>
+                <w:lang w:val="tr-TR"/>
+              </w:rPr>
+              <w:t>Kim11.1.2 / 1.1.2. Maddelerin Enerji Kaynağı Olma Potansiyeli</w:t>
             </w:r>
           </w:p>
         </w:tc>
@@ -824,76 +711,66 @@
         <w:tc>
           <w:tcPr>
             <w:tcW w:w="1656" w:type="dxa"/>
-            <w:shd w:val="clear" w:color="auto" w:fill="E59EDC" w:themeFill="accent5" w:themeFillTint="66"/>
-          </w:tcPr>
-          <w:p>
-            <w:pPr>
-              <w:jc w:val="both"/>
-              <w:rPr>
-                <w:rFonts w:ascii="Times New Roman" w:hAnsi="Times New Roman" w:cs="Times New Roman"/>
-                <w:lang w:val="tr-TR"/>
-              </w:rPr>
-            </w:pPr>
-            <w:r>
-              <w:rPr>
-                <w:rFonts w:ascii="Times New Roman" w:hAnsi="Times New Roman" w:cs="Times New Roman"/>
-                <w:lang w:val="tr-TR"/>
-              </w:rPr>
-              <w:t>Tartışma ve Paylaşım Atölyesi</w:t>
+            <w:shd w:val="clear" w:color="auto" w:fill="D86DCB" w:themeFill="accent5" w:themeFillTint="99"/>
+          </w:tcPr>
+          <w:p>
+            <w:pPr>
+              <w:jc w:val="both"/>
+              <w:rPr>
+                <w:rFonts w:ascii="Times New Roman" w:hAnsi="Times New Roman" w:cs="Times New Roman"/>
+                <w:lang w:val="tr-TR"/>
+              </w:rPr>
+            </w:pPr>
+            <w:r>
+              <w:rPr>
+                <w:rFonts w:ascii="Times New Roman" w:hAnsi="Times New Roman" w:cs="Times New Roman"/>
+                <w:lang w:val="tr-TR"/>
+              </w:rPr>
+              <w:t>Sıra Sizde</w:t>
             </w:r>
           </w:p>
         </w:tc>
         <w:tc>
           <w:tcPr>
             <w:tcW w:w="1086" w:type="dxa"/>
-            <w:shd w:val="clear" w:color="auto" w:fill="E59EDC" w:themeFill="accent5" w:themeFillTint="66"/>
-          </w:tcPr>
-          <w:p>
-            <w:pPr>
-              <w:jc w:val="both"/>
-              <w:rPr>
-                <w:rFonts w:ascii="Times New Roman" w:hAnsi="Times New Roman" w:cs="Times New Roman"/>
-                <w:lang w:val="tr-TR"/>
-              </w:rPr>
-            </w:pPr>
-            <w:r>
-              <w:rPr>
-                <w:rFonts w:ascii="Times New Roman" w:hAnsi="Times New Roman" w:cs="Times New Roman"/>
-                <w:lang w:val="tr-TR"/>
-              </w:rPr>
-              <w:t>1.1.</w:t>
+            <w:shd w:val="clear" w:color="auto" w:fill="D86DCB" w:themeFill="accent5" w:themeFillTint="99"/>
+          </w:tcPr>
+          <w:p>
+            <w:pPr>
+              <w:jc w:val="both"/>
+              <w:rPr>
+                <w:rFonts w:ascii="Times New Roman" w:hAnsi="Times New Roman" w:cs="Times New Roman"/>
+                <w:lang w:val="tr-TR"/>
+              </w:rPr>
+            </w:pPr>
+            <w:r>
+              <w:rPr>
+                <w:rFonts w:ascii="Times New Roman" w:hAnsi="Times New Roman" w:cs="Times New Roman"/>
+                <w:lang w:val="tr-TR"/>
+              </w:rPr>
+              <w:t>1.2.</w:t>
             </w:r>
           </w:p>
         </w:tc>
         <w:tc>
           <w:tcPr>
             <w:tcW w:w="5527" w:type="dxa"/>
-            <w:shd w:val="clear" w:color="auto" w:fill="E59EDC" w:themeFill="accent5" w:themeFillTint="66"/>
-          </w:tcPr>
-          <w:p>
-            <w:pPr>
-              <w:jc w:val="both"/>
-              <w:rPr>
-                <w:rFonts w:ascii="Times New Roman" w:hAnsi="Times New Roman" w:cs="Times New Roman"/>
-                <w:lang w:val="tr-TR"/>
-              </w:rPr>
-            </w:pPr>
-            <w:r>
-              <w:rPr>
-                <w:rFonts w:ascii="Times New Roman" w:hAnsi="Times New Roman" w:cs="Times New Roman"/>
-                <w:lang w:val="tr-TR"/>
-              </w:rPr>
-              <w:t>Kim11.1.2 / 1.1.2.</w:t>
-            </w:r>
-            <w:r>
-              <w:t xml:space="preserve"> </w:t>
-            </w:r>
-            <w:r>
-              <w:rPr>
-                <w:rFonts w:ascii="Times New Roman" w:hAnsi="Times New Roman" w:cs="Times New Roman"/>
-                <w:lang w:val="tr-TR"/>
-              </w:rPr>
-              <w:t>Maddelerin Enerji Kaynağı Olma Potansiyeli</w:t>
+            <w:shd w:val="clear" w:color="auto" w:fill="D86DCB" w:themeFill="accent5" w:themeFillTint="99"/>
+          </w:tcPr>
+          <w:p>
+            <w:pPr>
+              <w:jc w:val="both"/>
+              <w:rPr>
+                <w:rFonts w:ascii="Times New Roman" w:hAnsi="Times New Roman" w:cs="Times New Roman"/>
+                <w:lang w:val="tr-TR"/>
+              </w:rPr>
+            </w:pPr>
+            <w:r>
+              <w:rPr>
+                <w:rFonts w:ascii="Times New Roman" w:hAnsi="Times New Roman" w:cs="Times New Roman"/>
+                <w:lang w:val="tr-TR"/>
+              </w:rPr>
+              <w:t>Kim11.1.2 / 1.1.2. Maddelerin Enerji Kaynağı Olma Potansiyeli</w:t>
             </w:r>
           </w:p>
         </w:tc>
@@ -924,90 +801,66 @@
         <w:tc>
           <w:tcPr>
             <w:tcW w:w="1656" w:type="dxa"/>
-            <w:shd w:val="clear" w:color="auto" w:fill="FFC000"/>
-          </w:tcPr>
-          <w:p>
-            <w:pPr>
-              <w:jc w:val="both"/>
-              <w:rPr>
-                <w:rFonts w:ascii="Times New Roman" w:hAnsi="Times New Roman" w:cs="Times New Roman"/>
-                <w:lang w:val="tr-TR"/>
-              </w:rPr>
-            </w:pPr>
-            <w:r>
-              <w:rPr>
-                <w:rFonts w:ascii="Times New Roman" w:hAnsi="Times New Roman" w:cs="Times New Roman"/>
-                <w:lang w:val="tr-TR"/>
-              </w:rPr>
-              <w:t xml:space="preserve">Sıra Sizde </w:t>
+            <w:shd w:val="clear" w:color="auto" w:fill="D86DCB" w:themeFill="accent5" w:themeFillTint="99"/>
+          </w:tcPr>
+          <w:p>
+            <w:pPr>
+              <w:jc w:val="both"/>
+              <w:rPr>
+                <w:rFonts w:ascii="Times New Roman" w:hAnsi="Times New Roman" w:cs="Times New Roman"/>
+                <w:lang w:val="tr-TR"/>
+              </w:rPr>
+            </w:pPr>
+            <w:r>
+              <w:rPr>
+                <w:rFonts w:ascii="Times New Roman" w:hAnsi="Times New Roman" w:cs="Times New Roman"/>
+                <w:lang w:val="tr-TR"/>
+              </w:rPr>
+              <w:t>Analiz ve Keşif Atölyesi</w:t>
             </w:r>
           </w:p>
         </w:tc>
         <w:tc>
           <w:tcPr>
             <w:tcW w:w="1086" w:type="dxa"/>
-            <w:shd w:val="clear" w:color="auto" w:fill="FFC000"/>
-          </w:tcPr>
-          <w:p>
-            <w:pPr>
-              <w:jc w:val="both"/>
-              <w:rPr>
-                <w:rFonts w:ascii="Times New Roman" w:hAnsi="Times New Roman" w:cs="Times New Roman"/>
-                <w:lang w:val="tr-TR"/>
-              </w:rPr>
-            </w:pPr>
-            <w:r>
-              <w:rPr>
-                <w:rFonts w:ascii="Times New Roman" w:hAnsi="Times New Roman" w:cs="Times New Roman"/>
-                <w:lang w:val="tr-TR"/>
-              </w:rPr>
-              <w:t>1.</w:t>
-            </w:r>
-            <w:r>
-              <w:rPr>
-                <w:rFonts w:ascii="Times New Roman" w:hAnsi="Times New Roman" w:cs="Times New Roman"/>
-                <w:lang w:val="tr-TR"/>
-              </w:rPr>
-              <w:t>2</w:t>
-            </w:r>
-            <w:r>
-              <w:rPr>
-                <w:rFonts w:ascii="Times New Roman" w:hAnsi="Times New Roman" w:cs="Times New Roman"/>
-                <w:lang w:val="tr-TR"/>
-              </w:rPr>
-              <w:t>.</w:t>
+            <w:shd w:val="clear" w:color="auto" w:fill="D86DCB" w:themeFill="accent5" w:themeFillTint="99"/>
+          </w:tcPr>
+          <w:p>
+            <w:pPr>
+              <w:jc w:val="both"/>
+              <w:rPr>
+                <w:rFonts w:ascii="Times New Roman" w:hAnsi="Times New Roman" w:cs="Times New Roman"/>
+                <w:lang w:val="tr-TR"/>
+              </w:rPr>
+            </w:pPr>
+            <w:r>
+              <w:rPr>
+                <w:rFonts w:ascii="Times New Roman" w:hAnsi="Times New Roman" w:cs="Times New Roman"/>
+                <w:lang w:val="tr-TR"/>
+              </w:rPr>
+              <w:t>1.3.</w:t>
             </w:r>
           </w:p>
         </w:tc>
         <w:tc>
           <w:tcPr>
             <w:tcW w:w="5527" w:type="dxa"/>
-            <w:shd w:val="clear" w:color="auto" w:fill="FFC000"/>
-          </w:tcPr>
-          <w:p>
-            <w:pPr>
-              <w:jc w:val="both"/>
-              <w:rPr>
-                <w:rFonts w:ascii="Times New Roman" w:hAnsi="Times New Roman" w:cs="Times New Roman"/>
-                <w:lang w:val="tr-TR"/>
-              </w:rPr>
-            </w:pPr>
-            <w:r>
-              <w:rPr>
-                <w:rFonts w:ascii="Times New Roman" w:hAnsi="Times New Roman" w:cs="Times New Roman"/>
-                <w:lang w:val="tr-TR"/>
-              </w:rPr>
-              <w:t>Kim11.1.2 / 1.1.2.</w:t>
-            </w:r>
-            <w:r>
-              <w:t xml:space="preserve"> </w:t>
-            </w:r>
-            <w:r>
-              <w:rPr>
-                <w:rFonts w:ascii="Times New Roman" w:hAnsi="Times New Roman" w:cs="Times New Roman"/>
-                <w:lang w:val="tr-TR"/>
-              </w:rPr>
-              <w:t>Maddelerin Enerji Kaynağı Olma Potansiyeli</w:t>
+            <w:shd w:val="clear" w:color="auto" w:fill="D86DCB" w:themeFill="accent5" w:themeFillTint="99"/>
+          </w:tcPr>
+          <w:p>
+            <w:pPr>
+              <w:jc w:val="both"/>
+              <w:rPr>
+                <w:rFonts w:ascii="Times New Roman" w:hAnsi="Times New Roman" w:cs="Times New Roman"/>
+                <w:lang w:val="tr-TR"/>
+              </w:rPr>
+            </w:pPr>
+            <w:r>
+              <w:rPr>
+                <w:rFonts w:ascii="Times New Roman" w:hAnsi="Times New Roman" w:cs="Times New Roman"/>
+                <w:lang w:val="tr-TR"/>
+              </w:rPr>
+              <w:t>Kim11.1.3 / 1.1.3. Bağ Enerjileriyle Tepkime Entalpisinin Hesaplanması</w:t>
             </w:r>
           </w:p>
         </w:tc>
@@ -1038,90 +891,66 @@
         <w:tc>
           <w:tcPr>
             <w:tcW w:w="1656" w:type="dxa"/>
-            <w:shd w:val="clear" w:color="auto" w:fill="00B0F0"/>
-          </w:tcPr>
-          <w:p>
-            <w:pPr>
-              <w:jc w:val="both"/>
-              <w:rPr>
-                <w:rFonts w:ascii="Times New Roman" w:hAnsi="Times New Roman" w:cs="Times New Roman"/>
-                <w:lang w:val="tr-TR"/>
-              </w:rPr>
-            </w:pPr>
-            <w:r>
-              <w:rPr>
-                <w:rFonts w:ascii="Times New Roman" w:hAnsi="Times New Roman" w:cs="Times New Roman"/>
-                <w:lang w:val="tr-TR"/>
-              </w:rPr>
-              <w:t xml:space="preserve">Analiz ve Keşif Atölyesi </w:t>
+            <w:shd w:val="clear" w:color="auto" w:fill="D86DCB" w:themeFill="accent5" w:themeFillTint="99"/>
+          </w:tcPr>
+          <w:p>
+            <w:pPr>
+              <w:jc w:val="both"/>
+              <w:rPr>
+                <w:rFonts w:ascii="Times New Roman" w:hAnsi="Times New Roman" w:cs="Times New Roman"/>
+                <w:lang w:val="tr-TR"/>
+              </w:rPr>
+            </w:pPr>
+            <w:r>
+              <w:rPr>
+                <w:rFonts w:ascii="Times New Roman" w:hAnsi="Times New Roman" w:cs="Times New Roman"/>
+                <w:lang w:val="tr-TR"/>
+              </w:rPr>
+              <w:t>Örnek-Çözüm Atölyesi</w:t>
             </w:r>
           </w:p>
         </w:tc>
         <w:tc>
           <w:tcPr>
             <w:tcW w:w="1086" w:type="dxa"/>
-            <w:shd w:val="clear" w:color="auto" w:fill="00B0F0"/>
-          </w:tcPr>
-          <w:p>
-            <w:pPr>
-              <w:jc w:val="both"/>
-              <w:rPr>
-                <w:rFonts w:ascii="Times New Roman" w:hAnsi="Times New Roman" w:cs="Times New Roman"/>
-                <w:lang w:val="tr-TR"/>
-              </w:rPr>
-            </w:pPr>
-            <w:r>
-              <w:rPr>
-                <w:rFonts w:ascii="Times New Roman" w:hAnsi="Times New Roman" w:cs="Times New Roman"/>
-                <w:lang w:val="tr-TR"/>
-              </w:rPr>
-              <w:t>1.</w:t>
-            </w:r>
-            <w:r>
-              <w:rPr>
-                <w:rFonts w:ascii="Times New Roman" w:hAnsi="Times New Roman" w:cs="Times New Roman"/>
-                <w:lang w:val="tr-TR"/>
-              </w:rPr>
-              <w:t>3</w:t>
-            </w:r>
-            <w:r>
-              <w:rPr>
-                <w:rFonts w:ascii="Times New Roman" w:hAnsi="Times New Roman" w:cs="Times New Roman"/>
-                <w:lang w:val="tr-TR"/>
-              </w:rPr>
-              <w:t>.</w:t>
+            <w:shd w:val="clear" w:color="auto" w:fill="D86DCB" w:themeFill="accent5" w:themeFillTint="99"/>
+          </w:tcPr>
+          <w:p>
+            <w:pPr>
+              <w:jc w:val="both"/>
+              <w:rPr>
+                <w:rFonts w:ascii="Times New Roman" w:hAnsi="Times New Roman" w:cs="Times New Roman"/>
+                <w:lang w:val="tr-TR"/>
+              </w:rPr>
+            </w:pPr>
+            <w:r>
+              <w:rPr>
+                <w:rFonts w:ascii="Times New Roman" w:hAnsi="Times New Roman" w:cs="Times New Roman"/>
+                <w:lang w:val="tr-TR"/>
+              </w:rPr>
+              <w:t>1.1.</w:t>
             </w:r>
           </w:p>
         </w:tc>
         <w:tc>
           <w:tcPr>
             <w:tcW w:w="5527" w:type="dxa"/>
-            <w:shd w:val="clear" w:color="auto" w:fill="00B0F0"/>
-          </w:tcPr>
-          <w:p>
-            <w:pPr>
-              <w:jc w:val="both"/>
-              <w:rPr>
-                <w:rFonts w:ascii="Times New Roman" w:hAnsi="Times New Roman" w:cs="Times New Roman"/>
-                <w:lang w:val="tr-TR"/>
-              </w:rPr>
-            </w:pPr>
-            <w:r>
-              <w:rPr>
-                <w:rFonts w:ascii="Times New Roman" w:hAnsi="Times New Roman" w:cs="Times New Roman"/>
-                <w:lang w:val="tr-TR"/>
-              </w:rPr>
-              <w:t>Kim11.1.3 / 1.1.3.</w:t>
-            </w:r>
-            <w:r>
-              <w:t xml:space="preserve"> </w:t>
-            </w:r>
-            <w:r>
-              <w:rPr>
-                <w:rFonts w:ascii="Times New Roman" w:hAnsi="Times New Roman" w:cs="Times New Roman"/>
-                <w:lang w:val="tr-TR"/>
-              </w:rPr>
-              <w:t>Bağ Enerjileriyle Tepkime Entalpisinin Hesaplanması</w:t>
+            <w:shd w:val="clear" w:color="auto" w:fill="D86DCB" w:themeFill="accent5" w:themeFillTint="99"/>
+          </w:tcPr>
+          <w:p>
+            <w:pPr>
+              <w:jc w:val="both"/>
+              <w:rPr>
+                <w:rFonts w:ascii="Times New Roman" w:hAnsi="Times New Roman" w:cs="Times New Roman"/>
+                <w:lang w:val="tr-TR"/>
+              </w:rPr>
+            </w:pPr>
+            <w:r>
+              <w:rPr>
+                <w:rFonts w:ascii="Times New Roman" w:hAnsi="Times New Roman" w:cs="Times New Roman"/>
+                <w:lang w:val="tr-TR"/>
+              </w:rPr>
+              <w:t>Kim11.1.3 / 1.1.3. Bağ Enerjileriyle Tepkime Entalpisinin Hesaplanması</w:t>
             </w:r>
           </w:p>
         </w:tc>
@@ -1152,83 +981,66 @@
         <w:tc>
           <w:tcPr>
             <w:tcW w:w="1656" w:type="dxa"/>
-            <w:shd w:val="clear" w:color="auto" w:fill="FFC000"/>
-          </w:tcPr>
-          <w:p>
-            <w:pPr>
-              <w:jc w:val="both"/>
-              <w:rPr>
-                <w:rFonts w:ascii="Times New Roman" w:hAnsi="Times New Roman" w:cs="Times New Roman"/>
-                <w:lang w:val="tr-TR"/>
-              </w:rPr>
-            </w:pPr>
-            <w:r>
-              <w:rPr>
-                <w:rFonts w:ascii="Times New Roman" w:hAnsi="Times New Roman" w:cs="Times New Roman"/>
-                <w:lang w:val="tr-TR"/>
-              </w:rPr>
-              <w:t xml:space="preserve">Sıra Sizde </w:t>
+            <w:shd w:val="clear" w:color="auto" w:fill="D86DCB" w:themeFill="accent5" w:themeFillTint="99"/>
+          </w:tcPr>
+          <w:p>
+            <w:pPr>
+              <w:jc w:val="both"/>
+              <w:rPr>
+                <w:rFonts w:ascii="Times New Roman" w:hAnsi="Times New Roman" w:cs="Times New Roman"/>
+                <w:lang w:val="tr-TR"/>
+              </w:rPr>
+            </w:pPr>
+            <w:r>
+              <w:rPr>
+                <w:rFonts w:ascii="Times New Roman" w:hAnsi="Times New Roman" w:cs="Times New Roman"/>
+                <w:lang w:val="tr-TR"/>
+              </w:rPr>
+              <w:t>Örnek-Çözüm Atölyesi</w:t>
             </w:r>
           </w:p>
         </w:tc>
         <w:tc>
           <w:tcPr>
             <w:tcW w:w="1086" w:type="dxa"/>
-            <w:shd w:val="clear" w:color="auto" w:fill="FFC000"/>
-          </w:tcPr>
-          <w:p>
-            <w:pPr>
-              <w:jc w:val="both"/>
-              <w:rPr>
-                <w:rFonts w:ascii="Times New Roman" w:hAnsi="Times New Roman" w:cs="Times New Roman"/>
-                <w:lang w:val="tr-TR"/>
-              </w:rPr>
-            </w:pPr>
-            <w:r>
-              <w:rPr>
-                <w:rFonts w:ascii="Times New Roman" w:hAnsi="Times New Roman" w:cs="Times New Roman"/>
-                <w:lang w:val="tr-TR"/>
-              </w:rPr>
-              <w:t>1.</w:t>
-            </w:r>
-            <w:r>
-              <w:rPr>
-                <w:rFonts w:ascii="Times New Roman" w:hAnsi="Times New Roman" w:cs="Times New Roman"/>
-                <w:lang w:val="tr-TR"/>
-              </w:rPr>
-              <w:t>3.</w:t>
+            <w:shd w:val="clear" w:color="auto" w:fill="D86DCB" w:themeFill="accent5" w:themeFillTint="99"/>
+          </w:tcPr>
+          <w:p>
+            <w:pPr>
+              <w:jc w:val="both"/>
+              <w:rPr>
+                <w:rFonts w:ascii="Times New Roman" w:hAnsi="Times New Roman" w:cs="Times New Roman"/>
+                <w:lang w:val="tr-TR"/>
+              </w:rPr>
+            </w:pPr>
+            <w:r>
+              <w:rPr>
+                <w:rFonts w:ascii="Times New Roman" w:hAnsi="Times New Roman" w:cs="Times New Roman"/>
+                <w:lang w:val="tr-TR"/>
+              </w:rPr>
+              <w:t>1.2.</w:t>
             </w:r>
           </w:p>
         </w:tc>
         <w:tc>
           <w:tcPr>
             <w:tcW w:w="5527" w:type="dxa"/>
-            <w:shd w:val="clear" w:color="auto" w:fill="FFC000"/>
-          </w:tcPr>
-          <w:p>
-            <w:pPr>
-              <w:jc w:val="both"/>
-              <w:rPr>
-                <w:rFonts w:ascii="Times New Roman" w:hAnsi="Times New Roman" w:cs="Times New Roman"/>
-                <w:lang w:val="tr-TR"/>
-              </w:rPr>
-            </w:pPr>
-            <w:r>
-              <w:rPr>
-                <w:rFonts w:ascii="Times New Roman" w:hAnsi="Times New Roman" w:cs="Times New Roman"/>
-                <w:lang w:val="tr-TR"/>
-              </w:rPr>
-              <w:t>Kim11.1.3 / 1.1.3.</w:t>
-            </w:r>
-            <w:r>
-              <w:t xml:space="preserve"> </w:t>
-            </w:r>
-            <w:r>
-              <w:rPr>
-                <w:rFonts w:ascii="Times New Roman" w:hAnsi="Times New Roman" w:cs="Times New Roman"/>
-                <w:lang w:val="tr-TR"/>
-              </w:rPr>
-              <w:t>Bağ Enerjileriyle Tepkime Entalpisinin Hesaplanması</w:t>
+            <w:shd w:val="clear" w:color="auto" w:fill="D86DCB" w:themeFill="accent5" w:themeFillTint="99"/>
+          </w:tcPr>
+          <w:p>
+            <w:pPr>
+              <w:jc w:val="both"/>
+              <w:rPr>
+                <w:rFonts w:ascii="Times New Roman" w:hAnsi="Times New Roman" w:cs="Times New Roman"/>
+                <w:lang w:val="tr-TR"/>
+              </w:rPr>
+            </w:pPr>
+            <w:r>
+              <w:rPr>
+                <w:rFonts w:ascii="Times New Roman" w:hAnsi="Times New Roman" w:cs="Times New Roman"/>
+                <w:lang w:val="tr-TR"/>
+              </w:rPr>
+              <w:t>Kim11.1.3 / 1.1.3. Bağ Enerjileriyle Tepkime Entalpisinin Hesaplanması</w:t>
             </w:r>
           </w:p>
         </w:tc>
@@ -1259,90 +1071,66 @@
         <w:tc>
           <w:tcPr>
             <w:tcW w:w="1656" w:type="dxa"/>
-            <w:shd w:val="clear" w:color="auto" w:fill="00B0F0"/>
-          </w:tcPr>
-          <w:p>
-            <w:pPr>
-              <w:jc w:val="both"/>
-              <w:rPr>
-                <w:rFonts w:ascii="Times New Roman" w:hAnsi="Times New Roman" w:cs="Times New Roman"/>
-                <w:lang w:val="tr-TR"/>
-              </w:rPr>
-            </w:pPr>
-            <w:r>
-              <w:rPr>
-                <w:rFonts w:ascii="Times New Roman" w:hAnsi="Times New Roman" w:cs="Times New Roman"/>
-                <w:lang w:val="tr-TR"/>
-              </w:rPr>
-              <w:t xml:space="preserve">Analiz ve Keşif Atölyesi </w:t>
+            <w:shd w:val="clear" w:color="auto" w:fill="D86DCB" w:themeFill="accent5" w:themeFillTint="99"/>
+          </w:tcPr>
+          <w:p>
+            <w:pPr>
+              <w:jc w:val="both"/>
+              <w:rPr>
+                <w:rFonts w:ascii="Times New Roman" w:hAnsi="Times New Roman" w:cs="Times New Roman"/>
+                <w:lang w:val="tr-TR"/>
+              </w:rPr>
+            </w:pPr>
+            <w:r>
+              <w:rPr>
+                <w:rFonts w:ascii="Times New Roman" w:hAnsi="Times New Roman" w:cs="Times New Roman"/>
+                <w:lang w:val="tr-TR"/>
+              </w:rPr>
+              <w:t>Sıra Sizde</w:t>
             </w:r>
           </w:p>
         </w:tc>
         <w:tc>
           <w:tcPr>
             <w:tcW w:w="1086" w:type="dxa"/>
-            <w:shd w:val="clear" w:color="auto" w:fill="00B0F0"/>
-          </w:tcPr>
-          <w:p>
-            <w:pPr>
-              <w:jc w:val="both"/>
-              <w:rPr>
-                <w:rFonts w:ascii="Times New Roman" w:hAnsi="Times New Roman" w:cs="Times New Roman"/>
-                <w:lang w:val="tr-TR"/>
-              </w:rPr>
-            </w:pPr>
-            <w:r>
-              <w:rPr>
-                <w:rFonts w:ascii="Times New Roman" w:hAnsi="Times New Roman" w:cs="Times New Roman"/>
-                <w:lang w:val="tr-TR"/>
-              </w:rPr>
-              <w:t>1.</w:t>
-            </w:r>
-            <w:r>
-              <w:rPr>
-                <w:rFonts w:ascii="Times New Roman" w:hAnsi="Times New Roman" w:cs="Times New Roman"/>
-                <w:lang w:val="tr-TR"/>
-              </w:rPr>
-              <w:t>4</w:t>
-            </w:r>
-            <w:r>
-              <w:rPr>
-                <w:rFonts w:ascii="Times New Roman" w:hAnsi="Times New Roman" w:cs="Times New Roman"/>
-                <w:lang w:val="tr-TR"/>
-              </w:rPr>
-              <w:t>.</w:t>
+            <w:shd w:val="clear" w:color="auto" w:fill="D86DCB" w:themeFill="accent5" w:themeFillTint="99"/>
+          </w:tcPr>
+          <w:p>
+            <w:pPr>
+              <w:jc w:val="both"/>
+              <w:rPr>
+                <w:rFonts w:ascii="Times New Roman" w:hAnsi="Times New Roman" w:cs="Times New Roman"/>
+                <w:lang w:val="tr-TR"/>
+              </w:rPr>
+            </w:pPr>
+            <w:r>
+              <w:rPr>
+                <w:rFonts w:ascii="Times New Roman" w:hAnsi="Times New Roman" w:cs="Times New Roman"/>
+                <w:lang w:val="tr-TR"/>
+              </w:rPr>
+              <w:t>1.3.</w:t>
             </w:r>
           </w:p>
         </w:tc>
         <w:tc>
           <w:tcPr>
             <w:tcW w:w="5527" w:type="dxa"/>
-            <w:shd w:val="clear" w:color="auto" w:fill="00B0F0"/>
-          </w:tcPr>
-          <w:p>
-            <w:pPr>
-              <w:jc w:val="both"/>
-              <w:rPr>
-                <w:rFonts w:ascii="Times New Roman" w:hAnsi="Times New Roman" w:cs="Times New Roman"/>
-                <w:lang w:val="tr-TR"/>
-              </w:rPr>
-            </w:pPr>
-            <w:r>
-              <w:rPr>
-                <w:rFonts w:ascii="Times New Roman" w:hAnsi="Times New Roman" w:cs="Times New Roman"/>
-                <w:lang w:val="tr-TR"/>
-              </w:rPr>
-              <w:t>Kim11.1.4 / 1.1.4.</w:t>
-            </w:r>
-            <w:r>
-              <w:t xml:space="preserve"> </w:t>
-            </w:r>
-            <w:r>
-              <w:rPr>
-                <w:rFonts w:ascii="Times New Roman" w:hAnsi="Times New Roman" w:cs="Times New Roman"/>
-                <w:lang w:val="tr-TR"/>
-              </w:rPr>
-              <w:t>Standart Oluşum Entalpileriyle Tepkime Entalpisinin Hesaplanması</w:t>
+            <w:shd w:val="clear" w:color="auto" w:fill="D86DCB" w:themeFill="accent5" w:themeFillTint="99"/>
+          </w:tcPr>
+          <w:p>
+            <w:pPr>
+              <w:jc w:val="both"/>
+              <w:rPr>
+                <w:rFonts w:ascii="Times New Roman" w:hAnsi="Times New Roman" w:cs="Times New Roman"/>
+                <w:lang w:val="tr-TR"/>
+              </w:rPr>
+            </w:pPr>
+            <w:r>
+              <w:rPr>
+                <w:rFonts w:ascii="Times New Roman" w:hAnsi="Times New Roman" w:cs="Times New Roman"/>
+                <w:lang w:val="tr-TR"/>
+              </w:rPr>
+              <w:t>Kim11.1.3 / 1.1.3. Bağ Enerjileriyle Tepkime Entalpisinin Hesaplanması</w:t>
             </w:r>
           </w:p>
         </w:tc>
@@ -1358,6 +1146,7 @@
               <w:jc w:val="both"/>
               <w:rPr>
                 <w:rFonts w:ascii="Times New Roman" w:hAnsi="Times New Roman" w:cs="Times New Roman"/>
+                <w:lang w:val="tr-TR"/>
               </w:rPr>
             </w:pPr>
             <w:r>
@@ -1372,83 +1161,66 @@
         <w:tc>
           <w:tcPr>
             <w:tcW w:w="1656" w:type="dxa"/>
-            <w:shd w:val="clear" w:color="auto" w:fill="FFC000"/>
-          </w:tcPr>
-          <w:p>
-            <w:pPr>
-              <w:jc w:val="both"/>
-              <w:rPr>
-                <w:rFonts w:ascii="Times New Roman" w:hAnsi="Times New Roman" w:cs="Times New Roman"/>
-                <w:lang w:val="tr-TR"/>
-              </w:rPr>
-            </w:pPr>
-            <w:r>
-              <w:rPr>
-                <w:rFonts w:ascii="Times New Roman" w:hAnsi="Times New Roman" w:cs="Times New Roman"/>
-                <w:lang w:val="tr-TR"/>
-              </w:rPr>
-              <w:t xml:space="preserve">Sıra Sizde </w:t>
+            <w:shd w:val="clear" w:color="auto" w:fill="D86DCB" w:themeFill="accent5" w:themeFillTint="99"/>
+          </w:tcPr>
+          <w:p>
+            <w:pPr>
+              <w:jc w:val="both"/>
+              <w:rPr>
+                <w:rFonts w:ascii="Times New Roman" w:hAnsi="Times New Roman" w:cs="Times New Roman"/>
+                <w:lang w:val="tr-TR"/>
+              </w:rPr>
+            </w:pPr>
+            <w:r>
+              <w:rPr>
+                <w:rFonts w:ascii="Times New Roman" w:hAnsi="Times New Roman" w:cs="Times New Roman"/>
+                <w:lang w:val="tr-TR"/>
+              </w:rPr>
+              <w:t>Bilgi Köşesi</w:t>
             </w:r>
           </w:p>
         </w:tc>
         <w:tc>
           <w:tcPr>
             <w:tcW w:w="1086" w:type="dxa"/>
-            <w:shd w:val="clear" w:color="auto" w:fill="FFC000"/>
-          </w:tcPr>
-          <w:p>
-            <w:pPr>
-              <w:jc w:val="both"/>
-              <w:rPr>
-                <w:rFonts w:ascii="Times New Roman" w:hAnsi="Times New Roman" w:cs="Times New Roman"/>
-                <w:lang w:val="tr-TR"/>
-              </w:rPr>
-            </w:pPr>
-            <w:r>
-              <w:rPr>
-                <w:rFonts w:ascii="Times New Roman" w:hAnsi="Times New Roman" w:cs="Times New Roman"/>
-                <w:lang w:val="tr-TR"/>
-              </w:rPr>
-              <w:t>1.</w:t>
-            </w:r>
-            <w:r>
-              <w:rPr>
-                <w:rFonts w:ascii="Times New Roman" w:hAnsi="Times New Roman" w:cs="Times New Roman"/>
-                <w:lang w:val="tr-TR"/>
-              </w:rPr>
-              <w:t>4.</w:t>
+            <w:shd w:val="clear" w:color="auto" w:fill="D86DCB" w:themeFill="accent5" w:themeFillTint="99"/>
+          </w:tcPr>
+          <w:p>
+            <w:pPr>
+              <w:jc w:val="both"/>
+              <w:rPr>
+                <w:rFonts w:ascii="Times New Roman" w:hAnsi="Times New Roman" w:cs="Times New Roman"/>
+                <w:lang w:val="tr-TR"/>
+              </w:rPr>
+            </w:pPr>
+            <w:r>
+              <w:rPr>
+                <w:rFonts w:ascii="Times New Roman" w:hAnsi="Times New Roman" w:cs="Times New Roman"/>
+                <w:lang w:val="tr-TR"/>
+              </w:rPr>
+              <w:t>1.1.</w:t>
             </w:r>
           </w:p>
         </w:tc>
         <w:tc>
           <w:tcPr>
             <w:tcW w:w="5527" w:type="dxa"/>
-            <w:shd w:val="clear" w:color="auto" w:fill="FFC000"/>
-          </w:tcPr>
-          <w:p>
-            <w:pPr>
-              <w:jc w:val="both"/>
-              <w:rPr>
-                <w:rFonts w:ascii="Times New Roman" w:hAnsi="Times New Roman" w:cs="Times New Roman"/>
-                <w:lang w:val="tr-TR"/>
-              </w:rPr>
-            </w:pPr>
-            <w:r>
-              <w:rPr>
-                <w:rFonts w:ascii="Times New Roman" w:hAnsi="Times New Roman" w:cs="Times New Roman"/>
-                <w:lang w:val="tr-TR"/>
-              </w:rPr>
-              <w:t>Kim11.1.4 / 1.1.4.</w:t>
-            </w:r>
-            <w:r>
-              <w:t xml:space="preserve"> </w:t>
-            </w:r>
-            <w:r>
-              <w:rPr>
-                <w:rFonts w:ascii="Times New Roman" w:hAnsi="Times New Roman" w:cs="Times New Roman"/>
-                <w:lang w:val="tr-TR"/>
-              </w:rPr>
-              <w:t>Standart Oluşum Entalpileriyle Tepkime Entalpisinin Hesaplanması</w:t>
+            <w:shd w:val="clear" w:color="auto" w:fill="D86DCB" w:themeFill="accent5" w:themeFillTint="99"/>
+          </w:tcPr>
+          <w:p>
+            <w:pPr>
+              <w:jc w:val="both"/>
+              <w:rPr>
+                <w:rFonts w:ascii="Times New Roman" w:hAnsi="Times New Roman" w:cs="Times New Roman"/>
+                <w:lang w:val="tr-TR"/>
+              </w:rPr>
+            </w:pPr>
+            <w:r>
+              <w:rPr>
+                <w:rFonts w:ascii="Times New Roman" w:hAnsi="Times New Roman" w:cs="Times New Roman"/>
+                <w:lang w:val="tr-TR"/>
+              </w:rPr>
+              <w:t>Kim11.1.3 / 1.1.3. Bağ Enerjileriyle Tepkime Entalpisinin Hesaplanması (EK dosyası)</w:t>
             </w:r>
           </w:p>
         </w:tc>
@@ -1479,139 +1251,66 @@
         <w:tc>
           <w:tcPr>
             <w:tcW w:w="1656" w:type="dxa"/>
-            <w:shd w:val="clear" w:color="auto" w:fill="00B0F0"/>
-          </w:tcPr>
-          <w:p>
-            <w:pPr>
-              <w:jc w:val="both"/>
-              <w:rPr>
-                <w:rFonts w:ascii="Times New Roman" w:hAnsi="Times New Roman" w:cs="Times New Roman"/>
-                <w:lang w:val="tr-TR"/>
-              </w:rPr>
-            </w:pPr>
-            <w:r>
-              <w:rPr>
-                <w:rFonts w:ascii="Times New Roman" w:hAnsi="Times New Roman" w:cs="Times New Roman"/>
-                <w:lang w:val="tr-TR"/>
-              </w:rPr>
-              <w:t xml:space="preserve">Analiz ve Keşif Atölyesi </w:t>
+            <w:shd w:val="clear" w:color="auto" w:fill="D86DCB" w:themeFill="accent5" w:themeFillTint="99"/>
+          </w:tcPr>
+          <w:p>
+            <w:pPr>
+              <w:jc w:val="both"/>
+              <w:rPr>
+                <w:rFonts w:ascii="Times New Roman" w:hAnsi="Times New Roman" w:cs="Times New Roman"/>
+                <w:lang w:val="tr-TR"/>
+              </w:rPr>
+            </w:pPr>
+            <w:r>
+              <w:rPr>
+                <w:rFonts w:ascii="Times New Roman" w:hAnsi="Times New Roman" w:cs="Times New Roman"/>
+                <w:lang w:val="tr-TR"/>
+              </w:rPr>
+              <w:t>Sıra Sizde</w:t>
             </w:r>
           </w:p>
         </w:tc>
         <w:tc>
           <w:tcPr>
             <w:tcW w:w="1086" w:type="dxa"/>
-            <w:shd w:val="clear" w:color="auto" w:fill="00B0F0"/>
-          </w:tcPr>
-          <w:p>
-            <w:pPr>
-              <w:jc w:val="both"/>
-              <w:rPr>
-                <w:rFonts w:ascii="Times New Roman" w:hAnsi="Times New Roman" w:cs="Times New Roman"/>
-                <w:lang w:val="tr-TR"/>
-              </w:rPr>
-            </w:pPr>
-            <w:r>
-              <w:rPr>
-                <w:rFonts w:ascii="Times New Roman" w:hAnsi="Times New Roman" w:cs="Times New Roman"/>
-                <w:lang w:val="tr-TR"/>
-              </w:rPr>
-              <w:t>1.</w:t>
-            </w:r>
-            <w:r>
-              <w:rPr>
-                <w:rFonts w:ascii="Times New Roman" w:hAnsi="Times New Roman" w:cs="Times New Roman"/>
-                <w:lang w:val="tr-TR"/>
-              </w:rPr>
-              <w:t>5</w:t>
-            </w:r>
-            <w:r>
-              <w:rPr>
-                <w:rFonts w:ascii="Times New Roman" w:hAnsi="Times New Roman" w:cs="Times New Roman"/>
-                <w:lang w:val="tr-TR"/>
-              </w:rPr>
-              <w:t>.</w:t>
+            <w:shd w:val="clear" w:color="auto" w:fill="D86DCB" w:themeFill="accent5" w:themeFillTint="99"/>
+          </w:tcPr>
+          <w:p>
+            <w:pPr>
+              <w:jc w:val="both"/>
+              <w:rPr>
+                <w:rFonts w:ascii="Times New Roman" w:hAnsi="Times New Roman" w:cs="Times New Roman"/>
+                <w:lang w:val="tr-TR"/>
+              </w:rPr>
+            </w:pPr>
+            <w:r>
+              <w:rPr>
+                <w:rFonts w:ascii="Times New Roman" w:hAnsi="Times New Roman" w:cs="Times New Roman"/>
+                <w:lang w:val="tr-TR"/>
+              </w:rPr>
+              <w:t>1.3.</w:t>
             </w:r>
           </w:p>
         </w:tc>
         <w:tc>
           <w:tcPr>
             <w:tcW w:w="5527" w:type="dxa"/>
-            <w:shd w:val="clear" w:color="auto" w:fill="00B0F0"/>
-          </w:tcPr>
-          <w:p>
-            <w:pPr>
-              <w:jc w:val="both"/>
-              <w:rPr>
-                <w:rFonts w:ascii="Times New Roman" w:hAnsi="Times New Roman" w:cs="Times New Roman"/>
-                <w:lang w:val="tr-TR"/>
-              </w:rPr>
-            </w:pPr>
-            <w:r>
-              <w:rPr>
-                <w:rFonts w:ascii="Times New Roman" w:hAnsi="Times New Roman" w:cs="Times New Roman"/>
-                <w:lang w:val="tr-TR"/>
-              </w:rPr>
-              <w:t>Kim1</w:t>
-            </w:r>
-            <w:r>
-              <w:rPr>
-                <w:rFonts w:ascii="Times New Roman" w:hAnsi="Times New Roman" w:cs="Times New Roman"/>
-                <w:lang w:val="tr-TR"/>
-              </w:rPr>
-              <w:t>1</w:t>
-            </w:r>
-            <w:r>
-              <w:rPr>
-                <w:rFonts w:ascii="Times New Roman" w:hAnsi="Times New Roman" w:cs="Times New Roman"/>
-                <w:lang w:val="tr-TR"/>
-              </w:rPr>
-              <w:t>.1.</w:t>
-            </w:r>
-            <w:r>
-              <w:rPr>
-                <w:rFonts w:ascii="Times New Roman" w:hAnsi="Times New Roman" w:cs="Times New Roman"/>
-                <w:lang w:val="tr-TR"/>
-              </w:rPr>
-              <w:t>5</w:t>
-            </w:r>
-            <w:r>
-              <w:rPr>
-                <w:rFonts w:ascii="Times New Roman" w:hAnsi="Times New Roman" w:cs="Times New Roman"/>
-                <w:lang w:val="tr-TR"/>
-              </w:rPr>
-              <w:t xml:space="preserve"> / </w:t>
-            </w:r>
-            <w:r>
-              <w:rPr>
-                <w:rFonts w:ascii="Times New Roman" w:hAnsi="Times New Roman" w:cs="Times New Roman"/>
-                <w:lang w:val="tr-TR"/>
-              </w:rPr>
-              <w:t>1.1.</w:t>
-            </w:r>
-            <w:r>
-              <w:rPr>
-                <w:rFonts w:ascii="Times New Roman" w:hAnsi="Times New Roman" w:cs="Times New Roman"/>
-                <w:lang w:val="tr-TR"/>
-              </w:rPr>
-              <w:t>5</w:t>
-            </w:r>
-            <w:r>
-              <w:rPr>
-                <w:rFonts w:ascii="Times New Roman" w:hAnsi="Times New Roman" w:cs="Times New Roman"/>
-                <w:lang w:val="tr-TR"/>
-              </w:rPr>
-              <w:t>.</w:t>
-            </w:r>
-            <w:r>
-              <w:t xml:space="preserve"> </w:t>
-            </w:r>
-            <w:r>
-              <w:rPr>
-                <w:rFonts w:ascii="Times New Roman" w:hAnsi="Times New Roman" w:cs="Times New Roman"/>
-                <w:lang w:val="tr-TR"/>
-              </w:rPr>
-              <w:t>Kimyasal Tepkimelerin Gerçekleşmesi İçin Gerekli Şartlar</w:t>
+            <w:shd w:val="clear" w:color="auto" w:fill="D86DCB" w:themeFill="accent5" w:themeFillTint="99"/>
+          </w:tcPr>
+          <w:p>
+            <w:pPr>
+              <w:jc w:val="both"/>
+              <w:rPr>
+                <w:rFonts w:ascii="Times New Roman" w:hAnsi="Times New Roman" w:cs="Times New Roman"/>
+                <w:lang w:val="tr-TR"/>
+              </w:rPr>
+            </w:pPr>
+            <w:r>
+              <w:rPr>
+                <w:rFonts w:ascii="Times New Roman" w:hAnsi="Times New Roman" w:cs="Times New Roman"/>
+                <w:lang w:val="tr-TR"/>
+              </w:rPr>
+              <w:t>Kim11.1.3 / 1.1.3. Bağ Enerjileriyle Tepkime Entalpisinin Hesaplanması (EK dosyası)</w:t>
             </w:r>
           </w:p>
         </w:tc>
@@ -1642,132 +1341,66 @@
         <w:tc>
           <w:tcPr>
             <w:tcW w:w="1656" w:type="dxa"/>
-            <w:shd w:val="clear" w:color="auto" w:fill="FFC000"/>
-          </w:tcPr>
-          <w:p>
-            <w:pPr>
-              <w:jc w:val="both"/>
-              <w:rPr>
-                <w:rFonts w:ascii="Times New Roman" w:hAnsi="Times New Roman" w:cs="Times New Roman"/>
-                <w:lang w:val="tr-TR"/>
-              </w:rPr>
-            </w:pPr>
-            <w:r>
-              <w:rPr>
-                <w:rFonts w:ascii="Times New Roman" w:hAnsi="Times New Roman" w:cs="Times New Roman"/>
-                <w:lang w:val="tr-TR"/>
-              </w:rPr>
-              <w:t xml:space="preserve">Sıra Sizde </w:t>
+            <w:shd w:val="clear" w:color="auto" w:fill="D86DCB" w:themeFill="accent5" w:themeFillTint="99"/>
+          </w:tcPr>
+          <w:p>
+            <w:pPr>
+              <w:jc w:val="both"/>
+              <w:rPr>
+                <w:rFonts w:ascii="Times New Roman" w:hAnsi="Times New Roman" w:cs="Times New Roman"/>
+                <w:lang w:val="tr-TR"/>
+              </w:rPr>
+            </w:pPr>
+            <w:r>
+              <w:rPr>
+                <w:rFonts w:ascii="Times New Roman" w:hAnsi="Times New Roman" w:cs="Times New Roman"/>
+                <w:lang w:val="tr-TR"/>
+              </w:rPr>
+              <w:t>Analiz ve Keşif Atölyesi</w:t>
             </w:r>
           </w:p>
         </w:tc>
         <w:tc>
           <w:tcPr>
             <w:tcW w:w="1086" w:type="dxa"/>
-            <w:shd w:val="clear" w:color="auto" w:fill="FFC000"/>
-          </w:tcPr>
-          <w:p>
-            <w:pPr>
-              <w:jc w:val="both"/>
-              <w:rPr>
-                <w:rFonts w:ascii="Times New Roman" w:hAnsi="Times New Roman" w:cs="Times New Roman"/>
-                <w:lang w:val="tr-TR"/>
-              </w:rPr>
-            </w:pPr>
-            <w:r>
-              <w:rPr>
-                <w:rFonts w:ascii="Times New Roman" w:hAnsi="Times New Roman" w:cs="Times New Roman"/>
-                <w:lang w:val="tr-TR"/>
-              </w:rPr>
-              <w:t>1.</w:t>
-            </w:r>
-            <w:r>
-              <w:rPr>
-                <w:rFonts w:ascii="Times New Roman" w:hAnsi="Times New Roman" w:cs="Times New Roman"/>
-                <w:lang w:val="tr-TR"/>
-              </w:rPr>
-              <w:t>5.</w:t>
+            <w:shd w:val="clear" w:color="auto" w:fill="D86DCB" w:themeFill="accent5" w:themeFillTint="99"/>
+          </w:tcPr>
+          <w:p>
+            <w:pPr>
+              <w:jc w:val="both"/>
+              <w:rPr>
+                <w:rFonts w:ascii="Times New Roman" w:hAnsi="Times New Roman" w:cs="Times New Roman"/>
+                <w:lang w:val="tr-TR"/>
+              </w:rPr>
+            </w:pPr>
+            <w:r>
+              <w:rPr>
+                <w:rFonts w:ascii="Times New Roman" w:hAnsi="Times New Roman" w:cs="Times New Roman"/>
+                <w:lang w:val="tr-TR"/>
+              </w:rPr>
+              <w:t>1.4.</w:t>
             </w:r>
           </w:p>
         </w:tc>
         <w:tc>
           <w:tcPr>
             <w:tcW w:w="5527" w:type="dxa"/>
-            <w:shd w:val="clear" w:color="auto" w:fill="FFC000"/>
-          </w:tcPr>
-          <w:p>
-            <w:pPr>
-              <w:jc w:val="both"/>
-              <w:rPr>
-                <w:rFonts w:ascii="Times New Roman" w:hAnsi="Times New Roman" w:cs="Times New Roman"/>
-                <w:lang w:val="tr-TR"/>
-              </w:rPr>
-            </w:pPr>
-            <w:r>
-              <w:rPr>
-                <w:rFonts w:ascii="Times New Roman" w:hAnsi="Times New Roman" w:cs="Times New Roman"/>
-                <w:lang w:val="tr-TR"/>
-              </w:rPr>
-              <w:t>Kim1</w:t>
-            </w:r>
-            <w:r>
-              <w:rPr>
-                <w:rFonts w:ascii="Times New Roman" w:hAnsi="Times New Roman" w:cs="Times New Roman"/>
-                <w:lang w:val="tr-TR"/>
-              </w:rPr>
-              <w:t>1</w:t>
-            </w:r>
-            <w:r>
-              <w:rPr>
-                <w:rFonts w:ascii="Times New Roman" w:hAnsi="Times New Roman" w:cs="Times New Roman"/>
-                <w:lang w:val="tr-TR"/>
-              </w:rPr>
-              <w:t>.1.</w:t>
-            </w:r>
-            <w:r>
-              <w:rPr>
-                <w:rFonts w:ascii="Times New Roman" w:hAnsi="Times New Roman" w:cs="Times New Roman"/>
-                <w:lang w:val="tr-TR"/>
-              </w:rPr>
-              <w:t>5</w:t>
-            </w:r>
-            <w:r>
-              <w:rPr>
-                <w:rFonts w:ascii="Times New Roman" w:hAnsi="Times New Roman" w:cs="Times New Roman"/>
-                <w:lang w:val="tr-TR"/>
-              </w:rPr>
-              <w:t xml:space="preserve"> / </w:t>
-            </w:r>
-            <w:r>
-              <w:rPr>
-                <w:rFonts w:ascii="Times New Roman" w:hAnsi="Times New Roman" w:cs="Times New Roman"/>
-                <w:lang w:val="tr-TR"/>
-              </w:rPr>
-              <w:t>1.1.</w:t>
-            </w:r>
-            <w:r>
-              <w:rPr>
-                <w:rFonts w:ascii="Times New Roman" w:hAnsi="Times New Roman" w:cs="Times New Roman"/>
-                <w:lang w:val="tr-TR"/>
-              </w:rPr>
-              <w:t>5</w:t>
-            </w:r>
-            <w:r>
-              <w:rPr>
-                <w:rFonts w:ascii="Times New Roman" w:hAnsi="Times New Roman" w:cs="Times New Roman"/>
-                <w:lang w:val="tr-TR"/>
-              </w:rPr>
-              <w:t>.</w:t>
-            </w:r>
-            <w:r>
-              <w:t xml:space="preserve"> </w:t>
-            </w:r>
-            <w:r>
-              <w:rPr>
-                <w:rFonts w:ascii="Times New Roman" w:hAnsi="Times New Roman" w:cs="Times New Roman"/>
-                <w:lang w:val="tr-TR"/>
-              </w:rPr>
-              <w:t>Kimyasal Tepkimelerin Gerçekleşmesi İçin Gerekli Şartlar</w:t>
+            <w:shd w:val="clear" w:color="auto" w:fill="D86DCB" w:themeFill="accent5" w:themeFillTint="99"/>
+          </w:tcPr>
+          <w:p>
+            <w:pPr>
+              <w:jc w:val="both"/>
+              <w:rPr>
+                <w:rFonts w:ascii="Times New Roman" w:hAnsi="Times New Roman" w:cs="Times New Roman"/>
+                <w:lang w:val="tr-TR"/>
+              </w:rPr>
+            </w:pPr>
+            <w:r>
+              <w:rPr>
+                <w:rFonts w:ascii="Times New Roman" w:hAnsi="Times New Roman" w:cs="Times New Roman"/>
+                <w:lang w:val="tr-TR"/>
+              </w:rPr>
+              <w:t>Kim11.1.4 / 1.1.4. Standart Oluşum Entalpileriyle Tepkime Entalpisinin Hesaplanması</w:t>
             </w:r>
           </w:p>
         </w:tc>
@@ -1798,7 +1431,7 @@
         <w:tc>
           <w:tcPr>
             <w:tcW w:w="1656" w:type="dxa"/>
-            <w:shd w:val="clear" w:color="auto" w:fill="00B0F0"/>
+            <w:shd w:val="clear" w:color="auto" w:fill="D86DCB" w:themeFill="accent5" w:themeFillTint="99"/>
           </w:tcPr>
           <w:p>
             <w:pPr>
@@ -1820,44 +1453,44 @@
         <w:tc>
           <w:tcPr>
             <w:tcW w:w="1086" w:type="dxa"/>
-            <w:shd w:val="clear" w:color="auto" w:fill="00B0F0"/>
-          </w:tcPr>
-          <w:p>
-            <w:pPr>
-              <w:jc w:val="both"/>
-              <w:rPr>
-                <w:rFonts w:ascii="Times New Roman" w:hAnsi="Times New Roman" w:cs="Times New Roman"/>
-                <w:lang w:val="tr-TR"/>
-              </w:rPr>
-            </w:pPr>
-            <w:r>
-              <w:rPr>
-                <w:rFonts w:ascii="Times New Roman" w:hAnsi="Times New Roman" w:cs="Times New Roman"/>
-                <w:lang w:val="tr-TR"/>
-              </w:rPr>
-              <w:t>1.1.</w:t>
+            <w:shd w:val="clear" w:color="auto" w:fill="D86DCB" w:themeFill="accent5" w:themeFillTint="99"/>
+          </w:tcPr>
+          <w:p>
+            <w:pPr>
+              <w:jc w:val="both"/>
+              <w:rPr>
+                <w:rFonts w:ascii="Times New Roman" w:hAnsi="Times New Roman" w:cs="Times New Roman"/>
+                <w:lang w:val="tr-TR"/>
+              </w:rPr>
+            </w:pPr>
+            <w:r>
+              <w:rPr>
+                <w:rFonts w:ascii="Times New Roman" w:hAnsi="Times New Roman" w:cs="Times New Roman"/>
+                <w:lang w:val="tr-TR"/>
+              </w:rPr>
+              <w:t>1.3.</w:t>
             </w:r>
           </w:p>
         </w:tc>
         <w:tc>
           <w:tcPr>
             <w:tcW w:w="5527" w:type="dxa"/>
-            <w:shd w:val="clear" w:color="auto" w:fill="00B0F0"/>
-          </w:tcPr>
-          <w:p>
-            <w:pPr>
-              <w:jc w:val="both"/>
-              <w:rPr>
-                <w:rFonts w:ascii="Times New Roman" w:hAnsi="Times New Roman" w:cs="Times New Roman"/>
-                <w:lang w:val="tr-TR"/>
-              </w:rPr>
-            </w:pPr>
-            <w:r>
-              <w:rPr>
-                <w:rFonts w:ascii="Times New Roman" w:hAnsi="Times New Roman" w:cs="Times New Roman"/>
-                <w:lang w:val="tr-TR"/>
-              </w:rPr>
-              <w:t>Kim11.1.3 / 1.1.3. Bağ Enerjileriyle Tepkime Entalpisinin Hesaplanması</w:t>
+            <w:shd w:val="clear" w:color="auto" w:fill="D86DCB" w:themeFill="accent5" w:themeFillTint="99"/>
+          </w:tcPr>
+          <w:p>
+            <w:pPr>
+              <w:jc w:val="both"/>
+              <w:rPr>
+                <w:rFonts w:ascii="Times New Roman" w:hAnsi="Times New Roman" w:cs="Times New Roman"/>
+                <w:lang w:val="tr-TR"/>
+              </w:rPr>
+            </w:pPr>
+            <w:r>
+              <w:rPr>
+                <w:rFonts w:ascii="Times New Roman" w:hAnsi="Times New Roman" w:cs="Times New Roman"/>
+                <w:lang w:val="tr-TR"/>
+              </w:rPr>
+              <w:t>Kim11.1.4 / 1.1.4. Standart Oluşum Entalpileriyle Tepkime Entalpisinin Hesaplanması</w:t>
             </w:r>
           </w:p>
         </w:tc>
@@ -1888,7 +1521,7 @@
         <w:tc>
           <w:tcPr>
             <w:tcW w:w="1656" w:type="dxa"/>
-            <w:shd w:val="clear" w:color="auto" w:fill="00B0F0"/>
+            <w:shd w:val="clear" w:color="auto" w:fill="D86DCB" w:themeFill="accent5" w:themeFillTint="99"/>
           </w:tcPr>
           <w:p>
             <w:pPr>
@@ -1910,44 +1543,44 @@
         <w:tc>
           <w:tcPr>
             <w:tcW w:w="1086" w:type="dxa"/>
-            <w:shd w:val="clear" w:color="auto" w:fill="00B0F0"/>
-          </w:tcPr>
-          <w:p>
-            <w:pPr>
-              <w:jc w:val="both"/>
-              <w:rPr>
-                <w:rFonts w:ascii="Times New Roman" w:hAnsi="Times New Roman" w:cs="Times New Roman"/>
-                <w:lang w:val="tr-TR"/>
-              </w:rPr>
-            </w:pPr>
-            <w:r>
-              <w:rPr>
-                <w:rFonts w:ascii="Times New Roman" w:hAnsi="Times New Roman" w:cs="Times New Roman"/>
-                <w:lang w:val="tr-TR"/>
-              </w:rPr>
-              <w:t>1.2.</w:t>
+            <w:shd w:val="clear" w:color="auto" w:fill="D86DCB" w:themeFill="accent5" w:themeFillTint="99"/>
+          </w:tcPr>
+          <w:p>
+            <w:pPr>
+              <w:jc w:val="both"/>
+              <w:rPr>
+                <w:rFonts w:ascii="Times New Roman" w:hAnsi="Times New Roman" w:cs="Times New Roman"/>
+                <w:lang w:val="tr-TR"/>
+              </w:rPr>
+            </w:pPr>
+            <w:r>
+              <w:rPr>
+                <w:rFonts w:ascii="Times New Roman" w:hAnsi="Times New Roman" w:cs="Times New Roman"/>
+                <w:lang w:val="tr-TR"/>
+              </w:rPr>
+              <w:t>1.4.</w:t>
             </w:r>
           </w:p>
         </w:tc>
         <w:tc>
           <w:tcPr>
             <w:tcW w:w="5527" w:type="dxa"/>
-            <w:shd w:val="clear" w:color="auto" w:fill="00B0F0"/>
-          </w:tcPr>
-          <w:p>
-            <w:pPr>
-              <w:jc w:val="both"/>
-              <w:rPr>
-                <w:rFonts w:ascii="Times New Roman" w:hAnsi="Times New Roman" w:cs="Times New Roman"/>
-                <w:lang w:val="tr-TR"/>
-              </w:rPr>
-            </w:pPr>
-            <w:r>
-              <w:rPr>
-                <w:rFonts w:ascii="Times New Roman" w:hAnsi="Times New Roman" w:cs="Times New Roman"/>
-                <w:lang w:val="tr-TR"/>
-              </w:rPr>
-              <w:t>Kim11.1.3 / 1.1.3. Bağ Enerjileriyle Tepkime Entalpisinin Hesaplanması</w:t>
+            <w:shd w:val="clear" w:color="auto" w:fill="D86DCB" w:themeFill="accent5" w:themeFillTint="99"/>
+          </w:tcPr>
+          <w:p>
+            <w:pPr>
+              <w:jc w:val="both"/>
+              <w:rPr>
+                <w:rFonts w:ascii="Times New Roman" w:hAnsi="Times New Roman" w:cs="Times New Roman"/>
+                <w:lang w:val="tr-TR"/>
+              </w:rPr>
+            </w:pPr>
+            <w:r>
+              <w:rPr>
+                <w:rFonts w:ascii="Times New Roman" w:hAnsi="Times New Roman" w:cs="Times New Roman"/>
+                <w:lang w:val="tr-TR"/>
+              </w:rPr>
+              <w:t>Kim11.1.4 / 1.1.4. Standart Oluşum Entalpileriyle Tepkime Entalpisinin Hesaplanması</w:t>
             </w:r>
           </w:p>
         </w:tc>
@@ -1978,51 +1611,51 @@
         <w:tc>
           <w:tcPr>
             <w:tcW w:w="1656" w:type="dxa"/>
-            <w:shd w:val="clear" w:color="auto" w:fill="00B0F0"/>
-          </w:tcPr>
-          <w:p>
-            <w:pPr>
-              <w:jc w:val="both"/>
-              <w:rPr>
-                <w:rFonts w:ascii="Times New Roman" w:hAnsi="Times New Roman" w:cs="Times New Roman"/>
-                <w:lang w:val="tr-TR"/>
-              </w:rPr>
-            </w:pPr>
-            <w:r>
-              <w:rPr>
-                <w:rFonts w:ascii="Times New Roman" w:hAnsi="Times New Roman" w:cs="Times New Roman"/>
-                <w:lang w:val="tr-TR"/>
-              </w:rPr>
-              <w:t>Örnek-Çözüm Atölyesi</w:t>
+            <w:shd w:val="clear" w:color="auto" w:fill="D86DCB" w:themeFill="accent5" w:themeFillTint="99"/>
+          </w:tcPr>
+          <w:p>
+            <w:pPr>
+              <w:jc w:val="both"/>
+              <w:rPr>
+                <w:rFonts w:ascii="Times New Roman" w:hAnsi="Times New Roman" w:cs="Times New Roman"/>
+                <w:lang w:val="tr-TR"/>
+              </w:rPr>
+            </w:pPr>
+            <w:r>
+              <w:rPr>
+                <w:rFonts w:ascii="Times New Roman" w:hAnsi="Times New Roman" w:cs="Times New Roman"/>
+                <w:lang w:val="tr-TR"/>
+              </w:rPr>
+              <w:t>Sıra Sizde</w:t>
             </w:r>
           </w:p>
         </w:tc>
         <w:tc>
           <w:tcPr>
             <w:tcW w:w="1086" w:type="dxa"/>
-            <w:shd w:val="clear" w:color="auto" w:fill="00B0F0"/>
-          </w:tcPr>
-          <w:p>
-            <w:pPr>
-              <w:jc w:val="both"/>
-              <w:rPr>
-                <w:rFonts w:ascii="Times New Roman" w:hAnsi="Times New Roman" w:cs="Times New Roman"/>
-                <w:lang w:val="tr-TR"/>
-              </w:rPr>
-            </w:pPr>
-            <w:r>
-              <w:rPr>
-                <w:rFonts w:ascii="Times New Roman" w:hAnsi="Times New Roman" w:cs="Times New Roman"/>
-                <w:lang w:val="tr-TR"/>
-              </w:rPr>
-              <w:t>1.3.</w:t>
+            <w:shd w:val="clear" w:color="auto" w:fill="D86DCB" w:themeFill="accent5" w:themeFillTint="99"/>
+          </w:tcPr>
+          <w:p>
+            <w:pPr>
+              <w:jc w:val="both"/>
+              <w:rPr>
+                <w:rFonts w:ascii="Times New Roman" w:hAnsi="Times New Roman" w:cs="Times New Roman"/>
+                <w:lang w:val="tr-TR"/>
+              </w:rPr>
+            </w:pPr>
+            <w:r>
+              <w:rPr>
+                <w:rFonts w:ascii="Times New Roman" w:hAnsi="Times New Roman" w:cs="Times New Roman"/>
+                <w:lang w:val="tr-TR"/>
+              </w:rPr>
+              <w:t>1.4.</w:t>
             </w:r>
           </w:p>
         </w:tc>
         <w:tc>
           <w:tcPr>
             <w:tcW w:w="5527" w:type="dxa"/>
-            <w:shd w:val="clear" w:color="auto" w:fill="00B0F0"/>
+            <w:shd w:val="clear" w:color="auto" w:fill="D86DCB" w:themeFill="accent5" w:themeFillTint="99"/>
           </w:tcPr>
           <w:p>
             <w:pPr>
@@ -2068,7 +1701,7 @@
         <w:tc>
           <w:tcPr>
             <w:tcW w:w="1656" w:type="dxa"/>
-            <w:shd w:val="clear" w:color="auto" w:fill="00B0F0"/>
+            <w:shd w:val="clear" w:color="auto" w:fill="D86DCB" w:themeFill="accent5" w:themeFillTint="99"/>
           </w:tcPr>
           <w:p>
             <w:pPr>
@@ -2090,44 +1723,44 @@
         <w:tc>
           <w:tcPr>
             <w:tcW w:w="1086" w:type="dxa"/>
-            <w:shd w:val="clear" w:color="auto" w:fill="00B0F0"/>
-          </w:tcPr>
-          <w:p>
-            <w:pPr>
-              <w:jc w:val="both"/>
-              <w:rPr>
-                <w:rFonts w:ascii="Times New Roman" w:hAnsi="Times New Roman" w:cs="Times New Roman"/>
-                <w:lang w:val="tr-TR"/>
-              </w:rPr>
-            </w:pPr>
-            <w:r>
-              <w:rPr>
-                <w:rFonts w:ascii="Times New Roman" w:hAnsi="Times New Roman" w:cs="Times New Roman"/>
-                <w:lang w:val="tr-TR"/>
-              </w:rPr>
-              <w:t>1.4.</w:t>
+            <w:shd w:val="clear" w:color="auto" w:fill="D86DCB" w:themeFill="accent5" w:themeFillTint="99"/>
+          </w:tcPr>
+          <w:p>
+            <w:pPr>
+              <w:jc w:val="both"/>
+              <w:rPr>
+                <w:rFonts w:ascii="Times New Roman" w:hAnsi="Times New Roman" w:cs="Times New Roman"/>
+                <w:lang w:val="tr-TR"/>
+              </w:rPr>
+            </w:pPr>
+            <w:r>
+              <w:rPr>
+                <w:rFonts w:ascii="Times New Roman" w:hAnsi="Times New Roman" w:cs="Times New Roman"/>
+                <w:lang w:val="tr-TR"/>
+              </w:rPr>
+              <w:t>1.5.</w:t>
             </w:r>
           </w:p>
         </w:tc>
         <w:tc>
           <w:tcPr>
             <w:tcW w:w="5527" w:type="dxa"/>
-            <w:shd w:val="clear" w:color="auto" w:fill="00B0F0"/>
-          </w:tcPr>
-          <w:p>
-            <w:pPr>
-              <w:jc w:val="both"/>
-              <w:rPr>
-                <w:rFonts w:ascii="Times New Roman" w:hAnsi="Times New Roman" w:cs="Times New Roman"/>
-                <w:lang w:val="tr-TR"/>
-              </w:rPr>
-            </w:pPr>
-            <w:r>
-              <w:rPr>
-                <w:rFonts w:ascii="Times New Roman" w:hAnsi="Times New Roman" w:cs="Times New Roman"/>
-                <w:lang w:val="tr-TR"/>
-              </w:rPr>
-              <w:t>Kim11.1.4 / 1.1.4. Standart Oluşum Entalpileriyle Tepkime Entalpisinin Hesaplanması</w:t>
+            <w:shd w:val="clear" w:color="auto" w:fill="D86DCB" w:themeFill="accent5" w:themeFillTint="99"/>
+          </w:tcPr>
+          <w:p>
+            <w:pPr>
+              <w:jc w:val="both"/>
+              <w:rPr>
+                <w:rFonts w:ascii="Times New Roman" w:hAnsi="Times New Roman" w:cs="Times New Roman"/>
+                <w:lang w:val="tr-TR"/>
+              </w:rPr>
+            </w:pPr>
+            <w:r>
+              <w:rPr>
+                <w:rFonts w:ascii="Times New Roman" w:hAnsi="Times New Roman" w:cs="Times New Roman"/>
+                <w:lang w:val="tr-TR"/>
+              </w:rPr>
+              <w:t>Kim11.1.4 / 1.1.4. Standart Oluşum Entalpileriyle Tepkime Entalpisinin Hesaplanması (EK dosyası)</w:t>
             </w:r>
           </w:p>
         </w:tc>
@@ -2158,66 +1791,66 @@
         <w:tc>
           <w:tcPr>
             <w:tcW w:w="1656" w:type="dxa"/>
-            <w:shd w:val="clear" w:color="auto" w:fill="00B0F0"/>
-          </w:tcPr>
-          <w:p>
-            <w:pPr>
-              <w:jc w:val="both"/>
-              <w:rPr>
-                <w:rFonts w:ascii="Times New Roman" w:hAnsi="Times New Roman" w:cs="Times New Roman"/>
-                <w:lang w:val="tr-TR"/>
-              </w:rPr>
-            </w:pPr>
-            <w:r>
-              <w:rPr>
-                <w:rFonts w:ascii="Times New Roman" w:hAnsi="Times New Roman" w:cs="Times New Roman"/>
-                <w:lang w:val="tr-TR"/>
-              </w:rPr>
-              <w:t>Analiz ve Keşif Atölyesi</w:t>
+            <w:shd w:val="clear" w:color="auto" w:fill="D86DCB" w:themeFill="accent5" w:themeFillTint="99"/>
+          </w:tcPr>
+          <w:p>
+            <w:pPr>
+              <w:jc w:val="both"/>
+              <w:rPr>
+                <w:rFonts w:ascii="Times New Roman" w:hAnsi="Times New Roman" w:cs="Times New Roman"/>
+                <w:lang w:val="tr-TR"/>
+              </w:rPr>
+            </w:pPr>
+            <w:r>
+              <w:rPr>
+                <w:rFonts w:ascii="Times New Roman" w:hAnsi="Times New Roman" w:cs="Times New Roman"/>
+                <w:lang w:val="tr-TR"/>
+              </w:rPr>
+              <w:t>Sıra Sizde</w:t>
             </w:r>
           </w:p>
         </w:tc>
         <w:tc>
           <w:tcPr>
             <w:tcW w:w="1086" w:type="dxa"/>
-            <w:shd w:val="clear" w:color="auto" w:fill="00B0F0"/>
-          </w:tcPr>
-          <w:p>
-            <w:pPr>
-              <w:jc w:val="both"/>
-              <w:rPr>
-                <w:rFonts w:ascii="Times New Roman" w:hAnsi="Times New Roman" w:cs="Times New Roman"/>
-                <w:lang w:val="tr-TR"/>
-              </w:rPr>
-            </w:pPr>
-            <w:r>
-              <w:rPr>
-                <w:rFonts w:ascii="Times New Roman" w:hAnsi="Times New Roman" w:cs="Times New Roman"/>
-                <w:lang w:val="tr-TR"/>
-              </w:rPr>
-              <w:t>1.6.</w:t>
+            <w:shd w:val="clear" w:color="auto" w:fill="D86DCB" w:themeFill="accent5" w:themeFillTint="99"/>
+          </w:tcPr>
+          <w:p>
+            <w:pPr>
+              <w:jc w:val="both"/>
+              <w:rPr>
+                <w:rFonts w:ascii="Times New Roman" w:hAnsi="Times New Roman" w:cs="Times New Roman"/>
+                <w:lang w:val="tr-TR"/>
+              </w:rPr>
+            </w:pPr>
+            <w:r>
+              <w:rPr>
+                <w:rFonts w:ascii="Times New Roman" w:hAnsi="Times New Roman" w:cs="Times New Roman"/>
+                <w:lang w:val="tr-TR"/>
+              </w:rPr>
+              <w:t>1.4.</w:t>
             </w:r>
           </w:p>
         </w:tc>
         <w:tc>
           <w:tcPr>
             <w:tcW w:w="5527" w:type="dxa"/>
-            <w:shd w:val="clear" w:color="auto" w:fill="00B0F0"/>
-          </w:tcPr>
-          <w:p>
-            <w:pPr>
-              <w:jc w:val="both"/>
-              <w:rPr>
-                <w:rFonts w:ascii="Times New Roman" w:hAnsi="Times New Roman" w:cs="Times New Roman"/>
-                <w:lang w:val="tr-TR"/>
-              </w:rPr>
-            </w:pPr>
-            <w:r>
-              <w:rPr>
-                <w:rFonts w:ascii="Times New Roman" w:hAnsi="Times New Roman" w:cs="Times New Roman"/>
-                <w:lang w:val="tr-TR"/>
-              </w:rPr>
-              <w:t>Kim11.1.6 / 1.2.2. Tepken ve Ürün Derişimleriyle Ortalama Tepkime Hızlarının Hesaplanması</w:t>
+            <w:shd w:val="clear" w:color="auto" w:fill="D86DCB" w:themeFill="accent5" w:themeFillTint="99"/>
+          </w:tcPr>
+          <w:p>
+            <w:pPr>
+              <w:jc w:val="both"/>
+              <w:rPr>
+                <w:rFonts w:ascii="Times New Roman" w:hAnsi="Times New Roman" w:cs="Times New Roman"/>
+                <w:lang w:val="tr-TR"/>
+              </w:rPr>
+            </w:pPr>
+            <w:r>
+              <w:rPr>
+                <w:rFonts w:ascii="Times New Roman" w:hAnsi="Times New Roman" w:cs="Times New Roman"/>
+                <w:lang w:val="tr-TR"/>
+              </w:rPr>
+              <w:t>Kim11.1.4 / 1.1.4. Standart Oluşum Entalpileriyle Tepkime Entalpisinin Hesaplanması (EK dosyası)</w:t>
             </w:r>
           </w:p>
         </w:tc>
@@ -2248,29 +1881,29 @@
         <w:tc>
           <w:tcPr>
             <w:tcW w:w="1656" w:type="dxa"/>
-            <w:shd w:val="clear" w:color="auto" w:fill="00B0F0"/>
-          </w:tcPr>
-          <w:p>
-            <w:pPr>
-              <w:jc w:val="both"/>
-              <w:rPr>
-                <w:rFonts w:ascii="Times New Roman" w:hAnsi="Times New Roman" w:cs="Times New Roman"/>
-                <w:lang w:val="tr-TR"/>
-              </w:rPr>
-            </w:pPr>
-            <w:r>
-              <w:rPr>
-                <w:rFonts w:ascii="Times New Roman" w:hAnsi="Times New Roman" w:cs="Times New Roman"/>
-                <w:lang w:val="tr-TR"/>
-              </w:rPr>
-              <w:t>Örnek-Çözüm Atölyesi</w:t>
+            <w:shd w:val="clear" w:color="auto" w:fill="D86DCB" w:themeFill="accent5" w:themeFillTint="99"/>
+          </w:tcPr>
+          <w:p>
+            <w:pPr>
+              <w:jc w:val="both"/>
+              <w:rPr>
+                <w:rFonts w:ascii="Times New Roman" w:hAnsi="Times New Roman" w:cs="Times New Roman"/>
+                <w:lang w:val="tr-TR"/>
+              </w:rPr>
+            </w:pPr>
+            <w:r>
+              <w:rPr>
+                <w:rFonts w:ascii="Times New Roman" w:hAnsi="Times New Roman" w:cs="Times New Roman"/>
+                <w:lang w:val="tr-TR"/>
+              </w:rPr>
+              <w:t>Analiz ve Keşif Atölyesi</w:t>
             </w:r>
           </w:p>
         </w:tc>
         <w:tc>
           <w:tcPr>
             <w:tcW w:w="1086" w:type="dxa"/>
-            <w:shd w:val="clear" w:color="auto" w:fill="00B0F0"/>
+            <w:shd w:val="clear" w:color="auto" w:fill="D86DCB" w:themeFill="accent5" w:themeFillTint="99"/>
           </w:tcPr>
           <w:p>
             <w:pPr>
@@ -2292,22 +1925,22 @@
         <w:tc>
           <w:tcPr>
             <w:tcW w:w="5527" w:type="dxa"/>
-            <w:shd w:val="clear" w:color="auto" w:fill="00B0F0"/>
-          </w:tcPr>
-          <w:p>
-            <w:pPr>
-              <w:jc w:val="both"/>
-              <w:rPr>
-                <w:rFonts w:ascii="Times New Roman" w:hAnsi="Times New Roman" w:cs="Times New Roman"/>
-                <w:lang w:val="tr-TR"/>
-              </w:rPr>
-            </w:pPr>
-            <w:r>
-              <w:rPr>
-                <w:rFonts w:ascii="Times New Roman" w:hAnsi="Times New Roman" w:cs="Times New Roman"/>
-                <w:lang w:val="tr-TR"/>
-              </w:rPr>
-              <w:t>Kim11.1.6 / 1.2.2. Tepken ve Ürün Derişimleriyle Ortalama Tepkime Hızlarının Hesaplanması</w:t>
+            <w:shd w:val="clear" w:color="auto" w:fill="D86DCB" w:themeFill="accent5" w:themeFillTint="99"/>
+          </w:tcPr>
+          <w:p>
+            <w:pPr>
+              <w:jc w:val="both"/>
+              <w:rPr>
+                <w:rFonts w:ascii="Times New Roman" w:hAnsi="Times New Roman" w:cs="Times New Roman"/>
+                <w:lang w:val="tr-TR"/>
+              </w:rPr>
+            </w:pPr>
+            <w:r>
+              <w:rPr>
+                <w:rFonts w:ascii="Times New Roman" w:hAnsi="Times New Roman" w:cs="Times New Roman"/>
+                <w:lang w:val="tr-TR"/>
+              </w:rPr>
+              <w:t>Kim11.1.5 / 1.1.5. Kimyasal Tepkimelerin Gerçekleşmesi İçin Gerekli Şartlar</w:t>
             </w:r>
           </w:p>
         </w:tc>
@@ -2338,7 +1971,7 @@
         <w:tc>
           <w:tcPr>
             <w:tcW w:w="1656" w:type="dxa"/>
-            <w:shd w:val="clear" w:color="auto" w:fill="00B0F0"/>
+            <w:shd w:val="clear" w:color="auto" w:fill="D86DCB" w:themeFill="accent5" w:themeFillTint="99"/>
           </w:tcPr>
           <w:p>
             <w:pPr>
@@ -2360,7 +1993,7 @@
         <w:tc>
           <w:tcPr>
             <w:tcW w:w="1086" w:type="dxa"/>
-            <w:shd w:val="clear" w:color="auto" w:fill="00B0F0"/>
+            <w:shd w:val="clear" w:color="auto" w:fill="D86DCB" w:themeFill="accent5" w:themeFillTint="99"/>
           </w:tcPr>
           <w:p>
             <w:pPr>
@@ -2382,22 +2015,22 @@
         <w:tc>
           <w:tcPr>
             <w:tcW w:w="5527" w:type="dxa"/>
-            <w:shd w:val="clear" w:color="auto" w:fill="00B0F0"/>
-          </w:tcPr>
-          <w:p>
-            <w:pPr>
-              <w:jc w:val="both"/>
-              <w:rPr>
-                <w:rFonts w:ascii="Times New Roman" w:hAnsi="Times New Roman" w:cs="Times New Roman"/>
-                <w:lang w:val="tr-TR"/>
-              </w:rPr>
-            </w:pPr>
-            <w:r>
-              <w:rPr>
-                <w:rFonts w:ascii="Times New Roman" w:hAnsi="Times New Roman" w:cs="Times New Roman"/>
-                <w:lang w:val="tr-TR"/>
-              </w:rPr>
-              <w:t>Kim11.1.6 / 1.2.2. Tepken ve Ürün Derişimleriyle Ortalama Tepkime Hızlarının Hesaplanması</w:t>
+            <w:shd w:val="clear" w:color="auto" w:fill="D86DCB" w:themeFill="accent5" w:themeFillTint="99"/>
+          </w:tcPr>
+          <w:p>
+            <w:pPr>
+              <w:jc w:val="both"/>
+              <w:rPr>
+                <w:rFonts w:ascii="Times New Roman" w:hAnsi="Times New Roman" w:cs="Times New Roman"/>
+                <w:lang w:val="tr-TR"/>
+              </w:rPr>
+            </w:pPr>
+            <w:r>
+              <w:rPr>
+                <w:rFonts w:ascii="Times New Roman" w:hAnsi="Times New Roman" w:cs="Times New Roman"/>
+                <w:lang w:val="tr-TR"/>
+              </w:rPr>
+              <w:t>Kim11.1.5 / 1.1.5. Kimyasal Tepkimelerin Gerçekleşmesi İçin Gerekli Şartlar (EK dosyası)</w:t>
             </w:r>
           </w:p>
         </w:tc>
@@ -2428,7 +2061,7 @@
         <w:tc>
           <w:tcPr>
             <w:tcW w:w="1656" w:type="dxa"/>
-            <w:shd w:val="clear" w:color="auto" w:fill="00B0F0"/>
+            <w:shd w:val="clear" w:color="auto" w:fill="D86DCB" w:themeFill="accent5" w:themeFillTint="99"/>
           </w:tcPr>
           <w:p>
             <w:pPr>
@@ -2450,44 +2083,44 @@
         <w:tc>
           <w:tcPr>
             <w:tcW w:w="1086" w:type="dxa"/>
-            <w:shd w:val="clear" w:color="auto" w:fill="00B0F0"/>
-          </w:tcPr>
-          <w:p>
-            <w:pPr>
-              <w:jc w:val="both"/>
-              <w:rPr>
-                <w:rFonts w:ascii="Times New Roman" w:hAnsi="Times New Roman" w:cs="Times New Roman"/>
-                <w:lang w:val="tr-TR"/>
-              </w:rPr>
-            </w:pPr>
-            <w:r>
-              <w:rPr>
-                <w:rFonts w:ascii="Times New Roman" w:hAnsi="Times New Roman" w:cs="Times New Roman"/>
-                <w:lang w:val="tr-TR"/>
-              </w:rPr>
-              <w:t>1.6.</w:t>
+            <w:shd w:val="clear" w:color="auto" w:fill="D86DCB" w:themeFill="accent5" w:themeFillTint="99"/>
+          </w:tcPr>
+          <w:p>
+            <w:pPr>
+              <w:jc w:val="both"/>
+              <w:rPr>
+                <w:rFonts w:ascii="Times New Roman" w:hAnsi="Times New Roman" w:cs="Times New Roman"/>
+                <w:lang w:val="tr-TR"/>
+              </w:rPr>
+            </w:pPr>
+            <w:r>
+              <w:rPr>
+                <w:rFonts w:ascii="Times New Roman" w:hAnsi="Times New Roman" w:cs="Times New Roman"/>
+                <w:lang w:val="tr-TR"/>
+              </w:rPr>
+              <w:t>1.5.</w:t>
             </w:r>
           </w:p>
         </w:tc>
         <w:tc>
           <w:tcPr>
             <w:tcW w:w="5527" w:type="dxa"/>
-            <w:shd w:val="clear" w:color="auto" w:fill="00B0F0"/>
-          </w:tcPr>
-          <w:p>
-            <w:pPr>
-              <w:jc w:val="both"/>
-              <w:rPr>
-                <w:rFonts w:ascii="Times New Roman" w:hAnsi="Times New Roman" w:cs="Times New Roman"/>
-                <w:lang w:val="tr-TR"/>
-              </w:rPr>
-            </w:pPr>
-            <w:r>
-              <w:rPr>
-                <w:rFonts w:ascii="Times New Roman" w:hAnsi="Times New Roman" w:cs="Times New Roman"/>
-                <w:lang w:val="tr-TR"/>
-              </w:rPr>
-              <w:t>Kim11.1.6 / 1.2.2. Tepken ve Ürün Derişimleriyle Ortalama Tepkime Hızlarının Hesaplanması</w:t>
+            <w:shd w:val="clear" w:color="auto" w:fill="D86DCB" w:themeFill="accent5" w:themeFillTint="99"/>
+          </w:tcPr>
+          <w:p>
+            <w:pPr>
+              <w:jc w:val="both"/>
+              <w:rPr>
+                <w:rFonts w:ascii="Times New Roman" w:hAnsi="Times New Roman" w:cs="Times New Roman"/>
+                <w:lang w:val="tr-TR"/>
+              </w:rPr>
+            </w:pPr>
+            <w:r>
+              <w:rPr>
+                <w:rFonts w:ascii="Times New Roman" w:hAnsi="Times New Roman" w:cs="Times New Roman"/>
+                <w:lang w:val="tr-TR"/>
+              </w:rPr>
+              <w:t>Kim11.1.5 / 1.1.5. Kimyasal Tepkimelerin Gerçekleşmesi İçin Gerekli Şartlar (EK dosyası)</w:t>
             </w:r>
           </w:p>
         </w:tc>
@@ -2518,7 +2151,7 @@
         <w:tc>
           <w:tcPr>
             <w:tcW w:w="1656" w:type="dxa"/>
-            <w:shd w:val="clear" w:color="auto" w:fill="00B0F0"/>
+            <w:shd w:val="clear" w:color="auto" w:fill="D86DCB" w:themeFill="accent5" w:themeFillTint="99"/>
           </w:tcPr>
           <w:p>
             <w:pPr>
@@ -2540,44 +2173,44 @@
         <w:tc>
           <w:tcPr>
             <w:tcW w:w="1086" w:type="dxa"/>
-            <w:shd w:val="clear" w:color="auto" w:fill="00B0F0"/>
-          </w:tcPr>
-          <w:p>
-            <w:pPr>
-              <w:jc w:val="both"/>
-              <w:rPr>
-                <w:rFonts w:ascii="Times New Roman" w:hAnsi="Times New Roman" w:cs="Times New Roman"/>
-                <w:lang w:val="tr-TR"/>
-              </w:rPr>
-            </w:pPr>
-            <w:r>
-              <w:rPr>
-                <w:rFonts w:ascii="Times New Roman" w:hAnsi="Times New Roman" w:cs="Times New Roman"/>
-                <w:lang w:val="tr-TR"/>
-              </w:rPr>
-              <w:t>1.7.</w:t>
+            <w:shd w:val="clear" w:color="auto" w:fill="D86DCB" w:themeFill="accent5" w:themeFillTint="99"/>
+          </w:tcPr>
+          <w:p>
+            <w:pPr>
+              <w:jc w:val="both"/>
+              <w:rPr>
+                <w:rFonts w:ascii="Times New Roman" w:hAnsi="Times New Roman" w:cs="Times New Roman"/>
+                <w:lang w:val="tr-TR"/>
+              </w:rPr>
+            </w:pPr>
+            <w:r>
+              <w:rPr>
+                <w:rFonts w:ascii="Times New Roman" w:hAnsi="Times New Roman" w:cs="Times New Roman"/>
+                <w:lang w:val="tr-TR"/>
+              </w:rPr>
+              <w:t>1.6.</w:t>
             </w:r>
           </w:p>
         </w:tc>
         <w:tc>
           <w:tcPr>
             <w:tcW w:w="5527" w:type="dxa"/>
-            <w:shd w:val="clear" w:color="auto" w:fill="00B0F0"/>
-          </w:tcPr>
-          <w:p>
-            <w:pPr>
-              <w:jc w:val="both"/>
-              <w:rPr>
-                <w:rFonts w:ascii="Times New Roman" w:hAnsi="Times New Roman" w:cs="Times New Roman"/>
-                <w:lang w:val="tr-TR"/>
-              </w:rPr>
-            </w:pPr>
-            <w:r>
-              <w:rPr>
-                <w:rFonts w:ascii="Times New Roman" w:hAnsi="Times New Roman" w:cs="Times New Roman"/>
-                <w:lang w:val="tr-TR"/>
-              </w:rPr>
-              <w:t>Kim11.1.7 / 1.2.3. Tepkime Hızına Etki Eden Faktörler</w:t>
+            <w:shd w:val="clear" w:color="auto" w:fill="D86DCB" w:themeFill="accent5" w:themeFillTint="99"/>
+          </w:tcPr>
+          <w:p>
+            <w:pPr>
+              <w:jc w:val="both"/>
+              <w:rPr>
+                <w:rFonts w:ascii="Times New Roman" w:hAnsi="Times New Roman" w:cs="Times New Roman"/>
+                <w:lang w:val="tr-TR"/>
+              </w:rPr>
+            </w:pPr>
+            <w:r>
+              <w:rPr>
+                <w:rFonts w:ascii="Times New Roman" w:hAnsi="Times New Roman" w:cs="Times New Roman"/>
+                <w:lang w:val="tr-TR"/>
+              </w:rPr>
+              <w:t>Kim11.1.6 / 1.2.2. Tepken ve Ürün Derişimleriyle Ortalama Tepkime Hızlarının Hesaplanması</w:t>
             </w:r>
           </w:p>
         </w:tc>
@@ -2608,66 +2241,66 @@
         <w:tc>
           <w:tcPr>
             <w:tcW w:w="1656" w:type="dxa"/>
-            <w:shd w:val="clear" w:color="auto" w:fill="00B0F0"/>
-          </w:tcPr>
-          <w:p>
-            <w:pPr>
-              <w:jc w:val="both"/>
-              <w:rPr>
-                <w:rFonts w:ascii="Times New Roman" w:hAnsi="Times New Roman" w:cs="Times New Roman"/>
-                <w:lang w:val="tr-TR"/>
-              </w:rPr>
-            </w:pPr>
-            <w:r>
-              <w:rPr>
-                <w:rFonts w:ascii="Times New Roman" w:hAnsi="Times New Roman" w:cs="Times New Roman"/>
-                <w:lang w:val="tr-TR"/>
-              </w:rPr>
-              <w:t>Bilgi Köşesi</w:t>
+            <w:shd w:val="clear" w:color="auto" w:fill="D86DCB" w:themeFill="accent5" w:themeFillTint="99"/>
+          </w:tcPr>
+          <w:p>
+            <w:pPr>
+              <w:jc w:val="both"/>
+              <w:rPr>
+                <w:rFonts w:ascii="Times New Roman" w:hAnsi="Times New Roman" w:cs="Times New Roman"/>
+                <w:lang w:val="tr-TR"/>
+              </w:rPr>
+            </w:pPr>
+            <w:r>
+              <w:rPr>
+                <w:rFonts w:ascii="Times New Roman" w:hAnsi="Times New Roman" w:cs="Times New Roman"/>
+                <w:lang w:val="tr-TR"/>
+              </w:rPr>
+              <w:t>Örnek-Çözüm Atölyesi</w:t>
             </w:r>
           </w:p>
         </w:tc>
         <w:tc>
           <w:tcPr>
             <w:tcW w:w="1086" w:type="dxa"/>
-            <w:shd w:val="clear" w:color="auto" w:fill="00B0F0"/>
-          </w:tcPr>
-          <w:p>
-            <w:pPr>
-              <w:jc w:val="both"/>
-              <w:rPr>
-                <w:rFonts w:ascii="Times New Roman" w:hAnsi="Times New Roman" w:cs="Times New Roman"/>
-                <w:lang w:val="tr-TR"/>
-              </w:rPr>
-            </w:pPr>
-            <w:r>
-              <w:rPr>
-                <w:rFonts w:ascii="Times New Roman" w:hAnsi="Times New Roman" w:cs="Times New Roman"/>
-                <w:lang w:val="tr-TR"/>
-              </w:rPr>
-              <w:t>1.1.</w:t>
+            <w:shd w:val="clear" w:color="auto" w:fill="D86DCB" w:themeFill="accent5" w:themeFillTint="99"/>
+          </w:tcPr>
+          <w:p>
+            <w:pPr>
+              <w:jc w:val="both"/>
+              <w:rPr>
+                <w:rFonts w:ascii="Times New Roman" w:hAnsi="Times New Roman" w:cs="Times New Roman"/>
+                <w:lang w:val="tr-TR"/>
+              </w:rPr>
+            </w:pPr>
+            <w:r>
+              <w:rPr>
+                <w:rFonts w:ascii="Times New Roman" w:hAnsi="Times New Roman" w:cs="Times New Roman"/>
+                <w:lang w:val="tr-TR"/>
+              </w:rPr>
+              <w:t>1.7.</w:t>
             </w:r>
           </w:p>
         </w:tc>
         <w:tc>
           <w:tcPr>
             <w:tcW w:w="5527" w:type="dxa"/>
-            <w:shd w:val="clear" w:color="auto" w:fill="00B0F0"/>
-          </w:tcPr>
-          <w:p>
-            <w:pPr>
-              <w:jc w:val="both"/>
-              <w:rPr>
-                <w:rFonts w:ascii="Times New Roman" w:hAnsi="Times New Roman" w:cs="Times New Roman"/>
-                <w:lang w:val="tr-TR"/>
-              </w:rPr>
-            </w:pPr>
-            <w:r>
-              <w:rPr>
-                <w:rFonts w:ascii="Times New Roman" w:hAnsi="Times New Roman" w:cs="Times New Roman"/>
-                <w:lang w:val="tr-TR"/>
-              </w:rPr>
-              <w:t>Kim11.1.7 / 1.2.3. Tepkime Hızına Etki Eden Faktörler</w:t>
+            <w:shd w:val="clear" w:color="auto" w:fill="D86DCB" w:themeFill="accent5" w:themeFillTint="99"/>
+          </w:tcPr>
+          <w:p>
+            <w:pPr>
+              <w:jc w:val="both"/>
+              <w:rPr>
+                <w:rFonts w:ascii="Times New Roman" w:hAnsi="Times New Roman" w:cs="Times New Roman"/>
+                <w:lang w:val="tr-TR"/>
+              </w:rPr>
+            </w:pPr>
+            <w:r>
+              <w:rPr>
+                <w:rFonts w:ascii="Times New Roman" w:hAnsi="Times New Roman" w:cs="Times New Roman"/>
+                <w:lang w:val="tr-TR"/>
+              </w:rPr>
+              <w:t>Kim11.1.6 / 1.2.2. Tepken ve Ürün Derişimleriyle Ortalama Tepkime Hızlarının Hesaplanması</w:t>
             </w:r>
           </w:p>
         </w:tc>
@@ -2698,66 +2331,66 @@
         <w:tc>
           <w:tcPr>
             <w:tcW w:w="1656" w:type="dxa"/>
-            <w:shd w:val="clear" w:color="auto" w:fill="00B0F0"/>
-          </w:tcPr>
-          <w:p>
-            <w:pPr>
-              <w:jc w:val="both"/>
-              <w:rPr>
-                <w:rFonts w:ascii="Times New Roman" w:hAnsi="Times New Roman" w:cs="Times New Roman"/>
-                <w:lang w:val="tr-TR"/>
-              </w:rPr>
-            </w:pPr>
-            <w:r>
-              <w:rPr>
-                <w:rFonts w:ascii="Times New Roman" w:hAnsi="Times New Roman" w:cs="Times New Roman"/>
-                <w:lang w:val="tr-TR"/>
-              </w:rPr>
-              <w:t>Performans Görevi</w:t>
+            <w:shd w:val="clear" w:color="auto" w:fill="D86DCB" w:themeFill="accent5" w:themeFillTint="99"/>
+          </w:tcPr>
+          <w:p>
+            <w:pPr>
+              <w:jc w:val="both"/>
+              <w:rPr>
+                <w:rFonts w:ascii="Times New Roman" w:hAnsi="Times New Roman" w:cs="Times New Roman"/>
+                <w:lang w:val="tr-TR"/>
+              </w:rPr>
+            </w:pPr>
+            <w:r>
+              <w:rPr>
+                <w:rFonts w:ascii="Times New Roman" w:hAnsi="Times New Roman" w:cs="Times New Roman"/>
+                <w:lang w:val="tr-TR"/>
+              </w:rPr>
+              <w:t>Örnek-Çözüm Atölyesi</w:t>
             </w:r>
           </w:p>
         </w:tc>
         <w:tc>
           <w:tcPr>
             <w:tcW w:w="1086" w:type="dxa"/>
-            <w:shd w:val="clear" w:color="auto" w:fill="00B0F0"/>
-          </w:tcPr>
-          <w:p>
-            <w:pPr>
-              <w:jc w:val="both"/>
-              <w:rPr>
-                <w:rFonts w:ascii="Times New Roman" w:hAnsi="Times New Roman" w:cs="Times New Roman"/>
-                <w:lang w:val="tr-TR"/>
-              </w:rPr>
-            </w:pPr>
-            <w:r>
-              <w:rPr>
-                <w:rFonts w:ascii="Times New Roman" w:hAnsi="Times New Roman" w:cs="Times New Roman"/>
-                <w:lang w:val="tr-TR"/>
-              </w:rPr>
-              <w:t>1.1.</w:t>
+            <w:shd w:val="clear" w:color="auto" w:fill="D86DCB" w:themeFill="accent5" w:themeFillTint="99"/>
+          </w:tcPr>
+          <w:p>
+            <w:pPr>
+              <w:jc w:val="both"/>
+              <w:rPr>
+                <w:rFonts w:ascii="Times New Roman" w:hAnsi="Times New Roman" w:cs="Times New Roman"/>
+                <w:lang w:val="tr-TR"/>
+              </w:rPr>
+            </w:pPr>
+            <w:r>
+              <w:rPr>
+                <w:rFonts w:ascii="Times New Roman" w:hAnsi="Times New Roman" w:cs="Times New Roman"/>
+                <w:lang w:val="tr-TR"/>
+              </w:rPr>
+              <w:t>1.8.</w:t>
             </w:r>
           </w:p>
         </w:tc>
         <w:tc>
           <w:tcPr>
             <w:tcW w:w="5527" w:type="dxa"/>
-            <w:shd w:val="clear" w:color="auto" w:fill="00B0F0"/>
-          </w:tcPr>
-          <w:p>
-            <w:pPr>
-              <w:jc w:val="both"/>
-              <w:rPr>
-                <w:rFonts w:ascii="Times New Roman" w:hAnsi="Times New Roman" w:cs="Times New Roman"/>
-                <w:lang w:val="tr-TR"/>
-              </w:rPr>
-            </w:pPr>
-            <w:r>
-              <w:rPr>
-                <w:rFonts w:ascii="Times New Roman" w:hAnsi="Times New Roman" w:cs="Times New Roman"/>
-                <w:lang w:val="tr-TR"/>
-              </w:rPr>
-              <w:t>Kim11.1.7 / 1.2.3. Tepkime Hızına Etki Eden Faktörler</w:t>
+            <w:shd w:val="clear" w:color="auto" w:fill="D86DCB" w:themeFill="accent5" w:themeFillTint="99"/>
+          </w:tcPr>
+          <w:p>
+            <w:pPr>
+              <w:jc w:val="both"/>
+              <w:rPr>
+                <w:rFonts w:ascii="Times New Roman" w:hAnsi="Times New Roman" w:cs="Times New Roman"/>
+                <w:lang w:val="tr-TR"/>
+              </w:rPr>
+            </w:pPr>
+            <w:r>
+              <w:rPr>
+                <w:rFonts w:ascii="Times New Roman" w:hAnsi="Times New Roman" w:cs="Times New Roman"/>
+                <w:lang w:val="tr-TR"/>
+              </w:rPr>
+              <w:t>Kim11.1.6 / 1.2.2. Tepken ve Ürün Derişimleriyle Ortalama Tepkime Hızlarının Hesaplanması</w:t>
             </w:r>
           </w:p>
         </w:tc>
@@ -2788,66 +2421,66 @@
         <w:tc>
           <w:tcPr>
             <w:tcW w:w="1656" w:type="dxa"/>
-            <w:shd w:val="clear" w:color="auto" w:fill="00B0F0"/>
-          </w:tcPr>
-          <w:p>
-            <w:pPr>
-              <w:jc w:val="both"/>
-              <w:rPr>
-                <w:rFonts w:ascii="Times New Roman" w:hAnsi="Times New Roman" w:cs="Times New Roman"/>
-                <w:lang w:val="tr-TR"/>
-              </w:rPr>
-            </w:pPr>
-            <w:r>
-              <w:rPr>
-                <w:rFonts w:ascii="Times New Roman" w:hAnsi="Times New Roman" w:cs="Times New Roman"/>
-                <w:lang w:val="tr-TR"/>
-              </w:rPr>
-              <w:t>Sıra Sizde</w:t>
+            <w:shd w:val="clear" w:color="auto" w:fill="D86DCB" w:themeFill="accent5" w:themeFillTint="99"/>
+          </w:tcPr>
+          <w:p>
+            <w:pPr>
+              <w:jc w:val="both"/>
+              <w:rPr>
+                <w:rFonts w:ascii="Times New Roman" w:hAnsi="Times New Roman" w:cs="Times New Roman"/>
+                <w:lang w:val="tr-TR"/>
+              </w:rPr>
+            </w:pPr>
+            <w:r>
+              <w:rPr>
+                <w:rFonts w:ascii="Times New Roman" w:hAnsi="Times New Roman" w:cs="Times New Roman"/>
+                <w:lang w:val="tr-TR"/>
+              </w:rPr>
+              <w:t>Örnek-Çözüm Atölyesi</w:t>
             </w:r>
           </w:p>
         </w:tc>
         <w:tc>
           <w:tcPr>
             <w:tcW w:w="1086" w:type="dxa"/>
-            <w:shd w:val="clear" w:color="auto" w:fill="00B0F0"/>
-          </w:tcPr>
-          <w:p>
-            <w:pPr>
-              <w:jc w:val="both"/>
-              <w:rPr>
-                <w:rFonts w:ascii="Times New Roman" w:hAnsi="Times New Roman" w:cs="Times New Roman"/>
-                <w:lang w:val="tr-TR"/>
-              </w:rPr>
-            </w:pPr>
-            <w:r>
-              <w:rPr>
-                <w:rFonts w:ascii="Times New Roman" w:hAnsi="Times New Roman" w:cs="Times New Roman"/>
-                <w:lang w:val="tr-TR"/>
-              </w:rPr>
-              <w:t>1.7.</w:t>
+            <w:shd w:val="clear" w:color="auto" w:fill="D86DCB" w:themeFill="accent5" w:themeFillTint="99"/>
+          </w:tcPr>
+          <w:p>
+            <w:pPr>
+              <w:jc w:val="both"/>
+              <w:rPr>
+                <w:rFonts w:ascii="Times New Roman" w:hAnsi="Times New Roman" w:cs="Times New Roman"/>
+                <w:lang w:val="tr-TR"/>
+              </w:rPr>
+            </w:pPr>
+            <w:r>
+              <w:rPr>
+                <w:rFonts w:ascii="Times New Roman" w:hAnsi="Times New Roman" w:cs="Times New Roman"/>
+                <w:lang w:val="tr-TR"/>
+              </w:rPr>
+              <w:t>1.9.</w:t>
             </w:r>
           </w:p>
         </w:tc>
         <w:tc>
           <w:tcPr>
             <w:tcW w:w="5527" w:type="dxa"/>
-            <w:shd w:val="clear" w:color="auto" w:fill="00B0F0"/>
-          </w:tcPr>
-          <w:p>
-            <w:pPr>
-              <w:jc w:val="both"/>
-              <w:rPr>
-                <w:rFonts w:ascii="Times New Roman" w:hAnsi="Times New Roman" w:cs="Times New Roman"/>
-                <w:lang w:val="tr-TR"/>
-              </w:rPr>
-            </w:pPr>
-            <w:r>
-              <w:rPr>
-                <w:rFonts w:ascii="Times New Roman" w:hAnsi="Times New Roman" w:cs="Times New Roman"/>
-                <w:lang w:val="tr-TR"/>
-              </w:rPr>
-              <w:t>Kim11.1.7 / 1.2.3. Tepkime Hızına Etki Eden Faktörler</w:t>
+            <w:shd w:val="clear" w:color="auto" w:fill="D86DCB" w:themeFill="accent5" w:themeFillTint="99"/>
+          </w:tcPr>
+          <w:p>
+            <w:pPr>
+              <w:jc w:val="both"/>
+              <w:rPr>
+                <w:rFonts w:ascii="Times New Roman" w:hAnsi="Times New Roman" w:cs="Times New Roman"/>
+                <w:lang w:val="tr-TR"/>
+              </w:rPr>
+            </w:pPr>
+            <w:r>
+              <w:rPr>
+                <w:rFonts w:ascii="Times New Roman" w:hAnsi="Times New Roman" w:cs="Times New Roman"/>
+                <w:lang w:val="tr-TR"/>
+              </w:rPr>
+              <w:t>Kim11.1.6 / 1.2.2. Tepken ve Ürün Derişimleriyle Ortalama Tepkime Hızlarının Hesaplanması</w:t>
             </w:r>
           </w:p>
         </w:tc>
@@ -2878,66 +2511,66 @@
         <w:tc>
           <w:tcPr>
             <w:tcW w:w="1656" w:type="dxa"/>
-            <w:shd w:val="clear" w:color="auto" w:fill="00B0F0"/>
-          </w:tcPr>
-          <w:p>
-            <w:pPr>
-              <w:jc w:val="both"/>
-              <w:rPr>
-                <w:rFonts w:ascii="Times New Roman" w:hAnsi="Times New Roman" w:cs="Times New Roman"/>
-                <w:lang w:val="tr-TR"/>
-              </w:rPr>
-            </w:pPr>
-            <w:r>
-              <w:rPr>
-                <w:rFonts w:ascii="Times New Roman" w:hAnsi="Times New Roman" w:cs="Times New Roman"/>
-                <w:lang w:val="tr-TR"/>
-              </w:rPr>
-              <w:t>Analiz ve Keşif Atölyesi</w:t>
+            <w:shd w:val="clear" w:color="auto" w:fill="D86DCB" w:themeFill="accent5" w:themeFillTint="99"/>
+          </w:tcPr>
+          <w:p>
+            <w:pPr>
+              <w:jc w:val="both"/>
+              <w:rPr>
+                <w:rFonts w:ascii="Times New Roman" w:hAnsi="Times New Roman" w:cs="Times New Roman"/>
+                <w:lang w:val="tr-TR"/>
+              </w:rPr>
+            </w:pPr>
+            <w:r>
+              <w:rPr>
+                <w:rFonts w:ascii="Times New Roman" w:hAnsi="Times New Roman" w:cs="Times New Roman"/>
+                <w:lang w:val="tr-TR"/>
+              </w:rPr>
+              <w:t>Sıra Sizde</w:t>
             </w:r>
           </w:p>
         </w:tc>
         <w:tc>
           <w:tcPr>
             <w:tcW w:w="1086" w:type="dxa"/>
-            <w:shd w:val="clear" w:color="auto" w:fill="00B0F0"/>
-          </w:tcPr>
-          <w:p>
-            <w:pPr>
-              <w:jc w:val="both"/>
-              <w:rPr>
-                <w:rFonts w:ascii="Times New Roman" w:hAnsi="Times New Roman" w:cs="Times New Roman"/>
-                <w:lang w:val="tr-TR"/>
-              </w:rPr>
-            </w:pPr>
-            <w:r>
-              <w:rPr>
-                <w:rFonts w:ascii="Times New Roman" w:hAnsi="Times New Roman" w:cs="Times New Roman"/>
-                <w:lang w:val="tr-TR"/>
-              </w:rPr>
-              <w:t>1.8.</w:t>
+            <w:shd w:val="clear" w:color="auto" w:fill="D86DCB" w:themeFill="accent5" w:themeFillTint="99"/>
+          </w:tcPr>
+          <w:p>
+            <w:pPr>
+              <w:jc w:val="both"/>
+              <w:rPr>
+                <w:rFonts w:ascii="Times New Roman" w:hAnsi="Times New Roman" w:cs="Times New Roman"/>
+                <w:lang w:val="tr-TR"/>
+              </w:rPr>
+            </w:pPr>
+            <w:r>
+              <w:rPr>
+                <w:rFonts w:ascii="Times New Roman" w:hAnsi="Times New Roman" w:cs="Times New Roman"/>
+                <w:lang w:val="tr-TR"/>
+              </w:rPr>
+              <w:t>1.6.</w:t>
             </w:r>
           </w:p>
         </w:tc>
         <w:tc>
           <w:tcPr>
             <w:tcW w:w="5527" w:type="dxa"/>
-            <w:shd w:val="clear" w:color="auto" w:fill="00B0F0"/>
-          </w:tcPr>
-          <w:p>
-            <w:pPr>
-              <w:jc w:val="both"/>
-              <w:rPr>
-                <w:rFonts w:ascii="Times New Roman" w:hAnsi="Times New Roman" w:cs="Times New Roman"/>
-                <w:lang w:val="tr-TR"/>
-              </w:rPr>
-            </w:pPr>
-            <w:r>
-              <w:rPr>
-                <w:rFonts w:ascii="Times New Roman" w:hAnsi="Times New Roman" w:cs="Times New Roman"/>
-                <w:lang w:val="tr-TR"/>
-              </w:rPr>
-              <w:t>Kim11.1.8 / 1.2.4. Tek Basamaklı Kimyasal Tepkimelerin Hız Denkleminin Deneysel Veriler Yardımıyla Belirlenmesi</w:t>
+            <w:shd w:val="clear" w:color="auto" w:fill="D86DCB" w:themeFill="accent5" w:themeFillTint="99"/>
+          </w:tcPr>
+          <w:p>
+            <w:pPr>
+              <w:jc w:val="both"/>
+              <w:rPr>
+                <w:rFonts w:ascii="Times New Roman" w:hAnsi="Times New Roman" w:cs="Times New Roman"/>
+                <w:lang w:val="tr-TR"/>
+              </w:rPr>
+            </w:pPr>
+            <w:r>
+              <w:rPr>
+                <w:rFonts w:ascii="Times New Roman" w:hAnsi="Times New Roman" w:cs="Times New Roman"/>
+                <w:lang w:val="tr-TR"/>
+              </w:rPr>
+              <w:t>Kim11.1.6 / 1.2.2. Tepken ve Ürün Derişimleriyle Ortalama Tepkime Hızlarının Hesaplanması</w:t>
             </w:r>
           </w:p>
         </w:tc>
@@ -2968,29 +2601,29 @@
         <w:tc>
           <w:tcPr>
             <w:tcW w:w="1656" w:type="dxa"/>
-            <w:shd w:val="clear" w:color="auto" w:fill="00B0F0"/>
-          </w:tcPr>
-          <w:p>
-            <w:pPr>
-              <w:jc w:val="both"/>
-              <w:rPr>
-                <w:rFonts w:ascii="Times New Roman" w:hAnsi="Times New Roman" w:cs="Times New Roman"/>
-                <w:lang w:val="tr-TR"/>
-              </w:rPr>
-            </w:pPr>
-            <w:r>
-              <w:rPr>
-                <w:rFonts w:ascii="Times New Roman" w:hAnsi="Times New Roman" w:cs="Times New Roman"/>
-                <w:lang w:val="tr-TR"/>
-              </w:rPr>
-              <w:t>Örnek-Çözüm Atölyesi</w:t>
+            <w:shd w:val="clear" w:color="auto" w:fill="D86DCB" w:themeFill="accent5" w:themeFillTint="99"/>
+          </w:tcPr>
+          <w:p>
+            <w:pPr>
+              <w:jc w:val="both"/>
+              <w:rPr>
+                <w:rFonts w:ascii="Times New Roman" w:hAnsi="Times New Roman" w:cs="Times New Roman"/>
+                <w:lang w:val="tr-TR"/>
+              </w:rPr>
+            </w:pPr>
+            <w:r>
+              <w:rPr>
+                <w:rFonts w:ascii="Times New Roman" w:hAnsi="Times New Roman" w:cs="Times New Roman"/>
+                <w:lang w:val="tr-TR"/>
+              </w:rPr>
+              <w:t>Analiz ve Keşif Atölyesi</w:t>
             </w:r>
           </w:p>
         </w:tc>
         <w:tc>
           <w:tcPr>
             <w:tcW w:w="1086" w:type="dxa"/>
-            <w:shd w:val="clear" w:color="auto" w:fill="00B0F0"/>
+            <w:shd w:val="clear" w:color="auto" w:fill="D86DCB" w:themeFill="accent5" w:themeFillTint="99"/>
           </w:tcPr>
           <w:p>
             <w:pPr>
@@ -3012,22 +2645,22 @@
         <w:tc>
           <w:tcPr>
             <w:tcW w:w="5527" w:type="dxa"/>
-            <w:shd w:val="clear" w:color="auto" w:fill="00B0F0"/>
-          </w:tcPr>
-          <w:p>
-            <w:pPr>
-              <w:jc w:val="both"/>
-              <w:rPr>
-                <w:rFonts w:ascii="Times New Roman" w:hAnsi="Times New Roman" w:cs="Times New Roman"/>
-                <w:lang w:val="tr-TR"/>
-              </w:rPr>
-            </w:pPr>
-            <w:r>
-              <w:rPr>
-                <w:rFonts w:ascii="Times New Roman" w:hAnsi="Times New Roman" w:cs="Times New Roman"/>
-                <w:lang w:val="tr-TR"/>
-              </w:rPr>
-              <w:t>Kim11.1.8 / 1.2.4. Tek Basamaklı Kimyasal Tepkimelerin Hız Denkleminin Deneysel Veriler Yardımıyla Belirlenmesi</w:t>
+            <w:shd w:val="clear" w:color="auto" w:fill="D86DCB" w:themeFill="accent5" w:themeFillTint="99"/>
+          </w:tcPr>
+          <w:p>
+            <w:pPr>
+              <w:jc w:val="both"/>
+              <w:rPr>
+                <w:rFonts w:ascii="Times New Roman" w:hAnsi="Times New Roman" w:cs="Times New Roman"/>
+                <w:lang w:val="tr-TR"/>
+              </w:rPr>
+            </w:pPr>
+            <w:r>
+              <w:rPr>
+                <w:rFonts w:ascii="Times New Roman" w:hAnsi="Times New Roman" w:cs="Times New Roman"/>
+                <w:lang w:val="tr-TR"/>
+              </w:rPr>
+              <w:t>Kim11.1.7 / 1.2.3. Tepkime Hızına Etki Eden Faktörler</w:t>
             </w:r>
           </w:p>
         </w:tc>
@@ -3058,66 +2691,66 @@
         <w:tc>
           <w:tcPr>
             <w:tcW w:w="1656" w:type="dxa"/>
-            <w:shd w:val="clear" w:color="auto" w:fill="00B0F0"/>
-          </w:tcPr>
-          <w:p>
-            <w:pPr>
-              <w:jc w:val="both"/>
-              <w:rPr>
-                <w:rFonts w:ascii="Times New Roman" w:hAnsi="Times New Roman" w:cs="Times New Roman"/>
-                <w:lang w:val="tr-TR"/>
-              </w:rPr>
-            </w:pPr>
-            <w:r>
-              <w:rPr>
-                <w:rFonts w:ascii="Times New Roman" w:hAnsi="Times New Roman" w:cs="Times New Roman"/>
-                <w:lang w:val="tr-TR"/>
-              </w:rPr>
-              <w:t>Örnek-Çözüm Atölyesi</w:t>
+            <w:shd w:val="clear" w:color="auto" w:fill="D86DCB" w:themeFill="accent5" w:themeFillTint="99"/>
+          </w:tcPr>
+          <w:p>
+            <w:pPr>
+              <w:jc w:val="both"/>
+              <w:rPr>
+                <w:rFonts w:ascii="Times New Roman" w:hAnsi="Times New Roman" w:cs="Times New Roman"/>
+                <w:lang w:val="tr-TR"/>
+              </w:rPr>
+            </w:pPr>
+            <w:r>
+              <w:rPr>
+                <w:rFonts w:ascii="Times New Roman" w:hAnsi="Times New Roman" w:cs="Times New Roman"/>
+                <w:lang w:val="tr-TR"/>
+              </w:rPr>
+              <w:t>Bilgi Köşesi</w:t>
             </w:r>
           </w:p>
         </w:tc>
         <w:tc>
           <w:tcPr>
             <w:tcW w:w="1086" w:type="dxa"/>
-            <w:shd w:val="clear" w:color="auto" w:fill="00B0F0"/>
-          </w:tcPr>
-          <w:p>
-            <w:pPr>
-              <w:jc w:val="both"/>
-              <w:rPr>
-                <w:rFonts w:ascii="Times New Roman" w:hAnsi="Times New Roman" w:cs="Times New Roman"/>
-                <w:lang w:val="tr-TR"/>
-              </w:rPr>
-            </w:pPr>
-            <w:r>
-              <w:rPr>
-                <w:rFonts w:ascii="Times New Roman" w:hAnsi="Times New Roman" w:cs="Times New Roman"/>
-                <w:lang w:val="tr-TR"/>
-              </w:rPr>
-              <w:t>1.8.</w:t>
+            <w:shd w:val="clear" w:color="auto" w:fill="D86DCB" w:themeFill="accent5" w:themeFillTint="99"/>
+          </w:tcPr>
+          <w:p>
+            <w:pPr>
+              <w:jc w:val="both"/>
+              <w:rPr>
+                <w:rFonts w:ascii="Times New Roman" w:hAnsi="Times New Roman" w:cs="Times New Roman"/>
+                <w:lang w:val="tr-TR"/>
+              </w:rPr>
+            </w:pPr>
+            <w:r>
+              <w:rPr>
+                <w:rFonts w:ascii="Times New Roman" w:hAnsi="Times New Roman" w:cs="Times New Roman"/>
+                <w:lang w:val="tr-TR"/>
+              </w:rPr>
+              <w:t>1.2.</w:t>
             </w:r>
           </w:p>
         </w:tc>
         <w:tc>
           <w:tcPr>
             <w:tcW w:w="5527" w:type="dxa"/>
-            <w:shd w:val="clear" w:color="auto" w:fill="00B0F0"/>
-          </w:tcPr>
-          <w:p>
-            <w:pPr>
-              <w:jc w:val="both"/>
-              <w:rPr>
-                <w:rFonts w:ascii="Times New Roman" w:hAnsi="Times New Roman" w:cs="Times New Roman"/>
-                <w:lang w:val="tr-TR"/>
-              </w:rPr>
-            </w:pPr>
-            <w:r>
-              <w:rPr>
-                <w:rFonts w:ascii="Times New Roman" w:hAnsi="Times New Roman" w:cs="Times New Roman"/>
-                <w:lang w:val="tr-TR"/>
-              </w:rPr>
-              <w:t>Kim11.1.8 / 1.2.4. Tek Basamaklı Kimyasal Tepkimelerin Hız Denkleminin Deneysel Veriler Yardımıyla Belirlenmesi</w:t>
+            <w:shd w:val="clear" w:color="auto" w:fill="D86DCB" w:themeFill="accent5" w:themeFillTint="99"/>
+          </w:tcPr>
+          <w:p>
+            <w:pPr>
+              <w:jc w:val="both"/>
+              <w:rPr>
+                <w:rFonts w:ascii="Times New Roman" w:hAnsi="Times New Roman" w:cs="Times New Roman"/>
+                <w:lang w:val="tr-TR"/>
+              </w:rPr>
+            </w:pPr>
+            <w:r>
+              <w:rPr>
+                <w:rFonts w:ascii="Times New Roman" w:hAnsi="Times New Roman" w:cs="Times New Roman"/>
+                <w:lang w:val="tr-TR"/>
+              </w:rPr>
+              <w:t>Kim11.1.7 / 1.2.3. Tepkime Hızına Etki Eden Faktörler</w:t>
             </w:r>
           </w:p>
         </w:tc>
@@ -3148,66 +2781,66 @@
         <w:tc>
           <w:tcPr>
             <w:tcW w:w="1656" w:type="dxa"/>
-            <w:shd w:val="clear" w:color="auto" w:fill="00B0F0"/>
-          </w:tcPr>
-          <w:p>
-            <w:pPr>
-              <w:jc w:val="both"/>
-              <w:rPr>
-                <w:rFonts w:ascii="Times New Roman" w:hAnsi="Times New Roman" w:cs="Times New Roman"/>
-                <w:lang w:val="tr-TR"/>
-              </w:rPr>
-            </w:pPr>
-            <w:r>
-              <w:rPr>
-                <w:rFonts w:ascii="Times New Roman" w:hAnsi="Times New Roman" w:cs="Times New Roman"/>
-                <w:lang w:val="tr-TR"/>
-              </w:rPr>
-              <w:t>Örnek-Çözüm Atölyesi</w:t>
+            <w:shd w:val="clear" w:color="auto" w:fill="D86DCB" w:themeFill="accent5" w:themeFillTint="99"/>
+          </w:tcPr>
+          <w:p>
+            <w:pPr>
+              <w:jc w:val="both"/>
+              <w:rPr>
+                <w:rFonts w:ascii="Times New Roman" w:hAnsi="Times New Roman" w:cs="Times New Roman"/>
+                <w:lang w:val="tr-TR"/>
+              </w:rPr>
+            </w:pPr>
+            <w:r>
+              <w:rPr>
+                <w:rFonts w:ascii="Times New Roman" w:hAnsi="Times New Roman" w:cs="Times New Roman"/>
+                <w:lang w:val="tr-TR"/>
+              </w:rPr>
+              <w:t>Performans Görevi</w:t>
             </w:r>
           </w:p>
         </w:tc>
         <w:tc>
           <w:tcPr>
             <w:tcW w:w="1086" w:type="dxa"/>
-            <w:shd w:val="clear" w:color="auto" w:fill="00B0F0"/>
-          </w:tcPr>
-          <w:p>
-            <w:pPr>
-              <w:jc w:val="both"/>
-              <w:rPr>
-                <w:rFonts w:ascii="Times New Roman" w:hAnsi="Times New Roman" w:cs="Times New Roman"/>
-                <w:lang w:val="tr-TR"/>
-              </w:rPr>
-            </w:pPr>
-            <w:r>
-              <w:rPr>
-                <w:rFonts w:ascii="Times New Roman" w:hAnsi="Times New Roman" w:cs="Times New Roman"/>
-                <w:lang w:val="tr-TR"/>
-              </w:rPr>
-              <w:t>1.9.</w:t>
+            <w:shd w:val="clear" w:color="auto" w:fill="D86DCB" w:themeFill="accent5" w:themeFillTint="99"/>
+          </w:tcPr>
+          <w:p>
+            <w:pPr>
+              <w:jc w:val="both"/>
+              <w:rPr>
+                <w:rFonts w:ascii="Times New Roman" w:hAnsi="Times New Roman" w:cs="Times New Roman"/>
+                <w:lang w:val="tr-TR"/>
+              </w:rPr>
+            </w:pPr>
+            <w:r>
+              <w:rPr>
+                <w:rFonts w:ascii="Times New Roman" w:hAnsi="Times New Roman" w:cs="Times New Roman"/>
+                <w:lang w:val="tr-TR"/>
+              </w:rPr>
+              <w:t>1.1.</w:t>
             </w:r>
           </w:p>
         </w:tc>
         <w:tc>
           <w:tcPr>
             <w:tcW w:w="5527" w:type="dxa"/>
-            <w:shd w:val="clear" w:color="auto" w:fill="00B0F0"/>
-          </w:tcPr>
-          <w:p>
-            <w:pPr>
-              <w:jc w:val="both"/>
-              <w:rPr>
-                <w:rFonts w:ascii="Times New Roman" w:hAnsi="Times New Roman" w:cs="Times New Roman"/>
-                <w:lang w:val="tr-TR"/>
-              </w:rPr>
-            </w:pPr>
-            <w:r>
-              <w:rPr>
-                <w:rFonts w:ascii="Times New Roman" w:hAnsi="Times New Roman" w:cs="Times New Roman"/>
-                <w:lang w:val="tr-TR"/>
-              </w:rPr>
-              <w:t>Kim11.1.8 / 1.2.4. Tek Basamaklı Kimyasal Tepkimelerin Hız Denkleminin Deneysel Veriler Yardımıyla Belirlenmesi</w:t>
+            <w:shd w:val="clear" w:color="auto" w:fill="D86DCB" w:themeFill="accent5" w:themeFillTint="99"/>
+          </w:tcPr>
+          <w:p>
+            <w:pPr>
+              <w:jc w:val="both"/>
+              <w:rPr>
+                <w:rFonts w:ascii="Times New Roman" w:hAnsi="Times New Roman" w:cs="Times New Roman"/>
+                <w:lang w:val="tr-TR"/>
+              </w:rPr>
+            </w:pPr>
+            <w:r>
+              <w:rPr>
+                <w:rFonts w:ascii="Times New Roman" w:hAnsi="Times New Roman" w:cs="Times New Roman"/>
+                <w:lang w:val="tr-TR"/>
+              </w:rPr>
+              <w:t>Kim11.1.7 / 1.2.3. Tepkime Hızına Etki Eden Faktörler</w:t>
             </w:r>
           </w:p>
         </w:tc>
@@ -3238,66 +2871,66 @@
         <w:tc>
           <w:tcPr>
             <w:tcW w:w="1656" w:type="dxa"/>
-            <w:shd w:val="clear" w:color="auto" w:fill="00B0F0"/>
-          </w:tcPr>
-          <w:p>
-            <w:pPr>
-              <w:jc w:val="both"/>
-              <w:rPr>
-                <w:rFonts w:ascii="Times New Roman" w:hAnsi="Times New Roman" w:cs="Times New Roman"/>
-                <w:lang w:val="tr-TR"/>
-              </w:rPr>
-            </w:pPr>
-            <w:r>
-              <w:rPr>
-                <w:rFonts w:ascii="Times New Roman" w:hAnsi="Times New Roman" w:cs="Times New Roman"/>
-                <w:lang w:val="tr-TR"/>
-              </w:rPr>
-              <w:t>Bilgi Köşesi</w:t>
+            <w:shd w:val="clear" w:color="auto" w:fill="D86DCB" w:themeFill="accent5" w:themeFillTint="99"/>
+          </w:tcPr>
+          <w:p>
+            <w:pPr>
+              <w:jc w:val="both"/>
+              <w:rPr>
+                <w:rFonts w:ascii="Times New Roman" w:hAnsi="Times New Roman" w:cs="Times New Roman"/>
+                <w:lang w:val="tr-TR"/>
+              </w:rPr>
+            </w:pPr>
+            <w:r>
+              <w:rPr>
+                <w:rFonts w:ascii="Times New Roman" w:hAnsi="Times New Roman" w:cs="Times New Roman"/>
+                <w:lang w:val="tr-TR"/>
+              </w:rPr>
+              <w:t>Sıra Sizde</w:t>
             </w:r>
           </w:p>
         </w:tc>
         <w:tc>
           <w:tcPr>
             <w:tcW w:w="1086" w:type="dxa"/>
-            <w:shd w:val="clear" w:color="auto" w:fill="00B0F0"/>
-          </w:tcPr>
-          <w:p>
-            <w:pPr>
-              <w:jc w:val="both"/>
-              <w:rPr>
-                <w:rFonts w:ascii="Times New Roman" w:hAnsi="Times New Roman" w:cs="Times New Roman"/>
-                <w:lang w:val="tr-TR"/>
-              </w:rPr>
-            </w:pPr>
-            <w:r>
-              <w:rPr>
-                <w:rFonts w:ascii="Times New Roman" w:hAnsi="Times New Roman" w:cs="Times New Roman"/>
-                <w:lang w:val="tr-TR"/>
-              </w:rPr>
-              <w:t>1.2.</w:t>
+            <w:shd w:val="clear" w:color="auto" w:fill="D86DCB" w:themeFill="accent5" w:themeFillTint="99"/>
+          </w:tcPr>
+          <w:p>
+            <w:pPr>
+              <w:jc w:val="both"/>
+              <w:rPr>
+                <w:rFonts w:ascii="Times New Roman" w:hAnsi="Times New Roman" w:cs="Times New Roman"/>
+                <w:lang w:val="tr-TR"/>
+              </w:rPr>
+            </w:pPr>
+            <w:r>
+              <w:rPr>
+                <w:rFonts w:ascii="Times New Roman" w:hAnsi="Times New Roman" w:cs="Times New Roman"/>
+                <w:lang w:val="tr-TR"/>
+              </w:rPr>
+              <w:t>1.7.</w:t>
             </w:r>
           </w:p>
         </w:tc>
         <w:tc>
           <w:tcPr>
             <w:tcW w:w="5527" w:type="dxa"/>
-            <w:shd w:val="clear" w:color="auto" w:fill="00B0F0"/>
-          </w:tcPr>
-          <w:p>
-            <w:pPr>
-              <w:jc w:val="both"/>
-              <w:rPr>
-                <w:rFonts w:ascii="Times New Roman" w:hAnsi="Times New Roman" w:cs="Times New Roman"/>
-                <w:lang w:val="tr-TR"/>
-              </w:rPr>
-            </w:pPr>
-            <w:r>
-              <w:rPr>
-                <w:rFonts w:ascii="Times New Roman" w:hAnsi="Times New Roman" w:cs="Times New Roman"/>
-                <w:lang w:val="tr-TR"/>
-              </w:rPr>
-              <w:t>Kim11.1.8 / 1.2.4. Tek Basamaklı Kimyasal Tepkimelerin Hız Denkleminin Deneysel Veriler Yardımıyla Belirlenmesi</w:t>
+            <w:shd w:val="clear" w:color="auto" w:fill="D86DCB" w:themeFill="accent5" w:themeFillTint="99"/>
+          </w:tcPr>
+          <w:p>
+            <w:pPr>
+              <w:jc w:val="both"/>
+              <w:rPr>
+                <w:rFonts w:ascii="Times New Roman" w:hAnsi="Times New Roman" w:cs="Times New Roman"/>
+                <w:lang w:val="tr-TR"/>
+              </w:rPr>
+            </w:pPr>
+            <w:r>
+              <w:rPr>
+                <w:rFonts w:ascii="Times New Roman" w:hAnsi="Times New Roman" w:cs="Times New Roman"/>
+                <w:lang w:val="tr-TR"/>
+              </w:rPr>
+              <w:t>Kim11.1.7 / 1.2.3. Tepkime Hızına Etki Eden Faktörler</w:t>
             </w:r>
           </w:p>
         </w:tc>
@@ -3328,7 +2961,457 @@
         <w:tc>
           <w:tcPr>
             <w:tcW w:w="1656" w:type="dxa"/>
-            <w:shd w:val="clear" w:color="auto" w:fill="00B0F0"/>
+            <w:shd w:val="clear" w:color="auto" w:fill="D86DCB" w:themeFill="accent5" w:themeFillTint="99"/>
+          </w:tcPr>
+          <w:p>
+            <w:pPr>
+              <w:jc w:val="both"/>
+              <w:rPr>
+                <w:rFonts w:ascii="Times New Roman" w:hAnsi="Times New Roman" w:cs="Times New Roman"/>
+                <w:lang w:val="tr-TR"/>
+              </w:rPr>
+            </w:pPr>
+            <w:r>
+              <w:rPr>
+                <w:rFonts w:ascii="Times New Roman" w:hAnsi="Times New Roman" w:cs="Times New Roman"/>
+                <w:lang w:val="tr-TR"/>
+              </w:rPr>
+              <w:t>Analiz ve Keşif Atölyesi</w:t>
+            </w:r>
+          </w:p>
+        </w:tc>
+        <w:tc>
+          <w:tcPr>
+            <w:tcW w:w="1086" w:type="dxa"/>
+            <w:shd w:val="clear" w:color="auto" w:fill="D86DCB" w:themeFill="accent5" w:themeFillTint="99"/>
+          </w:tcPr>
+          <w:p>
+            <w:pPr>
+              <w:jc w:val="both"/>
+              <w:rPr>
+                <w:rFonts w:ascii="Times New Roman" w:hAnsi="Times New Roman" w:cs="Times New Roman"/>
+                <w:lang w:val="tr-TR"/>
+              </w:rPr>
+            </w:pPr>
+            <w:r>
+              <w:rPr>
+                <w:rFonts w:ascii="Times New Roman" w:hAnsi="Times New Roman" w:cs="Times New Roman"/>
+                <w:lang w:val="tr-TR"/>
+              </w:rPr>
+              <w:t>1.8.</w:t>
+            </w:r>
+          </w:p>
+        </w:tc>
+        <w:tc>
+          <w:tcPr>
+            <w:tcW w:w="5527" w:type="dxa"/>
+            <w:shd w:val="clear" w:color="auto" w:fill="D86DCB" w:themeFill="accent5" w:themeFillTint="99"/>
+          </w:tcPr>
+          <w:p>
+            <w:pPr>
+              <w:jc w:val="both"/>
+              <w:rPr>
+                <w:rFonts w:ascii="Times New Roman" w:hAnsi="Times New Roman" w:cs="Times New Roman"/>
+                <w:lang w:val="tr-TR"/>
+              </w:rPr>
+            </w:pPr>
+            <w:r>
+              <w:rPr>
+                <w:rFonts w:ascii="Times New Roman" w:hAnsi="Times New Roman" w:cs="Times New Roman"/>
+                <w:lang w:val="tr-TR"/>
+              </w:rPr>
+              <w:t>Kim11.1.8 / 1.2.4. Tek Basamaklı Kimyasal Tepkimelerin Hız Denkleminin Deneysel Veriler Yardımıyla Belirlenmesi</w:t>
+            </w:r>
+          </w:p>
+        </w:tc>
+      </w:tr>
+      <w:tr>
+        <w:tc>
+          <w:tcPr>
+            <w:tcW w:w="1081" w:type="dxa"/>
+            <w:shd w:val="clear" w:color="auto" w:fill="FFC000"/>
+          </w:tcPr>
+          <w:p>
+            <w:pPr>
+              <w:jc w:val="both"/>
+              <w:rPr>
+                <w:rFonts w:ascii="Times New Roman" w:hAnsi="Times New Roman" w:cs="Times New Roman"/>
+                <w:lang w:val="tr-TR"/>
+              </w:rPr>
+            </w:pPr>
+            <w:r>
+              <w:rPr>
+                <w:rFonts w:ascii="Times New Roman" w:hAnsi="Times New Roman" w:cs="Times New Roman"/>
+                <w:lang w:val="tr-TR"/>
+              </w:rPr>
+              <w:t>Tema-1</w:t>
+            </w:r>
+          </w:p>
+        </w:tc>
+        <w:tc>
+          <w:tcPr>
+            <w:tcW w:w="1656" w:type="dxa"/>
+            <w:shd w:val="clear" w:color="auto" w:fill="D86DCB" w:themeFill="accent5" w:themeFillTint="99"/>
+          </w:tcPr>
+          <w:p>
+            <w:pPr>
+              <w:jc w:val="both"/>
+              <w:rPr>
+                <w:rFonts w:ascii="Times New Roman" w:hAnsi="Times New Roman" w:cs="Times New Roman"/>
+                <w:lang w:val="tr-TR"/>
+              </w:rPr>
+            </w:pPr>
+            <w:r>
+              <w:rPr>
+                <w:rFonts w:ascii="Times New Roman" w:hAnsi="Times New Roman" w:cs="Times New Roman"/>
+                <w:lang w:val="tr-TR"/>
+              </w:rPr>
+              <w:t>Örnek-Çözüm Atölyesi</w:t>
+            </w:r>
+          </w:p>
+        </w:tc>
+        <w:tc>
+          <w:tcPr>
+            <w:tcW w:w="1086" w:type="dxa"/>
+            <w:shd w:val="clear" w:color="auto" w:fill="D86DCB" w:themeFill="accent5" w:themeFillTint="99"/>
+          </w:tcPr>
+          <w:p>
+            <w:pPr>
+              <w:jc w:val="both"/>
+              <w:rPr>
+                <w:rFonts w:ascii="Times New Roman" w:hAnsi="Times New Roman" w:cs="Times New Roman"/>
+                <w:lang w:val="tr-TR"/>
+              </w:rPr>
+            </w:pPr>
+            <w:r>
+              <w:rPr>
+                <w:rFonts w:ascii="Times New Roman" w:hAnsi="Times New Roman" w:cs="Times New Roman"/>
+                <w:lang w:val="tr-TR"/>
+              </w:rPr>
+              <w:t>1.10.</w:t>
+            </w:r>
+          </w:p>
+        </w:tc>
+        <w:tc>
+          <w:tcPr>
+            <w:tcW w:w="5527" w:type="dxa"/>
+            <w:shd w:val="clear" w:color="auto" w:fill="D86DCB" w:themeFill="accent5" w:themeFillTint="99"/>
+          </w:tcPr>
+          <w:p>
+            <w:pPr>
+              <w:jc w:val="both"/>
+              <w:rPr>
+                <w:rFonts w:ascii="Times New Roman" w:hAnsi="Times New Roman" w:cs="Times New Roman"/>
+                <w:lang w:val="tr-TR"/>
+              </w:rPr>
+            </w:pPr>
+            <w:r>
+              <w:rPr>
+                <w:rFonts w:ascii="Times New Roman" w:hAnsi="Times New Roman" w:cs="Times New Roman"/>
+                <w:lang w:val="tr-TR"/>
+              </w:rPr>
+              <w:t>Kim11.1.8 / 1.2.4. Tek Basamaklı Kimyasal Tepkimelerin Hız Denkleminin Deneysel Veriler Yardımıyla Belirlenmesi</w:t>
+            </w:r>
+          </w:p>
+        </w:tc>
+      </w:tr>
+      <w:tr>
+        <w:tc>
+          <w:tcPr>
+            <w:tcW w:w="1081" w:type="dxa"/>
+            <w:shd w:val="clear" w:color="auto" w:fill="FFC000"/>
+          </w:tcPr>
+          <w:p>
+            <w:pPr>
+              <w:jc w:val="both"/>
+              <w:rPr>
+                <w:rFonts w:ascii="Times New Roman" w:hAnsi="Times New Roman" w:cs="Times New Roman"/>
+                <w:lang w:val="tr-TR"/>
+              </w:rPr>
+            </w:pPr>
+            <w:r>
+              <w:rPr>
+                <w:rFonts w:ascii="Times New Roman" w:hAnsi="Times New Roman" w:cs="Times New Roman"/>
+                <w:lang w:val="tr-TR"/>
+              </w:rPr>
+              <w:t>Tema-1</w:t>
+            </w:r>
+          </w:p>
+        </w:tc>
+        <w:tc>
+          <w:tcPr>
+            <w:tcW w:w="1656" w:type="dxa"/>
+            <w:shd w:val="clear" w:color="auto" w:fill="D86DCB" w:themeFill="accent5" w:themeFillTint="99"/>
+          </w:tcPr>
+          <w:p>
+            <w:pPr>
+              <w:jc w:val="both"/>
+              <w:rPr>
+                <w:rFonts w:ascii="Times New Roman" w:hAnsi="Times New Roman" w:cs="Times New Roman"/>
+                <w:lang w:val="tr-TR"/>
+              </w:rPr>
+            </w:pPr>
+            <w:r>
+              <w:rPr>
+                <w:rFonts w:ascii="Times New Roman" w:hAnsi="Times New Roman" w:cs="Times New Roman"/>
+                <w:lang w:val="tr-TR"/>
+              </w:rPr>
+              <w:t>Örnek-Çözüm Atölyesi</w:t>
+            </w:r>
+          </w:p>
+        </w:tc>
+        <w:tc>
+          <w:tcPr>
+            <w:tcW w:w="1086" w:type="dxa"/>
+            <w:shd w:val="clear" w:color="auto" w:fill="D86DCB" w:themeFill="accent5" w:themeFillTint="99"/>
+          </w:tcPr>
+          <w:p>
+            <w:pPr>
+              <w:jc w:val="both"/>
+              <w:rPr>
+                <w:rFonts w:ascii="Times New Roman" w:hAnsi="Times New Roman" w:cs="Times New Roman"/>
+                <w:lang w:val="tr-TR"/>
+              </w:rPr>
+            </w:pPr>
+            <w:r>
+              <w:rPr>
+                <w:rFonts w:ascii="Times New Roman" w:hAnsi="Times New Roman" w:cs="Times New Roman"/>
+                <w:lang w:val="tr-TR"/>
+              </w:rPr>
+              <w:t>1.11.</w:t>
+            </w:r>
+          </w:p>
+        </w:tc>
+        <w:tc>
+          <w:tcPr>
+            <w:tcW w:w="5527" w:type="dxa"/>
+            <w:shd w:val="clear" w:color="auto" w:fill="D86DCB" w:themeFill="accent5" w:themeFillTint="99"/>
+          </w:tcPr>
+          <w:p>
+            <w:pPr>
+              <w:jc w:val="both"/>
+              <w:rPr>
+                <w:rFonts w:ascii="Times New Roman" w:hAnsi="Times New Roman" w:cs="Times New Roman"/>
+                <w:lang w:val="tr-TR"/>
+              </w:rPr>
+            </w:pPr>
+            <w:r>
+              <w:rPr>
+                <w:rFonts w:ascii="Times New Roman" w:hAnsi="Times New Roman" w:cs="Times New Roman"/>
+                <w:lang w:val="tr-TR"/>
+              </w:rPr>
+              <w:t>Kim11.1.8 / 1.2.4. Tek Basamaklı Kimyasal Tepkimelerin Hız Denkleminin Deneysel Veriler Yardımıyla Belirlenmesi</w:t>
+            </w:r>
+          </w:p>
+        </w:tc>
+      </w:tr>
+      <w:tr>
+        <w:tc>
+          <w:tcPr>
+            <w:tcW w:w="1081" w:type="dxa"/>
+            <w:shd w:val="clear" w:color="auto" w:fill="FFC000"/>
+          </w:tcPr>
+          <w:p>
+            <w:pPr>
+              <w:jc w:val="both"/>
+              <w:rPr>
+                <w:rFonts w:ascii="Times New Roman" w:hAnsi="Times New Roman" w:cs="Times New Roman"/>
+                <w:lang w:val="tr-TR"/>
+              </w:rPr>
+            </w:pPr>
+            <w:r>
+              <w:rPr>
+                <w:rFonts w:ascii="Times New Roman" w:hAnsi="Times New Roman" w:cs="Times New Roman"/>
+                <w:lang w:val="tr-TR"/>
+              </w:rPr>
+              <w:t>Tema-1</w:t>
+            </w:r>
+          </w:p>
+        </w:tc>
+        <w:tc>
+          <w:tcPr>
+            <w:tcW w:w="1656" w:type="dxa"/>
+            <w:shd w:val="clear" w:color="auto" w:fill="D86DCB" w:themeFill="accent5" w:themeFillTint="99"/>
+          </w:tcPr>
+          <w:p>
+            <w:pPr>
+              <w:jc w:val="both"/>
+              <w:rPr>
+                <w:rFonts w:ascii="Times New Roman" w:hAnsi="Times New Roman" w:cs="Times New Roman"/>
+                <w:lang w:val="tr-TR"/>
+              </w:rPr>
+            </w:pPr>
+            <w:r>
+              <w:rPr>
+                <w:rFonts w:ascii="Times New Roman" w:hAnsi="Times New Roman" w:cs="Times New Roman"/>
+                <w:lang w:val="tr-TR"/>
+              </w:rPr>
+              <w:t>Örnek-Çözüm Atölyesi</w:t>
+            </w:r>
+          </w:p>
+        </w:tc>
+        <w:tc>
+          <w:tcPr>
+            <w:tcW w:w="1086" w:type="dxa"/>
+            <w:shd w:val="clear" w:color="auto" w:fill="D86DCB" w:themeFill="accent5" w:themeFillTint="99"/>
+          </w:tcPr>
+          <w:p>
+            <w:pPr>
+              <w:jc w:val="both"/>
+              <w:rPr>
+                <w:rFonts w:ascii="Times New Roman" w:hAnsi="Times New Roman" w:cs="Times New Roman"/>
+                <w:lang w:val="tr-TR"/>
+              </w:rPr>
+            </w:pPr>
+            <w:r>
+              <w:rPr>
+                <w:rFonts w:ascii="Times New Roman" w:hAnsi="Times New Roman" w:cs="Times New Roman"/>
+                <w:lang w:val="tr-TR"/>
+              </w:rPr>
+              <w:t>1.12.</w:t>
+            </w:r>
+          </w:p>
+        </w:tc>
+        <w:tc>
+          <w:tcPr>
+            <w:tcW w:w="5527" w:type="dxa"/>
+            <w:shd w:val="clear" w:color="auto" w:fill="D86DCB" w:themeFill="accent5" w:themeFillTint="99"/>
+          </w:tcPr>
+          <w:p>
+            <w:pPr>
+              <w:jc w:val="both"/>
+              <w:rPr>
+                <w:rFonts w:ascii="Times New Roman" w:hAnsi="Times New Roman" w:cs="Times New Roman"/>
+                <w:lang w:val="tr-TR"/>
+              </w:rPr>
+            </w:pPr>
+            <w:r>
+              <w:rPr>
+                <w:rFonts w:ascii="Times New Roman" w:hAnsi="Times New Roman" w:cs="Times New Roman"/>
+                <w:lang w:val="tr-TR"/>
+              </w:rPr>
+              <w:t>Kim11.1.8 / 1.2.4. Tek Basamaklı Kimyasal Tepkimelerin Hız Denkleminin Deneysel Veriler Yardımıyla Belirlenmesi</w:t>
+            </w:r>
+          </w:p>
+        </w:tc>
+      </w:tr>
+      <w:tr>
+        <w:tc>
+          <w:tcPr>
+            <w:tcW w:w="1081" w:type="dxa"/>
+            <w:shd w:val="clear" w:color="auto" w:fill="FFC000"/>
+          </w:tcPr>
+          <w:p>
+            <w:pPr>
+              <w:jc w:val="both"/>
+              <w:rPr>
+                <w:rFonts w:ascii="Times New Roman" w:hAnsi="Times New Roman" w:cs="Times New Roman"/>
+                <w:lang w:val="tr-TR"/>
+              </w:rPr>
+            </w:pPr>
+            <w:r>
+              <w:rPr>
+                <w:rFonts w:ascii="Times New Roman" w:hAnsi="Times New Roman" w:cs="Times New Roman"/>
+                <w:lang w:val="tr-TR"/>
+              </w:rPr>
+              <w:t>Tema-1</w:t>
+            </w:r>
+          </w:p>
+        </w:tc>
+        <w:tc>
+          <w:tcPr>
+            <w:tcW w:w="1656" w:type="dxa"/>
+            <w:shd w:val="clear" w:color="auto" w:fill="D86DCB" w:themeFill="accent5" w:themeFillTint="99"/>
+          </w:tcPr>
+          <w:p>
+            <w:pPr>
+              <w:jc w:val="both"/>
+              <w:rPr>
+                <w:rFonts w:ascii="Times New Roman" w:hAnsi="Times New Roman" w:cs="Times New Roman"/>
+                <w:lang w:val="tr-TR"/>
+              </w:rPr>
+            </w:pPr>
+            <w:r>
+              <w:rPr>
+                <w:rFonts w:ascii="Times New Roman" w:hAnsi="Times New Roman" w:cs="Times New Roman"/>
+                <w:lang w:val="tr-TR"/>
+              </w:rPr>
+              <w:t>Bilgi Köşesi</w:t>
+            </w:r>
+          </w:p>
+        </w:tc>
+        <w:tc>
+          <w:tcPr>
+            <w:tcW w:w="1086" w:type="dxa"/>
+            <w:shd w:val="clear" w:color="auto" w:fill="D86DCB" w:themeFill="accent5" w:themeFillTint="99"/>
+          </w:tcPr>
+          <w:p>
+            <w:pPr>
+              <w:jc w:val="both"/>
+              <w:rPr>
+                <w:rFonts w:ascii="Times New Roman" w:hAnsi="Times New Roman" w:cs="Times New Roman"/>
+                <w:lang w:val="tr-TR"/>
+              </w:rPr>
+            </w:pPr>
+            <w:r>
+              <w:rPr>
+                <w:rFonts w:ascii="Times New Roman" w:hAnsi="Times New Roman" w:cs="Times New Roman"/>
+                <w:lang w:val="tr-TR"/>
+              </w:rPr>
+              <w:t>1.3.</w:t>
+            </w:r>
+          </w:p>
+        </w:tc>
+        <w:tc>
+          <w:tcPr>
+            <w:tcW w:w="5527" w:type="dxa"/>
+            <w:shd w:val="clear" w:color="auto" w:fill="D86DCB" w:themeFill="accent5" w:themeFillTint="99"/>
+          </w:tcPr>
+          <w:p>
+            <w:pPr>
+              <w:jc w:val="both"/>
+              <w:rPr>
+                <w:rFonts w:ascii="Times New Roman" w:hAnsi="Times New Roman" w:cs="Times New Roman"/>
+                <w:lang w:val="tr-TR"/>
+              </w:rPr>
+            </w:pPr>
+            <w:r>
+              <w:rPr>
+                <w:rFonts w:ascii="Times New Roman" w:hAnsi="Times New Roman" w:cs="Times New Roman"/>
+                <w:lang w:val="tr-TR"/>
+              </w:rPr>
+              <w:t>Kim11.1.8 / 1.2.4. Tek Basamaklı Kimyasal Tepkimelerin Hız Denkleminin Deneysel Veriler Yardımıyla Belirlenmesi</w:t>
+            </w:r>
+          </w:p>
+        </w:tc>
+      </w:tr>
+      <w:tr>
+        <w:tc>
+          <w:tcPr>
+            <w:tcW w:w="1081" w:type="dxa"/>
+            <w:shd w:val="clear" w:color="auto" w:fill="FFC000"/>
+          </w:tcPr>
+          <w:p>
+            <w:pPr>
+              <w:jc w:val="both"/>
+              <w:rPr>
+                <w:rFonts w:ascii="Times New Roman" w:hAnsi="Times New Roman" w:cs="Times New Roman"/>
+                <w:lang w:val="tr-TR"/>
+              </w:rPr>
+            </w:pPr>
+            <w:r>
+              <w:rPr>
+                <w:rFonts w:ascii="Times New Roman" w:hAnsi="Times New Roman" w:cs="Times New Roman"/>
+                <w:lang w:val="tr-TR"/>
+              </w:rPr>
+              <w:t>Tema-1</w:t>
+            </w:r>
+          </w:p>
+        </w:tc>
+        <w:tc>
+          <w:tcPr>
+            <w:tcW w:w="1656" w:type="dxa"/>
+            <w:shd w:val="clear" w:color="auto" w:fill="D86DCB" w:themeFill="accent5" w:themeFillTint="99"/>
           </w:tcPr>
           <w:p>
             <w:pPr>
@@ -3350,7 +3433,7 @@
         <w:tc>
           <w:tcPr>
             <w:tcW w:w="1086" w:type="dxa"/>
-            <w:shd w:val="clear" w:color="auto" w:fill="00B0F0"/>
+            <w:shd w:val="clear" w:color="auto" w:fill="D86DCB" w:themeFill="accent5" w:themeFillTint="99"/>
           </w:tcPr>
           <w:p>
             <w:pPr>
@@ -3372,7 +3455,7 @@
         <w:tc>
           <w:tcPr>
             <w:tcW w:w="5527" w:type="dxa"/>
-            <w:shd w:val="clear" w:color="auto" w:fill="00B0F0"/>
+            <w:shd w:val="clear" w:color="auto" w:fill="D86DCB" w:themeFill="accent5" w:themeFillTint="99"/>
           </w:tcPr>
           <w:p>
             <w:pPr>
